--- a/Lab3/lab3.docx
+++ b/Lab3/lab3.docx
@@ -1,6 +1,6 @@
 
 <file path=word/document.xml><?xml version="1.0" encoding="utf-8"?>
-<w:document xmlns:wpc="http://schemas.microsoft.com/office/word/2010/wordprocessingCanvas" xmlns:cx="http://schemas.microsoft.com/office/drawing/2014/chartex" xmlns:cx1="http://schemas.microsoft.com/office/drawing/2015/9/8/chartex" xmlns:cx2="http://schemas.microsoft.com/office/drawing/2015/10/21/chartex" xmlns:cx3="http://schemas.microsoft.com/office/drawing/2016/5/9/chartex" xmlns:cx4="http://schemas.microsoft.com/office/drawing/2016/5/10/chartex" xmlns:cx5="http://schemas.microsoft.com/office/drawing/2016/5/11/chartex" xmlns:cx6="http://schemas.microsoft.com/office/drawing/2016/5/12/chartex" xmlns:cx7="http://schemas.microsoft.com/office/drawing/2016/5/13/chartex" xmlns:cx8="http://schemas.microsoft.com/office/drawing/2016/5/14/chartex" xmlns:mc="http://schemas.openxmlformats.org/markup-compatibility/2006" xmlns:aink="http://schemas.microsoft.com/office/drawing/2016/ink" xmlns:am3d="http://schemas.microsoft.com/office/drawing/2017/model3d" xmlns:o="urn:schemas-microsoft-com:office:office" xmlns:oel="http://schemas.microsoft.com/office/2019/extlst" xmlns:r="http://schemas.openxmlformats.org/officeDocument/2006/relationships" xmlns:m="http://schemas.openxmlformats.org/officeDocument/2006/math" xmlns:v="urn:schemas-microsoft-com:vml" xmlns:wp14="http://schemas.microsoft.com/office/word/2010/wordprocessingDrawing" xmlns:wp="http://schemas.openxmlformats.org/drawingml/2006/wordprocessingDrawing" xmlns:w10="urn:schemas-microsoft-com:office:word" xmlns:w="http://schemas.openxmlformats.org/wordprocessingml/2006/main" xmlns:w14="http://schemas.microsoft.com/office/word/2010/wordml" xmlns:w15="http://schemas.microsoft.com/office/word/2012/wordml" xmlns:w16cex="http://schemas.microsoft.com/office/word/2018/wordml/cex" xmlns:w16cid="http://schemas.microsoft.com/office/word/2016/wordml/cid" xmlns:w16="http://schemas.microsoft.com/office/word/2018/wordml" xmlns:w16sdtdh="http://schemas.microsoft.com/office/word/2020/wordml/sdtdatahash" xmlns:w16se="http://schemas.microsoft.com/office/word/2015/wordml/symex" xmlns:wpg="http://schemas.microsoft.com/office/word/2010/wordprocessingGroup" xmlns:wpi="http://schemas.microsoft.com/office/word/2010/wordprocessingInk" xmlns:wne="http://schemas.microsoft.com/office/word/2006/wordml" xmlns:wps="http://schemas.microsoft.com/office/word/2010/wordprocessingShape" mc:Ignorable="w14 w15 w16se w16cid w16 w16cex w16sdtdh wp14">
+<w:document xmlns:wpc="http://schemas.microsoft.com/office/word/2010/wordprocessingCanvas" xmlns:mc="http://schemas.openxmlformats.org/markup-compatibility/2006" xmlns:o="urn:schemas-microsoft-com:office:office" xmlns:r="http://schemas.openxmlformats.org/officeDocument/2006/relationships" xmlns:m="http://schemas.openxmlformats.org/officeDocument/2006/math" xmlns:v="urn:schemas-microsoft-com:vml" xmlns:wp14="http://schemas.microsoft.com/office/word/2010/wordprocessingDrawing" xmlns:wp="http://schemas.openxmlformats.org/drawingml/2006/wordprocessingDrawing" xmlns:w10="urn:schemas-microsoft-com:office:word" xmlns:w="http://schemas.openxmlformats.org/wordprocessingml/2006/main" xmlns:w14="http://schemas.microsoft.com/office/word/2010/wordml" xmlns:w15="http://schemas.microsoft.com/office/word/2012/wordml" xmlns:wpg="http://schemas.microsoft.com/office/word/2010/wordprocessingGroup" xmlns:wpi="http://schemas.microsoft.com/office/word/2010/wordprocessingInk" xmlns:wne="http://schemas.microsoft.com/office/word/2006/wordml" xmlns:wps="http://schemas.microsoft.com/office/word/2010/wordprocessingShape" mc:Ignorable="w14 w15 wp14">
   <w:body>
     <w:p>
       <w:pPr>
@@ -89,7 +89,7 @@
     </w:p>
     <w:p>
       <w:pPr>
-        <w:pStyle w:val="ac"/>
+        <w:pStyle w:val="BodyText"/>
         <w:ind w:right="-13"/>
         <w:jc w:val="center"/>
         <w:rPr>
@@ -100,13 +100,13 @@
     </w:p>
     <w:tbl>
       <w:tblPr>
-        <w:tblStyle w:val="ae"/>
+        <w:tblStyle w:val="TableGrid"/>
         <w:tblW w:w="0" w:type="auto"/>
         <w:tblLook w:val="04A0" w:firstRow="1" w:lastRow="0" w:firstColumn="1" w:lastColumn="0" w:noHBand="0" w:noVBand="1"/>
       </w:tblPr>
       <w:tblGrid>
-        <w:gridCol w:w="3145"/>
-        <w:gridCol w:w="6534"/>
+        <w:gridCol w:w="3016"/>
+        <w:gridCol w:w="6010"/>
       </w:tblGrid>
       <w:tr>
         <w:trPr>
@@ -399,7 +399,7 @@
     </w:p>
     <w:p>
       <w:pPr>
-        <w:pStyle w:val="ac"/>
+        <w:pStyle w:val="BodyText"/>
         <w:ind w:right="-13"/>
         <w:jc w:val="center"/>
         <w:rPr>
@@ -413,7 +413,7 @@
     </w:p>
     <w:p>
       <w:pPr>
-        <w:pStyle w:val="ac"/>
+        <w:pStyle w:val="BodyText"/>
         <w:ind w:right="-13"/>
         <w:jc w:val="center"/>
         <w:rPr>
@@ -427,7 +427,7 @@
     </w:p>
     <w:p>
       <w:pPr>
-        <w:pStyle w:val="ac"/>
+        <w:pStyle w:val="BodyText"/>
         <w:ind w:right="-13"/>
         <w:jc w:val="center"/>
         <w:rPr>
@@ -463,7 +463,7 @@
     </w:p>
     <w:p>
       <w:pPr>
-        <w:pStyle w:val="ac"/>
+        <w:pStyle w:val="BodyText"/>
         <w:ind w:right="-13"/>
         <w:rPr>
           <w:b w:val="0"/>
@@ -542,7 +542,7 @@
     </w:p>
     <w:tbl>
       <w:tblPr>
-        <w:tblStyle w:val="ae"/>
+        <w:tblStyle w:val="TableGrid"/>
         <w:tblW w:w="0" w:type="auto"/>
         <w:tblBorders>
           <w:top w:val="none" w:sz="0" w:space="0" w:color="auto"/>
@@ -555,8 +555,8 @@
         <w:tblLook w:val="04A0" w:firstRow="1" w:lastRow="0" w:firstColumn="1" w:lastColumn="0" w:noHBand="0" w:noVBand="1"/>
       </w:tblPr>
       <w:tblGrid>
-        <w:gridCol w:w="4839"/>
-        <w:gridCol w:w="4840"/>
+        <w:gridCol w:w="4516"/>
+        <w:gridCol w:w="4510"/>
       </w:tblGrid>
       <w:tr>
         <w:tc>
@@ -951,6 +951,7 @@
           <w:rFonts w:ascii="Times New Roman" w:hAnsi="Times New Roman" w:cs="Times New Roman"/>
           <w:sz w:val="24"/>
           <w:szCs w:val="24"/>
+          <w:lang w:val="ru-RU"/>
         </w:rPr>
       </w:pPr>
       <w:r>
@@ -970,6 +971,7069 @@
           <w:lang w:val="ru-RU"/>
         </w:rPr>
         <w:t>6</w:t>
+      </w:r>
+    </w:p>
+    <w:p>
+      <w:pPr>
+        <w:jc w:val="center"/>
+        <w:rPr>
+          <w:rFonts w:ascii="Times New Roman" w:hAnsi="Times New Roman" w:cs="Times New Roman"/>
+          <w:sz w:val="24"/>
+          <w:szCs w:val="24"/>
+          <w:lang w:val="ru-RU"/>
+        </w:rPr>
+      </w:pPr>
+    </w:p>
+    <w:p>
+      <w:pPr>
+        <w:jc w:val="center"/>
+        <w:rPr>
+          <w:rFonts w:ascii="Times New Roman" w:hAnsi="Times New Roman" w:cs="Times New Roman"/>
+          <w:sz w:val="24"/>
+          <w:szCs w:val="24"/>
+          <w:lang w:val="ru-RU"/>
+        </w:rPr>
+      </w:pPr>
+    </w:p>
+    <w:p>
+      <w:pPr>
+        <w:pStyle w:val="Heading1"/>
+        <w:spacing w:before="240" w:after="120"/>
+        <w:rPr>
+          <w:lang w:val="ru-RU"/>
+        </w:rPr>
+      </w:pPr>
+      <w:r>
+        <w:rPr>
+          <w:lang w:val="ru-RU"/>
+        </w:rPr>
+        <w:lastRenderedPageBreak/>
+        <w:t>1. Текст задания</w:t>
+      </w:r>
+    </w:p>
+    <w:p>
+      <w:pPr>
+        <w:spacing w:after="120"/>
+        <w:rPr>
+          <w:lang w:val="ru-RU"/>
+        </w:rPr>
+      </w:pPr>
+      <w:r>
+        <w:rPr>
+          <w:b/>
+          <w:bCs/>
+          <w:lang w:val="ru-RU"/>
+        </w:rPr>
+        <w:t>Требования к выполнению работы:</w:t>
+      </w:r>
+    </w:p>
+    <w:p>
+      <w:pPr>
+        <w:pStyle w:val="ListParagraph"/>
+        <w:numPr>
+          <w:ilvl w:val="0"/>
+          <w:numId w:val="12"/>
+        </w:numPr>
+        <w:spacing w:after="60" w:line="240" w:lineRule="auto"/>
+        <w:contextualSpacing w:val="0"/>
+        <w:rPr>
+          <w:lang w:val="ru-RU"/>
+        </w:rPr>
+      </w:pPr>
+      <w:r>
+        <w:rPr>
+          <w:lang w:val="ru-RU"/>
+        </w:rPr>
+        <w:t>Тестовое покрытие должно быть сформировано на основании набора прецедентов использования сайта.</w:t>
+      </w:r>
+    </w:p>
+    <w:p>
+      <w:pPr>
+        <w:pStyle w:val="ListParagraph"/>
+        <w:numPr>
+          <w:ilvl w:val="0"/>
+          <w:numId w:val="12"/>
+        </w:numPr>
+        <w:spacing w:after="60" w:line="240" w:lineRule="auto"/>
+        <w:contextualSpacing w:val="0"/>
+        <w:rPr>
+          <w:lang w:val="ru-RU"/>
+        </w:rPr>
+      </w:pPr>
+      <w:r>
+        <w:rPr>
+          <w:lang w:val="ru-RU"/>
+        </w:rPr>
+        <w:t>Тестирование должн</w:t>
+      </w:r>
+      <w:r>
+        <w:rPr>
+          <w:lang w:val="ru-RU"/>
+        </w:rPr>
+        <w:t xml:space="preserve">о осуществляться автоматически </w:t>
+      </w:r>
+      <w:r>
+        <w:rPr>
+          <w:lang w:val="ru-RU"/>
+        </w:rPr>
+        <w:t xml:space="preserve"> с помощью системы автоматизированного тестирования </w:t>
+      </w:r>
+      <w:r>
+        <w:t>Selenium</w:t>
+      </w:r>
+      <w:r>
+        <w:rPr>
+          <w:lang w:val="ru-RU"/>
+        </w:rPr>
+        <w:t>.</w:t>
+      </w:r>
+    </w:p>
+    <w:p>
+      <w:pPr>
+        <w:pStyle w:val="ListParagraph"/>
+        <w:numPr>
+          <w:ilvl w:val="0"/>
+          <w:numId w:val="12"/>
+        </w:numPr>
+        <w:spacing w:after="60" w:line="240" w:lineRule="auto"/>
+        <w:contextualSpacing w:val="0"/>
+        <w:rPr>
+          <w:lang w:val="ru-RU"/>
+        </w:rPr>
+      </w:pPr>
+      <w:r>
+        <w:rPr>
+          <w:lang w:val="ru-RU"/>
+        </w:rPr>
+        <w:t xml:space="preserve">Шаблоны тестов должны формироваться и исполняться при помощи </w:t>
+      </w:r>
+      <w:r>
+        <w:t>Selenium</w:t>
+      </w:r>
+      <w:r>
+        <w:rPr>
+          <w:lang w:val="ru-RU"/>
+        </w:rPr>
+        <w:t xml:space="preserve"> </w:t>
+      </w:r>
+      <w:r>
+        <w:t>web</w:t>
+      </w:r>
+      <w:r>
+        <w:rPr>
+          <w:lang w:val="ru-RU"/>
+        </w:rPr>
+        <w:t xml:space="preserve"> </w:t>
+      </w:r>
+      <w:r>
+        <w:t>driver</w:t>
+      </w:r>
+      <w:r>
+        <w:rPr>
+          <w:lang w:val="ru-RU"/>
+        </w:rPr>
+        <w:t xml:space="preserve"> в браузерах </w:t>
+      </w:r>
+      <w:r>
+        <w:t>Firefox</w:t>
+      </w:r>
+      <w:r>
+        <w:rPr>
+          <w:lang w:val="ru-RU"/>
+        </w:rPr>
+        <w:t xml:space="preserve"> и </w:t>
+      </w:r>
+      <w:r>
+        <w:t>Chrome</w:t>
+      </w:r>
+      <w:r>
+        <w:rPr>
+          <w:lang w:val="ru-RU"/>
+        </w:rPr>
+        <w:t>.</w:t>
+      </w:r>
+    </w:p>
+    <w:p>
+      <w:pPr>
+        <w:pStyle w:val="ListParagraph"/>
+        <w:numPr>
+          <w:ilvl w:val="0"/>
+          <w:numId w:val="12"/>
+        </w:numPr>
+        <w:spacing w:after="60" w:line="240" w:lineRule="auto"/>
+        <w:contextualSpacing w:val="0"/>
+      </w:pPr>
+      <w:r>
+        <w:rPr>
+          <w:lang w:val="ru-RU"/>
+        </w:rPr>
+        <w:t xml:space="preserve">Предполагается, что тестируемый сайт использует динамическую генерацию элементов на странице, т.е. выбор элемента в </w:t>
+      </w:r>
+      <w:r>
+        <w:t>DOM</w:t>
+      </w:r>
+      <w:r>
+        <w:rPr>
+          <w:lang w:val="ru-RU"/>
+        </w:rPr>
+        <w:t xml:space="preserve"> должен осуществляться не на основании его </w:t>
+      </w:r>
+      <w:r>
+        <w:t>ID</w:t>
+      </w:r>
+      <w:r>
+        <w:rPr>
+          <w:lang w:val="ru-RU"/>
+        </w:rPr>
+        <w:t xml:space="preserve">, а с помощью </w:t>
+      </w:r>
+      <w:r>
+        <w:t>XPath.</w:t>
+      </w:r>
+    </w:p>
+    <w:p>
+      <w:pPr>
+        <w:spacing w:after="120"/>
+      </w:pPr>
+      <w:proofErr w:type="spellStart"/>
+      <w:r>
+        <w:rPr>
+          <w:b/>
+          <w:bCs/>
+        </w:rPr>
+        <w:t>Требования</w:t>
+      </w:r>
+      <w:proofErr w:type="spellEnd"/>
+      <w:r>
+        <w:rPr>
+          <w:b/>
+          <w:bCs/>
+        </w:rPr>
+        <w:t xml:space="preserve"> к </w:t>
+      </w:r>
+      <w:proofErr w:type="spellStart"/>
+      <w:r>
+        <w:rPr>
+          <w:b/>
+          <w:bCs/>
+        </w:rPr>
+        <w:t>содержанию</w:t>
+      </w:r>
+      <w:proofErr w:type="spellEnd"/>
+      <w:r>
+        <w:rPr>
+          <w:b/>
+          <w:bCs/>
+        </w:rPr>
+        <w:t xml:space="preserve"> </w:t>
+      </w:r>
+      <w:proofErr w:type="spellStart"/>
+      <w:r>
+        <w:rPr>
+          <w:b/>
+          <w:bCs/>
+        </w:rPr>
+        <w:t>отчёта</w:t>
+      </w:r>
+      <w:proofErr w:type="spellEnd"/>
+      <w:r>
+        <w:rPr>
+          <w:b/>
+          <w:bCs/>
+        </w:rPr>
+        <w:t>:</w:t>
+      </w:r>
+    </w:p>
+    <w:p>
+      <w:pPr>
+        <w:pStyle w:val="ListParagraph"/>
+        <w:numPr>
+          <w:ilvl w:val="0"/>
+          <w:numId w:val="12"/>
+        </w:numPr>
+        <w:spacing w:after="60" w:line="240" w:lineRule="auto"/>
+        <w:contextualSpacing w:val="0"/>
+      </w:pPr>
+      <w:proofErr w:type="spellStart"/>
+      <w:r>
+        <w:t>Текст</w:t>
+      </w:r>
+      <w:proofErr w:type="spellEnd"/>
+      <w:r>
+        <w:t xml:space="preserve"> </w:t>
+      </w:r>
+      <w:proofErr w:type="spellStart"/>
+      <w:r>
+        <w:t>задания</w:t>
+      </w:r>
+      <w:proofErr w:type="spellEnd"/>
+      <w:r>
+        <w:t>.</w:t>
+      </w:r>
+    </w:p>
+    <w:p>
+      <w:pPr>
+        <w:pStyle w:val="ListParagraph"/>
+        <w:numPr>
+          <w:ilvl w:val="0"/>
+          <w:numId w:val="12"/>
+        </w:numPr>
+        <w:spacing w:after="60" w:line="240" w:lineRule="auto"/>
+        <w:contextualSpacing w:val="0"/>
+        <w:rPr>
+          <w:lang w:val="ru-RU"/>
+        </w:rPr>
+      </w:pPr>
+      <w:proofErr w:type="spellStart"/>
+      <w:r>
+        <w:t>UseCase</w:t>
+      </w:r>
+      <w:proofErr w:type="spellEnd"/>
+      <w:r>
+        <w:rPr>
+          <w:lang w:val="ru-RU"/>
+        </w:rPr>
+        <w:t>-диаграмму с прецедентами использования тестируемого сайта.</w:t>
+      </w:r>
+    </w:p>
+    <w:p>
+      <w:pPr>
+        <w:pStyle w:val="ListParagraph"/>
+        <w:numPr>
+          <w:ilvl w:val="0"/>
+          <w:numId w:val="12"/>
+        </w:numPr>
+        <w:spacing w:after="60" w:line="240" w:lineRule="auto"/>
+        <w:contextualSpacing w:val="0"/>
+      </w:pPr>
+      <w:proofErr w:type="spellStart"/>
+      <w:r>
+        <w:t>CheckList</w:t>
+      </w:r>
+      <w:proofErr w:type="spellEnd"/>
+      <w:r>
+        <w:t xml:space="preserve"> </w:t>
+      </w:r>
+      <w:proofErr w:type="spellStart"/>
+      <w:r>
+        <w:t>тестового</w:t>
+      </w:r>
+      <w:proofErr w:type="spellEnd"/>
+      <w:r>
+        <w:t xml:space="preserve"> </w:t>
+      </w:r>
+      <w:proofErr w:type="spellStart"/>
+      <w:r>
+        <w:t>покрытия</w:t>
+      </w:r>
+      <w:proofErr w:type="spellEnd"/>
+      <w:r>
+        <w:t>.</w:t>
+      </w:r>
+    </w:p>
+    <w:p>
+      <w:pPr>
+        <w:pStyle w:val="ListParagraph"/>
+        <w:numPr>
+          <w:ilvl w:val="0"/>
+          <w:numId w:val="12"/>
+        </w:numPr>
+        <w:spacing w:after="60" w:line="240" w:lineRule="auto"/>
+        <w:contextualSpacing w:val="0"/>
+      </w:pPr>
+      <w:proofErr w:type="spellStart"/>
+      <w:r>
+        <w:t>Описание</w:t>
+      </w:r>
+      <w:proofErr w:type="spellEnd"/>
+      <w:r>
+        <w:t xml:space="preserve"> </w:t>
+      </w:r>
+      <w:proofErr w:type="spellStart"/>
+      <w:r>
+        <w:t>набора</w:t>
+      </w:r>
+      <w:proofErr w:type="spellEnd"/>
+      <w:r>
+        <w:t xml:space="preserve"> </w:t>
+      </w:r>
+      <w:proofErr w:type="spellStart"/>
+      <w:r>
+        <w:t>тестовых</w:t>
+      </w:r>
+      <w:proofErr w:type="spellEnd"/>
+      <w:r>
+        <w:t xml:space="preserve"> </w:t>
+      </w:r>
+      <w:proofErr w:type="spellStart"/>
+      <w:r>
+        <w:t>сценариев</w:t>
+      </w:r>
+      <w:proofErr w:type="spellEnd"/>
+      <w:r>
+        <w:t>.</w:t>
+      </w:r>
+    </w:p>
+    <w:p>
+      <w:pPr>
+        <w:pStyle w:val="ListParagraph"/>
+        <w:numPr>
+          <w:ilvl w:val="0"/>
+          <w:numId w:val="12"/>
+        </w:numPr>
+        <w:spacing w:after="60" w:line="240" w:lineRule="auto"/>
+        <w:contextualSpacing w:val="0"/>
+      </w:pPr>
+      <w:proofErr w:type="spellStart"/>
+      <w:r>
+        <w:t>Результаты</w:t>
+      </w:r>
+      <w:proofErr w:type="spellEnd"/>
+      <w:r>
+        <w:t xml:space="preserve"> </w:t>
+      </w:r>
+      <w:proofErr w:type="spellStart"/>
+      <w:r>
+        <w:t>тестирования</w:t>
+      </w:r>
+      <w:proofErr w:type="spellEnd"/>
+      <w:r>
+        <w:t>.</w:t>
+      </w:r>
+    </w:p>
+    <w:p>
+      <w:pPr>
+        <w:pStyle w:val="ListParagraph"/>
+        <w:numPr>
+          <w:ilvl w:val="0"/>
+          <w:numId w:val="12"/>
+        </w:numPr>
+        <w:spacing w:after="60" w:line="240" w:lineRule="auto"/>
+        <w:contextualSpacing w:val="0"/>
+      </w:pPr>
+      <w:proofErr w:type="spellStart"/>
+      <w:r>
+        <w:t>Выводы</w:t>
+      </w:r>
+      <w:proofErr w:type="spellEnd"/>
+      <w:r>
+        <w:t>.</w:t>
+      </w:r>
+    </w:p>
+    <w:p>
+      <w:pPr>
+        <w:spacing w:after="120"/>
+        <w:rPr>
+          <w:lang w:val="ru-RU"/>
+        </w:rPr>
+      </w:pPr>
+      <w:r>
+        <w:rPr>
+          <w:b/>
+          <w:bCs/>
+          <w:lang w:val="ru-RU"/>
+        </w:rPr>
+        <w:t>Дополнительные (приоритетные) требования к реализации:</w:t>
+      </w:r>
+    </w:p>
+    <w:p>
+      <w:pPr>
+        <w:pStyle w:val="ListParagraph"/>
+        <w:numPr>
+          <w:ilvl w:val="0"/>
+          <w:numId w:val="12"/>
+        </w:numPr>
+        <w:spacing w:after="60" w:line="240" w:lineRule="auto"/>
+        <w:contextualSpacing w:val="0"/>
+        <w:rPr>
+          <w:lang w:val="ru-RU"/>
+        </w:rPr>
+      </w:pPr>
+      <w:r>
+        <w:rPr>
+          <w:lang w:val="ru-RU"/>
+        </w:rPr>
+        <w:t>Тестовые сценарии необходимо ум</w:t>
+      </w:r>
+      <w:r>
+        <w:rPr>
+          <w:lang w:val="ru-RU"/>
+        </w:rPr>
+        <w:t>еть запускать в двух браузерах</w:t>
+      </w:r>
+      <w:r>
+        <w:rPr>
+          <w:lang w:val="ru-RU"/>
+        </w:rPr>
+        <w:t xml:space="preserve"> </w:t>
+      </w:r>
+      <w:r>
+        <w:t>Chrome</w:t>
+      </w:r>
+      <w:r>
+        <w:rPr>
+          <w:lang w:val="ru-RU"/>
+        </w:rPr>
+        <w:t xml:space="preserve"> и </w:t>
+      </w:r>
+      <w:r>
+        <w:t>Firefox</w:t>
+      </w:r>
+      <w:r>
+        <w:rPr>
+          <w:lang w:val="ru-RU"/>
+        </w:rPr>
+        <w:t>, причём как параллельно в обоих одновременно, так и в каком-то одном.</w:t>
+      </w:r>
+    </w:p>
+    <w:p>
+      <w:pPr>
+        <w:pStyle w:val="ListParagraph"/>
+        <w:numPr>
+          <w:ilvl w:val="0"/>
+          <w:numId w:val="12"/>
+        </w:numPr>
+        <w:spacing w:after="60" w:line="240" w:lineRule="auto"/>
+        <w:contextualSpacing w:val="0"/>
+        <w:rPr>
+          <w:lang w:val="ru-RU"/>
+        </w:rPr>
+      </w:pPr>
+      <w:r>
+        <w:rPr>
+          <w:lang w:val="ru-RU"/>
+        </w:rPr>
+        <w:t xml:space="preserve">Тестовые сценарии пишутся вручную с помощью </w:t>
+      </w:r>
+      <w:r>
+        <w:t>Selenium</w:t>
+      </w:r>
+      <w:r>
+        <w:rPr>
+          <w:lang w:val="ru-RU"/>
+        </w:rPr>
+        <w:t xml:space="preserve"> </w:t>
+      </w:r>
+      <w:r>
+        <w:t>WebDriver</w:t>
+      </w:r>
+      <w:r>
+        <w:rPr>
+          <w:lang w:val="ru-RU"/>
+        </w:rPr>
+        <w:t xml:space="preserve">, а не с помощью записи через </w:t>
+      </w:r>
+      <w:r>
+        <w:t>Selenium</w:t>
+      </w:r>
+      <w:r>
+        <w:rPr>
+          <w:lang w:val="ru-RU"/>
+        </w:rPr>
+        <w:t xml:space="preserve"> </w:t>
+      </w:r>
+      <w:r>
+        <w:t>IDE</w:t>
+      </w:r>
+      <w:r>
+        <w:rPr>
+          <w:lang w:val="ru-RU"/>
+        </w:rPr>
+        <w:t>.</w:t>
+      </w:r>
+    </w:p>
+    <w:p>
+      <w:pPr>
+        <w:pStyle w:val="ListParagraph"/>
+        <w:numPr>
+          <w:ilvl w:val="0"/>
+          <w:numId w:val="12"/>
+        </w:numPr>
+        <w:spacing w:after="60" w:line="240" w:lineRule="auto"/>
+        <w:contextualSpacing w:val="0"/>
+        <w:rPr>
+          <w:lang w:val="ru-RU"/>
+        </w:rPr>
+      </w:pPr>
+      <w:r>
+        <w:rPr>
+          <w:lang w:val="ru-RU"/>
+        </w:rPr>
+        <w:t xml:space="preserve">Для поиска элементов на странице используется </w:t>
+      </w:r>
+      <w:r>
+        <w:t>XPath</w:t>
+      </w:r>
+      <w:r>
+        <w:rPr>
+          <w:lang w:val="ru-RU"/>
+        </w:rPr>
+        <w:t>, а не идентификаторы.</w:t>
+      </w:r>
+    </w:p>
+    <w:p>
+      <w:pPr>
+        <w:pStyle w:val="ListParagraph"/>
+        <w:numPr>
+          <w:ilvl w:val="0"/>
+          <w:numId w:val="12"/>
+        </w:numPr>
+        <w:spacing w:after="60" w:line="240" w:lineRule="auto"/>
+        <w:contextualSpacing w:val="0"/>
+        <w:rPr>
+          <w:lang w:val="ru-RU"/>
+        </w:rPr>
+      </w:pPr>
+      <w:r>
+        <w:rPr>
+          <w:lang w:val="ru-RU"/>
+        </w:rPr>
+        <w:t xml:space="preserve">Не используется </w:t>
+      </w:r>
+      <w:r>
+        <w:t>Thread</w:t>
+      </w:r>
+      <w:r>
+        <w:rPr>
+          <w:lang w:val="ru-RU"/>
+        </w:rPr>
+        <w:t>.</w:t>
+      </w:r>
+      <w:r>
+        <w:t>sleep</w:t>
+      </w:r>
+      <w:r>
+        <w:rPr>
+          <w:lang w:val="ru-RU"/>
+        </w:rPr>
+        <w:t xml:space="preserve">() для ожидания появления элементов — применяются специализированные средства ожидания </w:t>
+      </w:r>
+      <w:r>
+        <w:t>Selenium</w:t>
+      </w:r>
+      <w:r>
+        <w:rPr>
+          <w:lang w:val="ru-RU"/>
+        </w:rPr>
+        <w:t xml:space="preserve"> (</w:t>
+      </w:r>
+      <w:proofErr w:type="spellStart"/>
+      <w:r>
+        <w:t>WebDriverWait</w:t>
+      </w:r>
+      <w:proofErr w:type="spellEnd"/>
+      <w:r>
+        <w:rPr>
+          <w:lang w:val="ru-RU"/>
+        </w:rPr>
+        <w:t xml:space="preserve"> / </w:t>
+      </w:r>
+      <w:proofErr w:type="spellStart"/>
+      <w:r>
+        <w:t>FluentWait</w:t>
+      </w:r>
+      <w:proofErr w:type="spellEnd"/>
+      <w:r>
+        <w:rPr>
+          <w:lang w:val="ru-RU"/>
+        </w:rPr>
+        <w:t>).</w:t>
+      </w:r>
+    </w:p>
+    <w:p>
+      <w:pPr>
+        <w:pStyle w:val="ListParagraph"/>
+        <w:numPr>
+          <w:ilvl w:val="0"/>
+          <w:numId w:val="12"/>
+        </w:numPr>
+        <w:spacing w:after="60" w:line="240" w:lineRule="auto"/>
+        <w:contextualSpacing w:val="0"/>
+        <w:rPr>
+          <w:lang w:val="ru-RU"/>
+        </w:rPr>
+        <w:sectPr>
+          <w:pgSz w:w="11906" w:h="16838"/>
+          <w:pgMar w:top="1440" w:right="1440" w:bottom="1440" w:left="1440" w:header="708" w:footer="708" w:gutter="0"/>
+          <w:cols w:space="720"/>
+          <w:docGrid w:linePitch="360"/>
+        </w:sectPr>
+      </w:pPr>
+      <w:r>
+        <w:rPr>
+          <w:lang w:val="ru-RU"/>
+        </w:rPr>
+        <w:t xml:space="preserve">Для организации кода используется паттерн </w:t>
+      </w:r>
+      <w:proofErr w:type="spellStart"/>
+      <w:r>
+        <w:t>PageObject</w:t>
+      </w:r>
+      <w:proofErr w:type="spellEnd"/>
+    </w:p>
+    <w:p>
+      <w:pPr>
+        <w:pStyle w:val="Heading1"/>
+        <w:spacing w:before="240" w:after="120"/>
+        <w:rPr>
+          <w:lang w:val="ru-RU"/>
+        </w:rPr>
+      </w:pPr>
+      <w:r>
+        <w:rPr>
+          <w:lang w:val="ru-RU"/>
+        </w:rPr>
+        <w:lastRenderedPageBreak/>
+        <w:t xml:space="preserve">2. </w:t>
+      </w:r>
+      <w:proofErr w:type="spellStart"/>
+      <w:r>
+        <w:t>UseCase</w:t>
+      </w:r>
+      <w:proofErr w:type="spellEnd"/>
+      <w:r>
+        <w:rPr>
+          <w:lang w:val="ru-RU"/>
+        </w:rPr>
+        <w:t>-диаграмма</w:t>
+      </w:r>
+    </w:p>
+    <w:p>
+      <w:pPr>
+        <w:spacing w:after="120"/>
+        <w:rPr>
+          <w:lang w:val="ru-RU"/>
+        </w:rPr>
+      </w:pPr>
+      <w:r>
+        <w:rPr>
+          <w:lang w:val="ru-RU"/>
+        </w:rPr>
+        <w:t>Диаграмма отражает 10 вариантов использования (</w:t>
+      </w:r>
+      <w:r>
+        <w:t>UC</w:t>
+      </w:r>
+      <w:r>
+        <w:rPr>
+          <w:lang w:val="ru-RU"/>
+        </w:rPr>
+        <w:t xml:space="preserve">-01 – </w:t>
+      </w:r>
+      <w:r>
+        <w:t>UC</w:t>
+      </w:r>
+      <w:r>
+        <w:rPr>
+          <w:lang w:val="ru-RU"/>
+        </w:rPr>
+        <w:t xml:space="preserve">-10), выявленных при анализе формы поиска ж/д билетов и страницы результатов на </w:t>
+      </w:r>
+      <w:r>
+        <w:t>tutu</w:t>
+      </w:r>
+      <w:r>
+        <w:rPr>
+          <w:lang w:val="ru-RU"/>
+        </w:rPr>
+        <w:t>.</w:t>
+      </w:r>
+      <w:proofErr w:type="spellStart"/>
+      <w:r>
+        <w:t>ru</w:t>
+      </w:r>
+      <w:proofErr w:type="spellEnd"/>
+      <w:r>
+        <w:rPr>
+          <w:lang w:val="ru-RU"/>
+        </w:rPr>
+        <w:t>. Пунктирные связи ««</w:t>
+      </w:r>
+      <w:r>
+        <w:t>include</w:t>
+      </w:r>
+      <w:r>
+        <w:rPr>
+          <w:lang w:val="ru-RU"/>
+        </w:rPr>
+        <w:t>»»/«</w:t>
+      </w:r>
+      <w:r>
+        <w:t>extend</w:t>
+      </w:r>
+      <w:r>
+        <w:rPr>
+          <w:lang w:val="ru-RU"/>
+        </w:rPr>
+        <w:t>»» показывают, что запуск поиска (</w:t>
+      </w:r>
+      <w:r>
+        <w:t>UC</w:t>
+      </w:r>
+      <w:r>
+        <w:rPr>
+          <w:lang w:val="ru-RU"/>
+        </w:rPr>
+        <w:t>-01) обязательно опирается на настройку маршрута, даты, валидацию формы и последующий просмотр карточки поезда; настройка пассажиров (</w:t>
+      </w:r>
+      <w:r>
+        <w:t>UC</w:t>
+      </w:r>
+      <w:r>
+        <w:rPr>
+          <w:lang w:val="ru-RU"/>
+        </w:rPr>
+        <w:t>-04)</w:t>
+      </w:r>
+      <w:r>
+        <w:rPr>
+          <w:lang w:val="ru-RU"/>
+        </w:rPr>
+        <w:t xml:space="preserve"> необязательно</w:t>
+      </w:r>
+      <w:r>
+        <w:rPr>
+          <w:lang w:val="ru-RU"/>
+        </w:rPr>
+        <w:t>е расширение настройки маршрута</w:t>
+      </w:r>
+    </w:p>
+    <w:p>
+      <w:pPr>
+        <w:jc w:val="center"/>
+      </w:pPr>
+      <w:r>
+        <w:rPr>
+          <w:noProof/>
+        </w:rPr>
+        <w:pict w14:anchorId="016FD74D">
+          <v:shapetype id="_x0000_t75" coordsize="21600,21600" o:spt="75" o:preferrelative="t" path="m@4@5l@4@11@9@11@9@5xe" filled="f" stroked="f">
+            <v:stroke joinstyle="miter"/>
+            <v:formulas>
+              <v:f eqn="if lineDrawn pixelLineWidth 0"/>
+              <v:f eqn="sum @0 1 0"/>
+              <v:f eqn="sum 0 0 @1"/>
+              <v:f eqn="prod @2 1 2"/>
+              <v:f eqn="prod @3 21600 pixelWidth"/>
+              <v:f eqn="prod @3 21600 pixelHeight"/>
+              <v:f eqn="sum @0 0 1"/>
+              <v:f eqn="prod @6 1 2"/>
+              <v:f eqn="prod @7 21600 pixelWidth"/>
+              <v:f eqn="sum @8 21600 0"/>
+              <v:f eqn="prod @7 21600 pixelHeight"/>
+              <v:f eqn="sum @10 21600 0"/>
+            </v:formulas>
+            <v:path o:extrusionok="f" gradientshapeok="t" o:connecttype="rect"/>
+            <o:lock v:ext="edit" aspectratio="t"/>
+          </v:shapetype>
+          <v:shape id="_x0000_i1025" type="#_x0000_t75" style="width:484pt;height:156.5pt">
+            <v:imagedata r:id="rId7" o:title="Screenshot_8"/>
+          </v:shape>
+        </w:pict>
+      </w:r>
+    </w:p>
+    <w:p>
+      <w:pPr>
+        <w:rPr>
+          <w:lang w:val="ru-RU"/>
+        </w:rPr>
+      </w:pPr>
+      <w:r>
+        <w:br w:type="page"/>
+      </w:r>
+    </w:p>
+    <w:p>
+      <w:pPr>
+        <w:pStyle w:val="Heading1"/>
+        <w:spacing w:before="240" w:after="120"/>
+        <w:rPr>
+          <w:lang w:val="ru-RU"/>
+        </w:rPr>
+      </w:pPr>
+      <w:r>
+        <w:rPr>
+          <w:lang w:val="ru-RU"/>
+        </w:rPr>
+        <w:lastRenderedPageBreak/>
+        <w:t xml:space="preserve">3. </w:t>
+      </w:r>
+      <w:proofErr w:type="spellStart"/>
+      <w:r>
+        <w:t>CheckList</w:t>
+      </w:r>
+      <w:proofErr w:type="spellEnd"/>
+      <w:r>
+        <w:rPr>
+          <w:lang w:val="ru-RU"/>
+        </w:rPr>
+        <w:t xml:space="preserve"> тестового покрытия</w:t>
+      </w:r>
+    </w:p>
+    <w:p>
+      <w:pPr>
+        <w:spacing w:after="120"/>
+        <w:rPr>
+          <w:lang w:val="ru-RU"/>
+        </w:rPr>
+      </w:pPr>
+      <w:r>
+        <w:rPr>
+          <w:lang w:val="ru-RU"/>
+        </w:rPr>
+        <w:t xml:space="preserve">Ниже — соответствие каждого варианта использования покрывающим его автотестам (полная матрица трассировки приведена также в </w:t>
+      </w:r>
+      <w:r>
+        <w:t>docs</w:t>
+      </w:r>
+      <w:r>
+        <w:rPr>
+          <w:lang w:val="ru-RU"/>
+        </w:rPr>
+        <w:t>/</w:t>
+      </w:r>
+      <w:r>
+        <w:t>test</w:t>
+      </w:r>
+      <w:r>
+        <w:rPr>
+          <w:lang w:val="ru-RU"/>
+        </w:rPr>
+        <w:t>-</w:t>
+      </w:r>
+      <w:r>
+        <w:t>cases</w:t>
+      </w:r>
+      <w:r>
+        <w:rPr>
+          <w:lang w:val="ru-RU"/>
+        </w:rPr>
+        <w:t>.</w:t>
+      </w:r>
+      <w:r>
+        <w:t>md</w:t>
+      </w:r>
+      <w:r>
+        <w:rPr>
+          <w:lang w:val="ru-RU"/>
+        </w:rPr>
+        <w:t xml:space="preserve"> проекта).</w:t>
+      </w:r>
+    </w:p>
+    <w:tbl>
+      <w:tblPr>
+        <w:tblW w:w="8948" w:type="dxa"/>
+        <w:tblBorders>
+          <w:top w:val="single" w:sz="4" w:space="0" w:color="auto"/>
+          <w:left w:val="single" w:sz="4" w:space="0" w:color="auto"/>
+          <w:bottom w:val="single" w:sz="4" w:space="0" w:color="auto"/>
+          <w:right w:val="single" w:sz="4" w:space="0" w:color="auto"/>
+          <w:insideH w:val="single" w:sz="4" w:space="0" w:color="auto"/>
+          <w:insideV w:val="single" w:sz="4" w:space="0" w:color="auto"/>
+        </w:tblBorders>
+        <w:tblCellMar>
+          <w:left w:w="10" w:type="dxa"/>
+          <w:right w:w="10" w:type="dxa"/>
+        </w:tblCellMar>
+        <w:tblLook w:val="0000" w:firstRow="0" w:lastRow="0" w:firstColumn="0" w:lastColumn="0" w:noHBand="0" w:noVBand="0"/>
+      </w:tblPr>
+      <w:tblGrid>
+        <w:gridCol w:w="1400"/>
+        <w:gridCol w:w="4200"/>
+        <w:gridCol w:w="3348"/>
+      </w:tblGrid>
+      <w:tr>
+        <w:trPr>
+          <w:tblHeader/>
+        </w:trPr>
+        <w:tc>
+          <w:tcPr>
+            <w:tcW w:w="1400" w:type="dxa"/>
+            <w:shd w:val="clear" w:color="auto" w:fill="E9E4F5"/>
+          </w:tcPr>
+          <w:p>
+            <w:r>
+              <w:rPr>
+                <w:b/>
+                <w:bCs/>
+                <w:sz w:val="18"/>
+                <w:szCs w:val="18"/>
+              </w:rPr>
+              <w:t>UC</w:t>
+            </w:r>
+          </w:p>
+        </w:tc>
+        <w:tc>
+          <w:tcPr>
+            <w:tcW w:w="4200" w:type="dxa"/>
+            <w:shd w:val="clear" w:color="auto" w:fill="E9E4F5"/>
+          </w:tcPr>
+          <w:p>
+            <w:proofErr w:type="spellStart"/>
+            <w:r>
+              <w:rPr>
+                <w:b/>
+                <w:bCs/>
+                <w:sz w:val="18"/>
+                <w:szCs w:val="18"/>
+              </w:rPr>
+              <w:t>Вариант</w:t>
+            </w:r>
+            <w:proofErr w:type="spellEnd"/>
+            <w:r>
+              <w:rPr>
+                <w:b/>
+                <w:bCs/>
+                <w:sz w:val="18"/>
+                <w:szCs w:val="18"/>
+              </w:rPr>
+              <w:t xml:space="preserve"> </w:t>
+            </w:r>
+            <w:proofErr w:type="spellStart"/>
+            <w:r>
+              <w:rPr>
+                <w:b/>
+                <w:bCs/>
+                <w:sz w:val="18"/>
+                <w:szCs w:val="18"/>
+              </w:rPr>
+              <w:t>использования</w:t>
+            </w:r>
+            <w:proofErr w:type="spellEnd"/>
+          </w:p>
+        </w:tc>
+        <w:tc>
+          <w:tcPr>
+            <w:tcW w:w="3348" w:type="dxa"/>
+            <w:shd w:val="clear" w:color="auto" w:fill="E9E4F5"/>
+          </w:tcPr>
+          <w:p>
+            <w:proofErr w:type="spellStart"/>
+            <w:r>
+              <w:rPr>
+                <w:b/>
+                <w:bCs/>
+                <w:sz w:val="18"/>
+                <w:szCs w:val="18"/>
+              </w:rPr>
+              <w:t>Покрывающие</w:t>
+            </w:r>
+            <w:proofErr w:type="spellEnd"/>
+            <w:r>
+              <w:rPr>
+                <w:b/>
+                <w:bCs/>
+                <w:sz w:val="18"/>
+                <w:szCs w:val="18"/>
+              </w:rPr>
+              <w:t xml:space="preserve"> </w:t>
+            </w:r>
+            <w:proofErr w:type="spellStart"/>
+            <w:r>
+              <w:rPr>
+                <w:b/>
+                <w:bCs/>
+                <w:sz w:val="18"/>
+                <w:szCs w:val="18"/>
+              </w:rPr>
+              <w:t>сценарии</w:t>
+            </w:r>
+            <w:proofErr w:type="spellEnd"/>
+          </w:p>
+        </w:tc>
+      </w:tr>
+      <w:tr>
+        <w:tc>
+          <w:tcPr>
+            <w:tcW w:w="1400" w:type="dxa"/>
+          </w:tcPr>
+          <w:p>
+            <w:r>
+              <w:rPr>
+                <w:sz w:val="18"/>
+                <w:szCs w:val="18"/>
+              </w:rPr>
+              <w:t>UC-01</w:t>
+            </w:r>
+          </w:p>
+        </w:tc>
+        <w:tc>
+          <w:tcPr>
+            <w:tcW w:w="4200" w:type="dxa"/>
+          </w:tcPr>
+          <w:p>
+            <w:proofErr w:type="spellStart"/>
+            <w:r>
+              <w:rPr>
+                <w:sz w:val="18"/>
+                <w:szCs w:val="18"/>
+              </w:rPr>
+              <w:t>Поиск</w:t>
+            </w:r>
+            <w:proofErr w:type="spellEnd"/>
+            <w:r>
+              <w:rPr>
+                <w:sz w:val="18"/>
+                <w:szCs w:val="18"/>
+              </w:rPr>
+              <w:t xml:space="preserve"> </w:t>
+            </w:r>
+            <w:proofErr w:type="spellStart"/>
+            <w:r>
+              <w:rPr>
+                <w:sz w:val="18"/>
+                <w:szCs w:val="18"/>
+              </w:rPr>
+              <w:t>билетов</w:t>
+            </w:r>
+            <w:proofErr w:type="spellEnd"/>
+          </w:p>
+        </w:tc>
+        <w:tc>
+          <w:tcPr>
+            <w:tcW w:w="3348" w:type="dxa"/>
+          </w:tcPr>
+          <w:p>
+            <w:r>
+              <w:rPr>
+                <w:sz w:val="18"/>
+                <w:szCs w:val="18"/>
+              </w:rPr>
+              <w:t>E2E-01, E2E-02, E2E-03, E2E-04, E2E-14, E2E-15</w:t>
+            </w:r>
+          </w:p>
+        </w:tc>
+      </w:tr>
+      <w:tr>
+        <w:tc>
+          <w:tcPr>
+            <w:tcW w:w="1400" w:type="dxa"/>
+          </w:tcPr>
+          <w:p>
+            <w:r>
+              <w:rPr>
+                <w:sz w:val="18"/>
+                <w:szCs w:val="18"/>
+              </w:rPr>
+              <w:t>UC-02</w:t>
+            </w:r>
+          </w:p>
+        </w:tc>
+        <w:tc>
+          <w:tcPr>
+            <w:tcW w:w="4200" w:type="dxa"/>
+          </w:tcPr>
+          <w:p>
+            <w:proofErr w:type="spellStart"/>
+            <w:r>
+              <w:rPr>
+                <w:sz w:val="18"/>
+                <w:szCs w:val="18"/>
+              </w:rPr>
+              <w:t>Настройка</w:t>
+            </w:r>
+            <w:proofErr w:type="spellEnd"/>
+            <w:r>
+              <w:rPr>
+                <w:sz w:val="18"/>
+                <w:szCs w:val="18"/>
+              </w:rPr>
+              <w:t xml:space="preserve"> </w:t>
+            </w:r>
+            <w:proofErr w:type="spellStart"/>
+            <w:r>
+              <w:rPr>
+                <w:sz w:val="18"/>
+                <w:szCs w:val="18"/>
+              </w:rPr>
+              <w:t>маршрута</w:t>
+            </w:r>
+            <w:proofErr w:type="spellEnd"/>
+          </w:p>
+        </w:tc>
+        <w:tc>
+          <w:tcPr>
+            <w:tcW w:w="3348" w:type="dxa"/>
+          </w:tcPr>
+          <w:p>
+            <w:r>
+              <w:rPr>
+                <w:sz w:val="18"/>
+                <w:szCs w:val="18"/>
+              </w:rPr>
+              <w:t>E2E-01, E2E-02, E2E-03, E2E-04, E2E-14, E2E-15</w:t>
+            </w:r>
+          </w:p>
+        </w:tc>
+      </w:tr>
+      <w:tr>
+        <w:tc>
+          <w:tcPr>
+            <w:tcW w:w="1400" w:type="dxa"/>
+          </w:tcPr>
+          <w:p>
+            <w:r>
+              <w:rPr>
+                <w:sz w:val="18"/>
+                <w:szCs w:val="18"/>
+              </w:rPr>
+              <w:t>UC-03</w:t>
+            </w:r>
+          </w:p>
+        </w:tc>
+        <w:tc>
+          <w:tcPr>
+            <w:tcW w:w="4200" w:type="dxa"/>
+          </w:tcPr>
+          <w:p>
+            <w:proofErr w:type="spellStart"/>
+            <w:r>
+              <w:rPr>
+                <w:sz w:val="18"/>
+                <w:szCs w:val="18"/>
+              </w:rPr>
+              <w:t>Настройка</w:t>
+            </w:r>
+            <w:proofErr w:type="spellEnd"/>
+            <w:r>
+              <w:rPr>
+                <w:sz w:val="18"/>
+                <w:szCs w:val="18"/>
+              </w:rPr>
+              <w:t xml:space="preserve"> </w:t>
+            </w:r>
+            <w:proofErr w:type="spellStart"/>
+            <w:r>
+              <w:rPr>
+                <w:sz w:val="18"/>
+                <w:szCs w:val="18"/>
+              </w:rPr>
+              <w:t>даты</w:t>
+            </w:r>
+            <w:proofErr w:type="spellEnd"/>
+          </w:p>
+        </w:tc>
+        <w:tc>
+          <w:tcPr>
+            <w:tcW w:w="3348" w:type="dxa"/>
+          </w:tcPr>
+          <w:p>
+            <w:r>
+              <w:rPr>
+                <w:sz w:val="18"/>
+                <w:szCs w:val="18"/>
+              </w:rPr>
+              <w:t>E2E-01, E2E-02, E2E-03, E2E-04</w:t>
+            </w:r>
+          </w:p>
+        </w:tc>
+      </w:tr>
+      <w:tr>
+        <w:tc>
+          <w:tcPr>
+            <w:tcW w:w="1400" w:type="dxa"/>
+          </w:tcPr>
+          <w:p>
+            <w:r>
+              <w:rPr>
+                <w:sz w:val="18"/>
+                <w:szCs w:val="18"/>
+              </w:rPr>
+              <w:t>UC-04</w:t>
+            </w:r>
+          </w:p>
+        </w:tc>
+        <w:tc>
+          <w:tcPr>
+            <w:tcW w:w="4200" w:type="dxa"/>
+          </w:tcPr>
+          <w:p>
+            <w:proofErr w:type="spellStart"/>
+            <w:r>
+              <w:rPr>
+                <w:sz w:val="18"/>
+                <w:szCs w:val="18"/>
+              </w:rPr>
+              <w:t>Настройка</w:t>
+            </w:r>
+            <w:proofErr w:type="spellEnd"/>
+            <w:r>
+              <w:rPr>
+                <w:sz w:val="18"/>
+                <w:szCs w:val="18"/>
+              </w:rPr>
+              <w:t xml:space="preserve"> </w:t>
+            </w:r>
+            <w:proofErr w:type="spellStart"/>
+            <w:r>
+              <w:rPr>
+                <w:sz w:val="18"/>
+                <w:szCs w:val="18"/>
+              </w:rPr>
+              <w:t>пассажиров</w:t>
+            </w:r>
+            <w:proofErr w:type="spellEnd"/>
+          </w:p>
+        </w:tc>
+        <w:tc>
+          <w:tcPr>
+            <w:tcW w:w="3348" w:type="dxa"/>
+          </w:tcPr>
+          <w:p>
+            <w:r>
+              <w:rPr>
+                <w:sz w:val="18"/>
+                <w:szCs w:val="18"/>
+              </w:rPr>
+              <w:t>E2E-02, E2E-03, NEG-03</w:t>
+            </w:r>
+          </w:p>
+        </w:tc>
+      </w:tr>
+      <w:tr>
+        <w:tc>
+          <w:tcPr>
+            <w:tcW w:w="1400" w:type="dxa"/>
+          </w:tcPr>
+          <w:p>
+            <w:r>
+              <w:rPr>
+                <w:sz w:val="18"/>
+                <w:szCs w:val="18"/>
+              </w:rPr>
+              <w:t>UC-05</w:t>
+            </w:r>
+          </w:p>
+        </w:tc>
+        <w:tc>
+          <w:tcPr>
+            <w:tcW w:w="4200" w:type="dxa"/>
+          </w:tcPr>
+          <w:p>
+            <w:proofErr w:type="spellStart"/>
+            <w:r>
+              <w:rPr>
+                <w:sz w:val="18"/>
+                <w:szCs w:val="18"/>
+              </w:rPr>
+              <w:t>Валидация</w:t>
+            </w:r>
+            <w:proofErr w:type="spellEnd"/>
+            <w:r>
+              <w:rPr>
+                <w:sz w:val="18"/>
+                <w:szCs w:val="18"/>
+              </w:rPr>
+              <w:t xml:space="preserve"> </w:t>
+            </w:r>
+            <w:proofErr w:type="spellStart"/>
+            <w:r>
+              <w:rPr>
+                <w:sz w:val="18"/>
+                <w:szCs w:val="18"/>
+              </w:rPr>
+              <w:t>формы</w:t>
+            </w:r>
+            <w:proofErr w:type="spellEnd"/>
+            <w:r>
+              <w:rPr>
+                <w:sz w:val="18"/>
+                <w:szCs w:val="18"/>
+              </w:rPr>
+              <w:t xml:space="preserve"> </w:t>
+            </w:r>
+            <w:proofErr w:type="spellStart"/>
+            <w:r>
+              <w:rPr>
+                <w:sz w:val="18"/>
+                <w:szCs w:val="18"/>
+              </w:rPr>
+              <w:t>поиска</w:t>
+            </w:r>
+            <w:proofErr w:type="spellEnd"/>
+          </w:p>
+        </w:tc>
+        <w:tc>
+          <w:tcPr>
+            <w:tcW w:w="3348" w:type="dxa"/>
+          </w:tcPr>
+          <w:p>
+            <w:r>
+              <w:rPr>
+                <w:sz w:val="18"/>
+                <w:szCs w:val="18"/>
+              </w:rPr>
+              <w:t>NEG-01, NEG-02, NEG-03</w:t>
+            </w:r>
+          </w:p>
+        </w:tc>
+      </w:tr>
+      <w:tr>
+        <w:tc>
+          <w:tcPr>
+            <w:tcW w:w="1400" w:type="dxa"/>
+          </w:tcPr>
+          <w:p>
+            <w:r>
+              <w:rPr>
+                <w:sz w:val="18"/>
+                <w:szCs w:val="18"/>
+              </w:rPr>
+              <w:t>UC-06</w:t>
+            </w:r>
+          </w:p>
+        </w:tc>
+        <w:tc>
+          <w:tcPr>
+            <w:tcW w:w="4200" w:type="dxa"/>
+          </w:tcPr>
+          <w:p>
+            <w:proofErr w:type="spellStart"/>
+            <w:r>
+              <w:rPr>
+                <w:sz w:val="18"/>
+                <w:szCs w:val="18"/>
+              </w:rPr>
+              <w:t>Фильтрация</w:t>
+            </w:r>
+            <w:proofErr w:type="spellEnd"/>
+            <w:r>
+              <w:rPr>
+                <w:sz w:val="18"/>
+                <w:szCs w:val="18"/>
+              </w:rPr>
+              <w:t xml:space="preserve"> </w:t>
+            </w:r>
+            <w:proofErr w:type="spellStart"/>
+            <w:r>
+              <w:rPr>
+                <w:sz w:val="18"/>
+                <w:szCs w:val="18"/>
+              </w:rPr>
+              <w:t>результатов</w:t>
+            </w:r>
+            <w:proofErr w:type="spellEnd"/>
+          </w:p>
+        </w:tc>
+        <w:tc>
+          <w:tcPr>
+            <w:tcW w:w="3348" w:type="dxa"/>
+          </w:tcPr>
+          <w:p>
+            <w:r>
+              <w:rPr>
+                <w:sz w:val="18"/>
+                <w:szCs w:val="18"/>
+              </w:rPr>
+              <w:t>E2E-05, E2E-06, E2E-07, E2E-08, E2E-09, E2E-10</w:t>
+            </w:r>
+          </w:p>
+        </w:tc>
+      </w:tr>
+      <w:tr>
+        <w:tc>
+          <w:tcPr>
+            <w:tcW w:w="1400" w:type="dxa"/>
+          </w:tcPr>
+          <w:p>
+            <w:r>
+              <w:rPr>
+                <w:sz w:val="18"/>
+                <w:szCs w:val="18"/>
+              </w:rPr>
+              <w:t>UC-07</w:t>
+            </w:r>
+          </w:p>
+        </w:tc>
+        <w:tc>
+          <w:tcPr>
+            <w:tcW w:w="4200" w:type="dxa"/>
+          </w:tcPr>
+          <w:p>
+            <w:proofErr w:type="spellStart"/>
+            <w:r>
+              <w:rPr>
+                <w:sz w:val="18"/>
+                <w:szCs w:val="18"/>
+              </w:rPr>
+              <w:t>Сортировка</w:t>
+            </w:r>
+            <w:proofErr w:type="spellEnd"/>
+            <w:r>
+              <w:rPr>
+                <w:sz w:val="18"/>
+                <w:szCs w:val="18"/>
+              </w:rPr>
+              <w:t xml:space="preserve"> </w:t>
+            </w:r>
+            <w:proofErr w:type="spellStart"/>
+            <w:r>
+              <w:rPr>
+                <w:sz w:val="18"/>
+                <w:szCs w:val="18"/>
+              </w:rPr>
+              <w:t>результатов</w:t>
+            </w:r>
+            <w:proofErr w:type="spellEnd"/>
+          </w:p>
+        </w:tc>
+        <w:tc>
+          <w:tcPr>
+            <w:tcW w:w="3348" w:type="dxa"/>
+          </w:tcPr>
+          <w:p>
+            <w:r>
+              <w:rPr>
+                <w:sz w:val="18"/>
+                <w:szCs w:val="18"/>
+              </w:rPr>
+              <w:t>E2E-11</w:t>
+            </w:r>
+          </w:p>
+        </w:tc>
+      </w:tr>
+      <w:tr>
+        <w:tc>
+          <w:tcPr>
+            <w:tcW w:w="1400" w:type="dxa"/>
+          </w:tcPr>
+          <w:p>
+            <w:r>
+              <w:rPr>
+                <w:sz w:val="18"/>
+                <w:szCs w:val="18"/>
+              </w:rPr>
+              <w:t>UC-08</w:t>
+            </w:r>
+          </w:p>
+        </w:tc>
+        <w:tc>
+          <w:tcPr>
+            <w:tcW w:w="4200" w:type="dxa"/>
+          </w:tcPr>
+          <w:p>
+            <w:proofErr w:type="spellStart"/>
+            <w:r>
+              <w:rPr>
+                <w:sz w:val="18"/>
+                <w:szCs w:val="18"/>
+              </w:rPr>
+              <w:t>Просмотр</w:t>
+            </w:r>
+            <w:proofErr w:type="spellEnd"/>
+            <w:r>
+              <w:rPr>
+                <w:sz w:val="18"/>
+                <w:szCs w:val="18"/>
+              </w:rPr>
+              <w:t xml:space="preserve"> </w:t>
+            </w:r>
+            <w:proofErr w:type="spellStart"/>
+            <w:r>
+              <w:rPr>
+                <w:sz w:val="18"/>
+                <w:szCs w:val="18"/>
+              </w:rPr>
+              <w:t>карточки</w:t>
+            </w:r>
+            <w:proofErr w:type="spellEnd"/>
+            <w:r>
+              <w:rPr>
+                <w:sz w:val="18"/>
+                <w:szCs w:val="18"/>
+              </w:rPr>
+              <w:t xml:space="preserve"> </w:t>
+            </w:r>
+            <w:proofErr w:type="spellStart"/>
+            <w:r>
+              <w:rPr>
+                <w:sz w:val="18"/>
+                <w:szCs w:val="18"/>
+              </w:rPr>
+              <w:t>поезда</w:t>
+            </w:r>
+            <w:proofErr w:type="spellEnd"/>
+          </w:p>
+        </w:tc>
+        <w:tc>
+          <w:tcPr>
+            <w:tcW w:w="3348" w:type="dxa"/>
+          </w:tcPr>
+          <w:p>
+            <w:r>
+              <w:rPr>
+                <w:sz w:val="18"/>
+                <w:szCs w:val="18"/>
+              </w:rPr>
+              <w:t>E2E-01 – E2E-12, E2E-14, E2E-15</w:t>
+            </w:r>
+          </w:p>
+        </w:tc>
+      </w:tr>
+      <w:tr>
+        <w:tc>
+          <w:tcPr>
+            <w:tcW w:w="1400" w:type="dxa"/>
+          </w:tcPr>
+          <w:p>
+            <w:r>
+              <w:rPr>
+                <w:sz w:val="18"/>
+                <w:szCs w:val="18"/>
+              </w:rPr>
+              <w:t>UC-09</w:t>
+            </w:r>
+          </w:p>
+        </w:tc>
+        <w:tc>
+          <w:tcPr>
+            <w:tcW w:w="4200" w:type="dxa"/>
+          </w:tcPr>
+          <w:p>
+            <w:proofErr w:type="spellStart"/>
+            <w:r>
+              <w:rPr>
+                <w:sz w:val="18"/>
+                <w:szCs w:val="18"/>
+              </w:rPr>
+              <w:t>Переход</w:t>
+            </w:r>
+            <w:proofErr w:type="spellEnd"/>
+            <w:r>
+              <w:rPr>
+                <w:sz w:val="18"/>
+                <w:szCs w:val="18"/>
+              </w:rPr>
+              <w:t xml:space="preserve"> к </w:t>
+            </w:r>
+            <w:proofErr w:type="spellStart"/>
+            <w:r>
+              <w:rPr>
+                <w:sz w:val="18"/>
+                <w:szCs w:val="18"/>
+              </w:rPr>
+              <w:t>выбору</w:t>
+            </w:r>
+            <w:proofErr w:type="spellEnd"/>
+            <w:r>
+              <w:rPr>
+                <w:sz w:val="18"/>
+                <w:szCs w:val="18"/>
+              </w:rPr>
+              <w:t xml:space="preserve"> </w:t>
+            </w:r>
+            <w:proofErr w:type="spellStart"/>
+            <w:r>
+              <w:rPr>
+                <w:sz w:val="18"/>
+                <w:szCs w:val="18"/>
+              </w:rPr>
+              <w:t>мест</w:t>
+            </w:r>
+            <w:proofErr w:type="spellEnd"/>
+          </w:p>
+        </w:tc>
+        <w:tc>
+          <w:tcPr>
+            <w:tcW w:w="3348" w:type="dxa"/>
+          </w:tcPr>
+          <w:p>
+            <w:r>
+              <w:rPr>
+                <w:sz w:val="18"/>
+                <w:szCs w:val="18"/>
+              </w:rPr>
+              <w:t>E2E-13</w:t>
+            </w:r>
+          </w:p>
+        </w:tc>
+      </w:tr>
+      <w:tr>
+        <w:tc>
+          <w:tcPr>
+            <w:tcW w:w="1400" w:type="dxa"/>
+          </w:tcPr>
+          <w:p>
+            <w:r>
+              <w:rPr>
+                <w:sz w:val="18"/>
+                <w:szCs w:val="18"/>
+              </w:rPr>
+              <w:t>UC-10</w:t>
+            </w:r>
+          </w:p>
+        </w:tc>
+        <w:tc>
+          <w:tcPr>
+            <w:tcW w:w="4200" w:type="dxa"/>
+          </w:tcPr>
+          <w:p>
+            <w:proofErr w:type="spellStart"/>
+            <w:r>
+              <w:rPr>
+                <w:sz w:val="18"/>
+                <w:szCs w:val="18"/>
+              </w:rPr>
+              <w:t>Повторное</w:t>
+            </w:r>
+            <w:proofErr w:type="spellEnd"/>
+            <w:r>
+              <w:rPr>
+                <w:sz w:val="18"/>
+                <w:szCs w:val="18"/>
+              </w:rPr>
+              <w:t xml:space="preserve"> </w:t>
+            </w:r>
+            <w:proofErr w:type="spellStart"/>
+            <w:r>
+              <w:rPr>
+                <w:sz w:val="18"/>
+                <w:szCs w:val="18"/>
+              </w:rPr>
+              <w:t>использование</w:t>
+            </w:r>
+            <w:proofErr w:type="spellEnd"/>
+            <w:r>
+              <w:rPr>
+                <w:sz w:val="18"/>
+                <w:szCs w:val="18"/>
+              </w:rPr>
+              <w:t xml:space="preserve"> </w:t>
+            </w:r>
+            <w:proofErr w:type="spellStart"/>
+            <w:r>
+              <w:rPr>
+                <w:sz w:val="18"/>
+                <w:szCs w:val="18"/>
+              </w:rPr>
+              <w:t>поиска</w:t>
+            </w:r>
+            <w:proofErr w:type="spellEnd"/>
+          </w:p>
+        </w:tc>
+        <w:tc>
+          <w:tcPr>
+            <w:tcW w:w="3348" w:type="dxa"/>
+          </w:tcPr>
+          <w:p>
+            <w:r>
+              <w:rPr>
+                <w:sz w:val="18"/>
+                <w:szCs w:val="18"/>
+              </w:rPr>
+              <w:t>E2E-15</w:t>
+            </w:r>
+          </w:p>
+        </w:tc>
+      </w:tr>
+    </w:tbl>
+    <w:p>
+      <w:r>
+        <w:br w:type="page"/>
+      </w:r>
+    </w:p>
+    <w:p>
+      <w:pPr>
+        <w:pStyle w:val="Heading1"/>
+        <w:spacing w:before="240" w:after="120"/>
+      </w:pPr>
+      <w:r>
+        <w:lastRenderedPageBreak/>
+        <w:t xml:space="preserve">4. </w:t>
+      </w:r>
+      <w:proofErr w:type="spellStart"/>
+      <w:r>
+        <w:t>Глубина</w:t>
+      </w:r>
+      <w:proofErr w:type="spellEnd"/>
+      <w:r>
+        <w:t xml:space="preserve"> </w:t>
+      </w:r>
+      <w:proofErr w:type="spellStart"/>
+      <w:r>
+        <w:t>тестового</w:t>
+      </w:r>
+      <w:proofErr w:type="spellEnd"/>
+      <w:r>
+        <w:t xml:space="preserve"> </w:t>
+      </w:r>
+      <w:proofErr w:type="spellStart"/>
+      <w:r>
+        <w:t>покрытия</w:t>
+      </w:r>
+      <w:proofErr w:type="spellEnd"/>
+    </w:p>
+    <w:p>
+      <w:pPr>
+        <w:spacing w:after="120"/>
+        <w:rPr>
+          <w:lang w:val="ru-RU"/>
+        </w:rPr>
+      </w:pPr>
+      <w:r>
+        <w:rPr>
+          <w:lang w:val="ru-RU"/>
+        </w:rPr>
+        <w:t>Проверяются устойчивые пользовательские состояния интерфейса, а не нестабильные внешние данные (конкретная цена, номер поезда, время в пути, рейтинг, количество отзывов, количество свободных мест).</w:t>
+      </w:r>
+    </w:p>
+    <w:p>
+      <w:pPr>
+        <w:spacing w:after="120"/>
+        <w:rPr>
+          <w:lang w:val="ru-RU"/>
+        </w:rPr>
+      </w:pPr>
+      <w:r>
+        <w:rPr>
+          <w:lang w:val="ru-RU"/>
+        </w:rPr>
+        <w:t>Полностью тестируется (</w:t>
+      </w:r>
+      <w:r>
+        <w:t>E</w:t>
+      </w:r>
+      <w:r>
+        <w:rPr>
+          <w:lang w:val="ru-RU"/>
+        </w:rPr>
+        <w:t>2</w:t>
+      </w:r>
+      <w:r>
+        <w:t>E</w:t>
+      </w:r>
+      <w:r>
+        <w:rPr>
+          <w:lang w:val="ru-RU"/>
+        </w:rPr>
+        <w:t>): маршрут, дата, пассажиры, запуск поиска, фильтры результатов, сортировка, валидация формы.</w:t>
+      </w:r>
+    </w:p>
+    <w:p>
+      <w:pPr>
+        <w:spacing w:after="120"/>
+        <w:rPr>
+          <w:lang w:val="ru-RU"/>
+        </w:rPr>
+      </w:pPr>
+      <w:r>
+        <w:rPr>
+          <w:lang w:val="ru-RU"/>
+        </w:rPr>
+        <w:t>Тестируется поверхностно: кнопка «Выбрать места» на карточке поезда — только факт перехода, без самого процесса бронирования; ссылка «Маршрут» — аналогично.</w:t>
+      </w:r>
+    </w:p>
+    <w:p>
+      <w:pPr>
+        <w:spacing w:after="120"/>
+        <w:rPr>
+          <w:lang w:val="ru-RU"/>
+        </w:rPr>
+      </w:pPr>
+      <w:r>
+        <w:rPr>
+          <w:lang w:val="ru-RU"/>
+        </w:rPr>
+        <w:t>Не тестируется: «Оформляйте сейчас, платите потом», блок рейтинга/отзывов, конкретные цены и номера поездов, переключатель</w:t>
+      </w:r>
+      <w:r>
+        <w:rPr>
+          <w:lang w:val="ru-RU"/>
+        </w:rPr>
+        <w:t xml:space="preserve"> «Искать отели в новой вкладке»</w:t>
+      </w:r>
+      <w:r>
+        <w:rPr>
+          <w:lang w:val="ru-RU"/>
+        </w:rPr>
+        <w:br w:type="page"/>
+      </w:r>
+    </w:p>
+    <w:p>
+      <w:pPr>
+        <w:pStyle w:val="Heading1"/>
+        <w:spacing w:before="240" w:after="120"/>
+        <w:rPr>
+          <w:lang w:val="ru-RU"/>
+        </w:rPr>
+      </w:pPr>
+      <w:r>
+        <w:rPr>
+          <w:lang w:val="ru-RU"/>
+        </w:rPr>
+        <w:lastRenderedPageBreak/>
+        <w:t>5. Описание набора тестовых сценариев</w:t>
+      </w:r>
+    </w:p>
+    <w:p>
+      <w:pPr>
+        <w:spacing w:after="120"/>
+        <w:rPr>
+          <w:lang w:val="ru-RU"/>
+        </w:rPr>
+      </w:pPr>
+      <w:r>
+        <w:rPr>
+          <w:lang w:val="ru-RU"/>
+        </w:rPr>
+        <w:t>18 сценариев: 15 позитивных (</w:t>
+      </w:r>
+      <w:r>
+        <w:t>E</w:t>
+      </w:r>
+      <w:r>
+        <w:rPr>
+          <w:lang w:val="ru-RU"/>
+        </w:rPr>
+        <w:t>2</w:t>
+      </w:r>
+      <w:r>
+        <w:t>E</w:t>
+      </w:r>
+      <w:r>
+        <w:rPr>
+          <w:lang w:val="ru-RU"/>
+        </w:rPr>
+        <w:t>) и 3 негативных (</w:t>
+      </w:r>
+      <w:r>
+        <w:t>NEG</w:t>
+      </w:r>
+      <w:r>
+        <w:rPr>
+          <w:lang w:val="ru-RU"/>
+        </w:rPr>
+        <w:t xml:space="preserve">). Каждый сценарий реализован как отдельный метод в </w:t>
+      </w:r>
+      <w:proofErr w:type="spellStart"/>
+      <w:r>
+        <w:t>TutuE</w:t>
+      </w:r>
+      <w:proofErr w:type="spellEnd"/>
+      <w:r>
+        <w:rPr>
+          <w:lang w:val="ru-RU"/>
+        </w:rPr>
+        <w:t>2</w:t>
+      </w:r>
+      <w:r>
+        <w:t>ETest</w:t>
+      </w:r>
+      <w:r>
+        <w:rPr>
+          <w:lang w:val="ru-RU"/>
+        </w:rPr>
+        <w:t>.</w:t>
+      </w:r>
+      <w:r>
+        <w:t>java</w:t>
+      </w:r>
+      <w:r>
+        <w:rPr>
+          <w:lang w:val="ru-RU"/>
+        </w:rPr>
+        <w:t xml:space="preserve"> и параметризован по браузеру.</w:t>
+      </w:r>
+    </w:p>
+    <w:tbl>
+      <w:tblPr>
+        <w:tblW w:w="9985" w:type="dxa"/>
+        <w:tblBorders>
+          <w:top w:val="single" w:sz="4" w:space="0" w:color="auto"/>
+          <w:left w:val="single" w:sz="4" w:space="0" w:color="auto"/>
+          <w:bottom w:val="single" w:sz="4" w:space="0" w:color="auto"/>
+          <w:right w:val="single" w:sz="4" w:space="0" w:color="auto"/>
+          <w:insideH w:val="single" w:sz="4" w:space="0" w:color="auto"/>
+          <w:insideV w:val="single" w:sz="4" w:space="0" w:color="auto"/>
+        </w:tblBorders>
+        <w:tblCellMar>
+          <w:left w:w="10" w:type="dxa"/>
+          <w:right w:w="10" w:type="dxa"/>
+        </w:tblCellMar>
+        <w:tblLook w:val="0000" w:firstRow="0" w:lastRow="0" w:firstColumn="0" w:lastColumn="0" w:noHBand="0" w:noVBand="0"/>
+      </w:tblPr>
+      <w:tblGrid>
+        <w:gridCol w:w="693"/>
+        <w:gridCol w:w="1088"/>
+        <w:gridCol w:w="1634"/>
+        <w:gridCol w:w="1260"/>
+        <w:gridCol w:w="1980"/>
+        <w:gridCol w:w="3330"/>
+      </w:tblGrid>
+      <w:tr>
+        <w:trPr>
+          <w:tblHeader/>
+        </w:trPr>
+        <w:tc>
+          <w:tcPr>
+            <w:tcW w:w="693" w:type="dxa"/>
+            <w:shd w:val="clear" w:color="auto" w:fill="E9E4F5"/>
+          </w:tcPr>
+          <w:p>
+            <w:proofErr w:type="spellStart"/>
+            <w:r>
+              <w:rPr>
+                <w:b/>
+                <w:bCs/>
+                <w:sz w:val="18"/>
+                <w:szCs w:val="18"/>
+              </w:rPr>
+              <w:t>Код</w:t>
+            </w:r>
+            <w:proofErr w:type="spellEnd"/>
+          </w:p>
+        </w:tc>
+        <w:tc>
+          <w:tcPr>
+            <w:tcW w:w="1088" w:type="dxa"/>
+            <w:shd w:val="clear" w:color="auto" w:fill="E9E4F5"/>
+          </w:tcPr>
+          <w:p>
+            <w:r>
+              <w:rPr>
+                <w:b/>
+                <w:bCs/>
+                <w:sz w:val="18"/>
+                <w:szCs w:val="18"/>
+              </w:rPr>
+              <w:t>UC</w:t>
+            </w:r>
+          </w:p>
+        </w:tc>
+        <w:tc>
+          <w:tcPr>
+            <w:tcW w:w="1634" w:type="dxa"/>
+            <w:shd w:val="clear" w:color="auto" w:fill="E9E4F5"/>
+          </w:tcPr>
+          <w:p>
+            <w:proofErr w:type="spellStart"/>
+            <w:r>
+              <w:rPr>
+                <w:b/>
+                <w:bCs/>
+                <w:sz w:val="18"/>
+                <w:szCs w:val="18"/>
+              </w:rPr>
+              <w:t>Название</w:t>
+            </w:r>
+            <w:proofErr w:type="spellEnd"/>
+          </w:p>
+        </w:tc>
+        <w:tc>
+          <w:tcPr>
+            <w:tcW w:w="1260" w:type="dxa"/>
+            <w:shd w:val="clear" w:color="auto" w:fill="E9E4F5"/>
+          </w:tcPr>
+          <w:p>
+            <w:proofErr w:type="spellStart"/>
+            <w:r>
+              <w:rPr>
+                <w:b/>
+                <w:bCs/>
+                <w:sz w:val="18"/>
+                <w:szCs w:val="18"/>
+              </w:rPr>
+              <w:t>Предусловие</w:t>
+            </w:r>
+            <w:proofErr w:type="spellEnd"/>
+          </w:p>
+        </w:tc>
+        <w:tc>
+          <w:tcPr>
+            <w:tcW w:w="1980" w:type="dxa"/>
+            <w:shd w:val="clear" w:color="auto" w:fill="E9E4F5"/>
+          </w:tcPr>
+          <w:p>
+            <w:proofErr w:type="spellStart"/>
+            <w:r>
+              <w:rPr>
+                <w:b/>
+                <w:bCs/>
+                <w:sz w:val="18"/>
+                <w:szCs w:val="18"/>
+              </w:rPr>
+              <w:t>Шаги</w:t>
+            </w:r>
+            <w:proofErr w:type="spellEnd"/>
+          </w:p>
+        </w:tc>
+        <w:tc>
+          <w:tcPr>
+            <w:tcW w:w="3330" w:type="dxa"/>
+            <w:shd w:val="clear" w:color="auto" w:fill="E9E4F5"/>
+          </w:tcPr>
+          <w:p>
+            <w:pPr>
+              <w:tabs>
+                <w:tab w:val="left" w:pos="2510"/>
+              </w:tabs>
+            </w:pPr>
+            <w:proofErr w:type="spellStart"/>
+            <w:r>
+              <w:rPr>
+                <w:b/>
+                <w:bCs/>
+                <w:sz w:val="18"/>
+                <w:szCs w:val="18"/>
+              </w:rPr>
+              <w:t>Ожидаемый</w:t>
+            </w:r>
+            <w:proofErr w:type="spellEnd"/>
+            <w:r>
+              <w:rPr>
+                <w:b/>
+                <w:bCs/>
+                <w:sz w:val="18"/>
+                <w:szCs w:val="18"/>
+              </w:rPr>
+              <w:t xml:space="preserve"> </w:t>
+            </w:r>
+            <w:proofErr w:type="spellStart"/>
+            <w:r>
+              <w:rPr>
+                <w:b/>
+                <w:bCs/>
+                <w:sz w:val="18"/>
+                <w:szCs w:val="18"/>
+              </w:rPr>
+              <w:t>результат</w:t>
+            </w:r>
+            <w:proofErr w:type="spellEnd"/>
+            <w:r>
+              <w:rPr>
+                <w:b/>
+                <w:bCs/>
+                <w:sz w:val="18"/>
+                <w:szCs w:val="18"/>
+              </w:rPr>
+              <w:tab/>
+            </w:r>
+          </w:p>
+        </w:tc>
+      </w:tr>
+      <w:tr>
+        <w:tc>
+          <w:tcPr>
+            <w:tcW w:w="693" w:type="dxa"/>
+          </w:tcPr>
+          <w:p>
+            <w:r>
+              <w:rPr>
+                <w:sz w:val="16"/>
+                <w:szCs w:val="16"/>
+              </w:rPr>
+              <w:t>E2E-01</w:t>
+            </w:r>
+          </w:p>
+        </w:tc>
+        <w:tc>
+          <w:tcPr>
+            <w:tcW w:w="1088" w:type="dxa"/>
+          </w:tcPr>
+          <w:p>
+            <w:r>
+              <w:rPr>
+                <w:sz w:val="16"/>
+                <w:szCs w:val="16"/>
+              </w:rPr>
+              <w:t>UC-01,02,03,08</w:t>
+            </w:r>
+          </w:p>
+        </w:tc>
+        <w:tc>
+          <w:tcPr>
+            <w:tcW w:w="1634" w:type="dxa"/>
+          </w:tcPr>
+          <w:p>
+            <w:pPr>
+              <w:rPr>
+                <w:lang w:val="ru-RU"/>
+              </w:rPr>
+            </w:pPr>
+            <w:r>
+              <w:rPr>
+                <w:sz w:val="16"/>
+                <w:szCs w:val="16"/>
+                <w:lang w:val="ru-RU"/>
+              </w:rPr>
+              <w:t>Поиск билетов в одну сторону</w:t>
+            </w:r>
+          </w:p>
+        </w:tc>
+        <w:tc>
+          <w:tcPr>
+            <w:tcW w:w="1260" w:type="dxa"/>
+          </w:tcPr>
+          <w:p>
+            <w:proofErr w:type="spellStart"/>
+            <w:r>
+              <w:rPr>
+                <w:sz w:val="16"/>
+                <w:szCs w:val="16"/>
+              </w:rPr>
+              <w:t>Страница</w:t>
+            </w:r>
+            <w:proofErr w:type="spellEnd"/>
+            <w:r>
+              <w:rPr>
+                <w:sz w:val="16"/>
+                <w:szCs w:val="16"/>
+              </w:rPr>
+              <w:t xml:space="preserve"> /</w:t>
+            </w:r>
+            <w:proofErr w:type="spellStart"/>
+            <w:r>
+              <w:rPr>
+                <w:sz w:val="16"/>
+                <w:szCs w:val="16"/>
+              </w:rPr>
+              <w:t>poezda</w:t>
+            </w:r>
+            <w:proofErr w:type="spellEnd"/>
+            <w:r>
+              <w:rPr>
+                <w:sz w:val="16"/>
+                <w:szCs w:val="16"/>
+              </w:rPr>
+              <w:t xml:space="preserve">/ </w:t>
+            </w:r>
+            <w:proofErr w:type="spellStart"/>
+            <w:r>
+              <w:rPr>
+                <w:sz w:val="16"/>
+                <w:szCs w:val="16"/>
+              </w:rPr>
+              <w:t>доступна</w:t>
+            </w:r>
+            <w:proofErr w:type="spellEnd"/>
+            <w:r>
+              <w:rPr>
+                <w:sz w:val="16"/>
+                <w:szCs w:val="16"/>
+              </w:rPr>
+              <w:t>.</w:t>
+            </w:r>
+          </w:p>
+        </w:tc>
+        <w:tc>
+          <w:tcPr>
+            <w:tcW w:w="1980" w:type="dxa"/>
+          </w:tcPr>
+          <w:p>
+            <w:pPr>
+              <w:rPr>
+                <w:lang w:val="ru-RU"/>
+              </w:rPr>
+            </w:pPr>
+            <w:r>
+              <w:rPr>
+                <w:sz w:val="16"/>
+                <w:szCs w:val="16"/>
+                <w:lang w:val="ru-RU"/>
+              </w:rPr>
+              <w:t>Заполнить город отправления (СПб) и назначения (Москва); выбрать доступную дату; нажать «Найти поезда»; дождаться результата.</w:t>
+            </w:r>
+          </w:p>
+        </w:tc>
+        <w:tc>
+          <w:tcPr>
+            <w:tcW w:w="3330" w:type="dxa"/>
+          </w:tcPr>
+          <w:p>
+            <w:pPr>
+              <w:rPr>
+                <w:lang w:val="ru-RU"/>
+              </w:rPr>
+            </w:pPr>
+            <w:r>
+              <w:rPr>
+                <w:sz w:val="16"/>
+                <w:szCs w:val="16"/>
+                <w:lang w:val="ru-RU"/>
+              </w:rPr>
+              <w:t>Отображаются карточки поездов либо сообщение «Нет билетов на эту дату»; цена/номер поезда не проверяются.</w:t>
+            </w:r>
+          </w:p>
+        </w:tc>
+      </w:tr>
+      <w:tr>
+        <w:tc>
+          <w:tcPr>
+            <w:tcW w:w="693" w:type="dxa"/>
+          </w:tcPr>
+          <w:p>
+            <w:r>
+              <w:rPr>
+                <w:sz w:val="16"/>
+                <w:szCs w:val="16"/>
+              </w:rPr>
+              <w:t>E2E-02</w:t>
+            </w:r>
+          </w:p>
+        </w:tc>
+        <w:tc>
+          <w:tcPr>
+            <w:tcW w:w="1088" w:type="dxa"/>
+          </w:tcPr>
+          <w:p>
+            <w:r>
+              <w:rPr>
+                <w:sz w:val="16"/>
+                <w:szCs w:val="16"/>
+              </w:rPr>
+              <w:t>UC-01,02,03,04,08</w:t>
+            </w:r>
+          </w:p>
+        </w:tc>
+        <w:tc>
+          <w:tcPr>
+            <w:tcW w:w="1634" w:type="dxa"/>
+          </w:tcPr>
+          <w:p>
+            <w:proofErr w:type="spellStart"/>
+            <w:r>
+              <w:rPr>
+                <w:sz w:val="16"/>
+                <w:szCs w:val="16"/>
+              </w:rPr>
+              <w:t>Поиск</w:t>
+            </w:r>
+            <w:proofErr w:type="spellEnd"/>
+            <w:r>
+              <w:rPr>
+                <w:sz w:val="16"/>
+                <w:szCs w:val="16"/>
+              </w:rPr>
+              <w:t xml:space="preserve"> с </w:t>
+            </w:r>
+            <w:proofErr w:type="spellStart"/>
+            <w:r>
+              <w:rPr>
+                <w:sz w:val="16"/>
+                <w:szCs w:val="16"/>
+              </w:rPr>
+              <w:t>несколькими</w:t>
+            </w:r>
+            <w:proofErr w:type="spellEnd"/>
+            <w:r>
+              <w:rPr>
+                <w:sz w:val="16"/>
+                <w:szCs w:val="16"/>
+              </w:rPr>
+              <w:t xml:space="preserve"> </w:t>
+            </w:r>
+            <w:proofErr w:type="spellStart"/>
+            <w:r>
+              <w:rPr>
+                <w:sz w:val="16"/>
+                <w:szCs w:val="16"/>
+              </w:rPr>
+              <w:t>пассажирами</w:t>
+            </w:r>
+            <w:proofErr w:type="spellEnd"/>
+          </w:p>
+        </w:tc>
+        <w:tc>
+          <w:tcPr>
+            <w:tcW w:w="1260" w:type="dxa"/>
+          </w:tcPr>
+          <w:p>
+            <w:proofErr w:type="spellStart"/>
+            <w:r>
+              <w:rPr>
+                <w:sz w:val="16"/>
+                <w:szCs w:val="16"/>
+              </w:rPr>
+              <w:t>Страница</w:t>
+            </w:r>
+            <w:proofErr w:type="spellEnd"/>
+            <w:r>
+              <w:rPr>
+                <w:sz w:val="16"/>
+                <w:szCs w:val="16"/>
+              </w:rPr>
+              <w:t xml:space="preserve"> </w:t>
+            </w:r>
+            <w:proofErr w:type="spellStart"/>
+            <w:r>
+              <w:rPr>
+                <w:sz w:val="16"/>
+                <w:szCs w:val="16"/>
+              </w:rPr>
+              <w:t>доступна</w:t>
+            </w:r>
+            <w:proofErr w:type="spellEnd"/>
+            <w:r>
+              <w:rPr>
+                <w:sz w:val="16"/>
+                <w:szCs w:val="16"/>
+              </w:rPr>
+              <w:t>.</w:t>
+            </w:r>
+          </w:p>
+        </w:tc>
+        <w:tc>
+          <w:tcPr>
+            <w:tcW w:w="1980" w:type="dxa"/>
+          </w:tcPr>
+          <w:p>
+            <w:pPr>
+              <w:rPr>
+                <w:lang w:val="ru-RU"/>
+              </w:rPr>
+            </w:pPr>
+            <w:r>
+              <w:rPr>
+                <w:sz w:val="16"/>
+                <w:szCs w:val="16"/>
+                <w:lang w:val="ru-RU"/>
+              </w:rPr>
+              <w:t>Заполнить маршрут; выбрать дату; открыть «Кто едет»; увеличить число взрослых; закрыть селектор; запустить поиск.</w:t>
+            </w:r>
+          </w:p>
+        </w:tc>
+        <w:tc>
+          <w:tcPr>
+            <w:tcW w:w="3330" w:type="dxa"/>
+          </w:tcPr>
+          <w:p>
+            <w:pPr>
+              <w:rPr>
+                <w:lang w:val="ru-RU"/>
+              </w:rPr>
+            </w:pPr>
+            <w:r>
+              <w:rPr>
+                <w:sz w:val="16"/>
+                <w:szCs w:val="16"/>
+                <w:lang w:val="ru-RU"/>
+              </w:rPr>
+              <w:t>Количество пассажиров отражает изменение; поиск запускается; результаты видны.</w:t>
+            </w:r>
+          </w:p>
+        </w:tc>
+      </w:tr>
+      <w:tr>
+        <w:tc>
+          <w:tcPr>
+            <w:tcW w:w="693" w:type="dxa"/>
+          </w:tcPr>
+          <w:p>
+            <w:r>
+              <w:rPr>
+                <w:sz w:val="16"/>
+                <w:szCs w:val="16"/>
+              </w:rPr>
+              <w:t>E2E-03</w:t>
+            </w:r>
+          </w:p>
+        </w:tc>
+        <w:tc>
+          <w:tcPr>
+            <w:tcW w:w="1088" w:type="dxa"/>
+          </w:tcPr>
+          <w:p>
+            <w:r>
+              <w:rPr>
+                <w:sz w:val="16"/>
+                <w:szCs w:val="16"/>
+              </w:rPr>
+              <w:t>UC-01,02,03,04,08</w:t>
+            </w:r>
+          </w:p>
+        </w:tc>
+        <w:tc>
+          <w:tcPr>
+            <w:tcW w:w="1634" w:type="dxa"/>
+          </w:tcPr>
+          <w:p>
+            <w:proofErr w:type="spellStart"/>
+            <w:r>
+              <w:rPr>
+                <w:sz w:val="16"/>
+                <w:szCs w:val="16"/>
+              </w:rPr>
+              <w:t>Поиск</w:t>
+            </w:r>
+            <w:proofErr w:type="spellEnd"/>
+            <w:r>
+              <w:rPr>
+                <w:sz w:val="16"/>
+                <w:szCs w:val="16"/>
+              </w:rPr>
+              <w:t xml:space="preserve"> с </w:t>
+            </w:r>
+            <w:proofErr w:type="spellStart"/>
+            <w:r>
+              <w:rPr>
+                <w:sz w:val="16"/>
+                <w:szCs w:val="16"/>
+              </w:rPr>
+              <w:t>ребёнком</w:t>
+            </w:r>
+            <w:proofErr w:type="spellEnd"/>
+          </w:p>
+        </w:tc>
+        <w:tc>
+          <w:tcPr>
+            <w:tcW w:w="1260" w:type="dxa"/>
+          </w:tcPr>
+          <w:p>
+            <w:proofErr w:type="spellStart"/>
+            <w:r>
+              <w:rPr>
+                <w:sz w:val="16"/>
+                <w:szCs w:val="16"/>
+              </w:rPr>
+              <w:t>Страница</w:t>
+            </w:r>
+            <w:proofErr w:type="spellEnd"/>
+            <w:r>
+              <w:rPr>
+                <w:sz w:val="16"/>
+                <w:szCs w:val="16"/>
+              </w:rPr>
+              <w:t xml:space="preserve"> </w:t>
+            </w:r>
+            <w:proofErr w:type="spellStart"/>
+            <w:r>
+              <w:rPr>
+                <w:sz w:val="16"/>
+                <w:szCs w:val="16"/>
+              </w:rPr>
+              <w:t>доступна</w:t>
+            </w:r>
+            <w:proofErr w:type="spellEnd"/>
+            <w:r>
+              <w:rPr>
+                <w:sz w:val="16"/>
+                <w:szCs w:val="16"/>
+              </w:rPr>
+              <w:t>.</w:t>
+            </w:r>
+          </w:p>
+        </w:tc>
+        <w:tc>
+          <w:tcPr>
+            <w:tcW w:w="1980" w:type="dxa"/>
+          </w:tcPr>
+          <w:p>
+            <w:pPr>
+              <w:rPr>
+                <w:lang w:val="ru-RU"/>
+              </w:rPr>
+            </w:pPr>
+            <w:r>
+              <w:rPr>
+                <w:sz w:val="16"/>
+                <w:szCs w:val="16"/>
+                <w:lang w:val="ru-RU"/>
+              </w:rPr>
+              <w:t>Заполнить маршрут; выбрать дату; открыть «Кто едет»; нажать «Добавить ребёнка» (возраст — если запрашивается); закрыть селектор; запустить поиск.</w:t>
+            </w:r>
+          </w:p>
+        </w:tc>
+        <w:tc>
+          <w:tcPr>
+            <w:tcW w:w="3330" w:type="dxa"/>
+          </w:tcPr>
+          <w:p>
+            <w:pPr>
+              <w:rPr>
+                <w:lang w:val="ru-RU"/>
+              </w:rPr>
+            </w:pPr>
+            <w:r>
+              <w:rPr>
+                <w:sz w:val="16"/>
+                <w:szCs w:val="16"/>
+                <w:lang w:val="ru-RU"/>
+              </w:rPr>
+              <w:t>Ребёнок добавлен в состав пассажиров; поиск запускается; результаты видны.</w:t>
+            </w:r>
+          </w:p>
+        </w:tc>
+      </w:tr>
+      <w:tr>
+        <w:tc>
+          <w:tcPr>
+            <w:tcW w:w="693" w:type="dxa"/>
+          </w:tcPr>
+          <w:p>
+            <w:r>
+              <w:rPr>
+                <w:sz w:val="16"/>
+                <w:szCs w:val="16"/>
+              </w:rPr>
+              <w:t>E2E-04</w:t>
+            </w:r>
+          </w:p>
+        </w:tc>
+        <w:tc>
+          <w:tcPr>
+            <w:tcW w:w="1088" w:type="dxa"/>
+          </w:tcPr>
+          <w:p>
+            <w:r>
+              <w:rPr>
+                <w:sz w:val="16"/>
+                <w:szCs w:val="16"/>
+              </w:rPr>
+              <w:t>UC-01,02,03,08</w:t>
+            </w:r>
+          </w:p>
+        </w:tc>
+        <w:tc>
+          <w:tcPr>
+            <w:tcW w:w="1634" w:type="dxa"/>
+          </w:tcPr>
+          <w:p>
+            <w:pPr>
+              <w:rPr>
+                <w:lang w:val="ru-RU"/>
+              </w:rPr>
+            </w:pPr>
+            <w:r>
+              <w:rPr>
+                <w:sz w:val="16"/>
+                <w:szCs w:val="16"/>
+                <w:lang w:val="ru-RU"/>
+              </w:rPr>
+              <w:t>Перестановка городов и запуск поиска</w:t>
+            </w:r>
+          </w:p>
+        </w:tc>
+        <w:tc>
+          <w:tcPr>
+            <w:tcW w:w="1260" w:type="dxa"/>
+          </w:tcPr>
+          <w:p>
+            <w:proofErr w:type="spellStart"/>
+            <w:r>
+              <w:rPr>
+                <w:sz w:val="16"/>
+                <w:szCs w:val="16"/>
+              </w:rPr>
+              <w:t>Страница</w:t>
+            </w:r>
+            <w:proofErr w:type="spellEnd"/>
+            <w:r>
+              <w:rPr>
+                <w:sz w:val="16"/>
+                <w:szCs w:val="16"/>
+              </w:rPr>
+              <w:t xml:space="preserve"> </w:t>
+            </w:r>
+            <w:proofErr w:type="spellStart"/>
+            <w:r>
+              <w:rPr>
+                <w:sz w:val="16"/>
+                <w:szCs w:val="16"/>
+              </w:rPr>
+              <w:t>доступна</w:t>
+            </w:r>
+            <w:proofErr w:type="spellEnd"/>
+            <w:r>
+              <w:rPr>
+                <w:sz w:val="16"/>
+                <w:szCs w:val="16"/>
+              </w:rPr>
+              <w:t>.</w:t>
+            </w:r>
+          </w:p>
+        </w:tc>
+        <w:tc>
+          <w:tcPr>
+            <w:tcW w:w="1980" w:type="dxa"/>
+          </w:tcPr>
+          <w:p>
+            <w:pPr>
+              <w:rPr>
+                <w:lang w:val="ru-RU"/>
+              </w:rPr>
+            </w:pPr>
+            <w:r>
+              <w:rPr>
+                <w:sz w:val="16"/>
+                <w:szCs w:val="16"/>
+                <w:lang w:val="ru-RU"/>
+              </w:rPr>
+              <w:t>Заполнить города; нажать кнопку перестановки; убедиться, что форма работоспособна; выбрать дату; запустить поиск.</w:t>
+            </w:r>
+          </w:p>
+        </w:tc>
+        <w:tc>
+          <w:tcPr>
+            <w:tcW w:w="3330" w:type="dxa"/>
+          </w:tcPr>
+          <w:p>
+            <w:pPr>
+              <w:rPr>
+                <w:lang w:val="ru-RU"/>
+              </w:rPr>
+            </w:pPr>
+            <w:r>
+              <w:rPr>
+                <w:sz w:val="16"/>
+                <w:szCs w:val="16"/>
+                <w:lang w:val="ru-RU"/>
+              </w:rPr>
+              <w:t>Города меняются местами либо форма остаётся работоспособной; поиск запускается.</w:t>
+            </w:r>
+          </w:p>
+        </w:tc>
+      </w:tr>
+      <w:tr>
+        <w:tc>
+          <w:tcPr>
+            <w:tcW w:w="693" w:type="dxa"/>
+          </w:tcPr>
+          <w:p>
+            <w:r>
+              <w:rPr>
+                <w:sz w:val="16"/>
+                <w:szCs w:val="16"/>
+              </w:rPr>
+              <w:t>E2E-05</w:t>
+            </w:r>
+          </w:p>
+        </w:tc>
+        <w:tc>
+          <w:tcPr>
+            <w:tcW w:w="1088" w:type="dxa"/>
+          </w:tcPr>
+          <w:p>
+            <w:r>
+              <w:rPr>
+                <w:sz w:val="16"/>
+                <w:szCs w:val="16"/>
+              </w:rPr>
+              <w:t>UC-06,08</w:t>
+            </w:r>
+          </w:p>
+        </w:tc>
+        <w:tc>
+          <w:tcPr>
+            <w:tcW w:w="1634" w:type="dxa"/>
+          </w:tcPr>
+          <w:p>
+            <w:proofErr w:type="spellStart"/>
+            <w:r>
+              <w:rPr>
+                <w:sz w:val="16"/>
+                <w:szCs w:val="16"/>
+              </w:rPr>
+              <w:t>Фильтр</w:t>
+            </w:r>
+            <w:proofErr w:type="spellEnd"/>
+            <w:r>
+              <w:rPr>
+                <w:sz w:val="16"/>
+                <w:szCs w:val="16"/>
+              </w:rPr>
+              <w:t xml:space="preserve"> «</w:t>
+            </w:r>
+            <w:proofErr w:type="spellStart"/>
+            <w:r>
+              <w:rPr>
+                <w:sz w:val="16"/>
+                <w:szCs w:val="16"/>
+              </w:rPr>
+              <w:t>Сапсан</w:t>
+            </w:r>
+            <w:proofErr w:type="spellEnd"/>
+            <w:r>
+              <w:rPr>
+                <w:sz w:val="16"/>
+                <w:szCs w:val="16"/>
+              </w:rPr>
+              <w:t>»</w:t>
+            </w:r>
+          </w:p>
+        </w:tc>
+        <w:tc>
+          <w:tcPr>
+            <w:tcW w:w="1260" w:type="dxa"/>
+          </w:tcPr>
+          <w:p>
+            <w:proofErr w:type="spellStart"/>
+            <w:r>
+              <w:rPr>
+                <w:sz w:val="16"/>
+                <w:szCs w:val="16"/>
+              </w:rPr>
+              <w:t>Корректный</w:t>
+            </w:r>
+            <w:proofErr w:type="spellEnd"/>
+            <w:r>
+              <w:rPr>
+                <w:sz w:val="16"/>
+                <w:szCs w:val="16"/>
+              </w:rPr>
+              <w:t xml:space="preserve"> </w:t>
+            </w:r>
+            <w:proofErr w:type="spellStart"/>
+            <w:r>
+              <w:rPr>
+                <w:sz w:val="16"/>
+                <w:szCs w:val="16"/>
+              </w:rPr>
+              <w:t>поиск</w:t>
+            </w:r>
+            <w:proofErr w:type="spellEnd"/>
+            <w:r>
+              <w:rPr>
+                <w:sz w:val="16"/>
+                <w:szCs w:val="16"/>
+              </w:rPr>
+              <w:t xml:space="preserve"> </w:t>
+            </w:r>
+            <w:proofErr w:type="spellStart"/>
+            <w:r>
+              <w:rPr>
+                <w:sz w:val="16"/>
+                <w:szCs w:val="16"/>
+              </w:rPr>
+              <w:t>выполнен</w:t>
+            </w:r>
+            <w:proofErr w:type="spellEnd"/>
+            <w:r>
+              <w:rPr>
+                <w:sz w:val="16"/>
+                <w:szCs w:val="16"/>
+              </w:rPr>
+              <w:t>.</w:t>
+            </w:r>
+          </w:p>
+        </w:tc>
+        <w:tc>
+          <w:tcPr>
+            <w:tcW w:w="1980" w:type="dxa"/>
+          </w:tcPr>
+          <w:p>
+            <w:pPr>
+              <w:rPr>
+                <w:lang w:val="ru-RU"/>
+              </w:rPr>
+            </w:pPr>
+            <w:r>
+              <w:rPr>
+                <w:sz w:val="16"/>
+                <w:szCs w:val="16"/>
+                <w:lang w:val="ru-RU"/>
+              </w:rPr>
+              <w:t>Включить фильтр «Сапсан»; дождаться обновления выдачи.</w:t>
+            </w:r>
+          </w:p>
+        </w:tc>
+        <w:tc>
+          <w:tcPr>
+            <w:tcW w:w="3330" w:type="dxa"/>
+          </w:tcPr>
+          <w:p>
+            <w:pPr>
+              <w:rPr>
+                <w:lang w:val="ru-RU"/>
+              </w:rPr>
+            </w:pPr>
+            <w:r>
+              <w:rPr>
+                <w:sz w:val="16"/>
+                <w:szCs w:val="16"/>
+                <w:lang w:val="ru-RU"/>
+              </w:rPr>
+              <w:t>Фильтр активируется, если доступен; результаты обновляются или остаётся понятное состояние.</w:t>
+            </w:r>
+          </w:p>
+        </w:tc>
+      </w:tr>
+      <w:tr>
+        <w:tc>
+          <w:tcPr>
+            <w:tcW w:w="693" w:type="dxa"/>
+          </w:tcPr>
+          <w:p>
+            <w:r>
+              <w:rPr>
+                <w:sz w:val="16"/>
+                <w:szCs w:val="16"/>
+              </w:rPr>
+              <w:t>E2E-06</w:t>
+            </w:r>
+          </w:p>
+        </w:tc>
+        <w:tc>
+          <w:tcPr>
+            <w:tcW w:w="1088" w:type="dxa"/>
+          </w:tcPr>
+          <w:p>
+            <w:r>
+              <w:rPr>
+                <w:sz w:val="16"/>
+                <w:szCs w:val="16"/>
+              </w:rPr>
+              <w:t>UC-06,08</w:t>
+            </w:r>
+          </w:p>
+        </w:tc>
+        <w:tc>
+          <w:tcPr>
+            <w:tcW w:w="1634" w:type="dxa"/>
+          </w:tcPr>
+          <w:p>
+            <w:proofErr w:type="spellStart"/>
+            <w:r>
+              <w:rPr>
+                <w:sz w:val="16"/>
+                <w:szCs w:val="16"/>
+              </w:rPr>
+              <w:t>Фильтр</w:t>
+            </w:r>
+            <w:proofErr w:type="spellEnd"/>
+            <w:r>
+              <w:rPr>
+                <w:sz w:val="16"/>
+                <w:szCs w:val="16"/>
+              </w:rPr>
+              <w:t xml:space="preserve"> «</w:t>
+            </w:r>
+            <w:proofErr w:type="spellStart"/>
+            <w:r>
+              <w:rPr>
+                <w:sz w:val="16"/>
+                <w:szCs w:val="16"/>
+              </w:rPr>
+              <w:t>Ласточка</w:t>
+            </w:r>
+            <w:proofErr w:type="spellEnd"/>
+            <w:r>
+              <w:rPr>
+                <w:sz w:val="16"/>
+                <w:szCs w:val="16"/>
+              </w:rPr>
+              <w:t>»</w:t>
+            </w:r>
+          </w:p>
+        </w:tc>
+        <w:tc>
+          <w:tcPr>
+            <w:tcW w:w="1260" w:type="dxa"/>
+          </w:tcPr>
+          <w:p>
+            <w:proofErr w:type="spellStart"/>
+            <w:r>
+              <w:rPr>
+                <w:sz w:val="16"/>
+                <w:szCs w:val="16"/>
+              </w:rPr>
+              <w:t>Корректный</w:t>
+            </w:r>
+            <w:proofErr w:type="spellEnd"/>
+            <w:r>
+              <w:rPr>
+                <w:sz w:val="16"/>
+                <w:szCs w:val="16"/>
+              </w:rPr>
+              <w:t xml:space="preserve"> </w:t>
+            </w:r>
+            <w:proofErr w:type="spellStart"/>
+            <w:r>
+              <w:rPr>
+                <w:sz w:val="16"/>
+                <w:szCs w:val="16"/>
+              </w:rPr>
+              <w:t>поиск</w:t>
+            </w:r>
+            <w:proofErr w:type="spellEnd"/>
+            <w:r>
+              <w:rPr>
+                <w:sz w:val="16"/>
+                <w:szCs w:val="16"/>
+              </w:rPr>
+              <w:t xml:space="preserve"> </w:t>
+            </w:r>
+            <w:proofErr w:type="spellStart"/>
+            <w:r>
+              <w:rPr>
+                <w:sz w:val="16"/>
+                <w:szCs w:val="16"/>
+              </w:rPr>
+              <w:t>выполнен</w:t>
+            </w:r>
+            <w:proofErr w:type="spellEnd"/>
+            <w:r>
+              <w:rPr>
+                <w:sz w:val="16"/>
+                <w:szCs w:val="16"/>
+              </w:rPr>
+              <w:t>.</w:t>
+            </w:r>
+          </w:p>
+        </w:tc>
+        <w:tc>
+          <w:tcPr>
+            <w:tcW w:w="1980" w:type="dxa"/>
+          </w:tcPr>
+          <w:p>
+            <w:pPr>
+              <w:rPr>
+                <w:lang w:val="ru-RU"/>
+              </w:rPr>
+            </w:pPr>
+            <w:r>
+              <w:rPr>
+                <w:sz w:val="16"/>
+                <w:szCs w:val="16"/>
+                <w:lang w:val="ru-RU"/>
+              </w:rPr>
+              <w:t>Включить фильтр «Ласточка»; дождаться обновления выдачи.</w:t>
+            </w:r>
+          </w:p>
+        </w:tc>
+        <w:tc>
+          <w:tcPr>
+            <w:tcW w:w="3330" w:type="dxa"/>
+          </w:tcPr>
+          <w:p>
+            <w:pPr>
+              <w:rPr>
+                <w:lang w:val="ru-RU"/>
+              </w:rPr>
+            </w:pPr>
+            <w:r>
+              <w:rPr>
+                <w:sz w:val="16"/>
+                <w:szCs w:val="16"/>
+                <w:lang w:val="ru-RU"/>
+              </w:rPr>
+              <w:t>Фильтр активируется, если доступен; результаты обновляются.</w:t>
+            </w:r>
+          </w:p>
+        </w:tc>
+      </w:tr>
+      <w:tr>
+        <w:tc>
+          <w:tcPr>
+            <w:tcW w:w="693" w:type="dxa"/>
+          </w:tcPr>
+          <w:p>
+            <w:r>
+              <w:rPr>
+                <w:sz w:val="16"/>
+                <w:szCs w:val="16"/>
+              </w:rPr>
+              <w:t>E2E-07</w:t>
+            </w:r>
+          </w:p>
+        </w:tc>
+        <w:tc>
+          <w:tcPr>
+            <w:tcW w:w="1088" w:type="dxa"/>
+          </w:tcPr>
+          <w:p>
+            <w:r>
+              <w:rPr>
+                <w:sz w:val="16"/>
+                <w:szCs w:val="16"/>
+              </w:rPr>
+              <w:t>UC-06,08</w:t>
+            </w:r>
+          </w:p>
+        </w:tc>
+        <w:tc>
+          <w:tcPr>
+            <w:tcW w:w="1634" w:type="dxa"/>
+          </w:tcPr>
+          <w:p>
+            <w:proofErr w:type="spellStart"/>
+            <w:r>
+              <w:rPr>
+                <w:sz w:val="16"/>
+                <w:szCs w:val="16"/>
+              </w:rPr>
+              <w:t>Фильтр</w:t>
+            </w:r>
+            <w:proofErr w:type="spellEnd"/>
+            <w:r>
+              <w:rPr>
+                <w:sz w:val="16"/>
+                <w:szCs w:val="16"/>
+              </w:rPr>
+              <w:t xml:space="preserve"> «</w:t>
+            </w:r>
+            <w:proofErr w:type="spellStart"/>
+            <w:r>
+              <w:rPr>
+                <w:sz w:val="16"/>
+                <w:szCs w:val="16"/>
+              </w:rPr>
+              <w:t>Есть</w:t>
+            </w:r>
+            <w:proofErr w:type="spellEnd"/>
+            <w:r>
+              <w:rPr>
+                <w:sz w:val="16"/>
+                <w:szCs w:val="16"/>
+              </w:rPr>
+              <w:t xml:space="preserve"> </w:t>
+            </w:r>
+            <w:proofErr w:type="spellStart"/>
+            <w:r>
+              <w:rPr>
+                <w:sz w:val="16"/>
+                <w:szCs w:val="16"/>
+              </w:rPr>
+              <w:t>места</w:t>
+            </w:r>
+            <w:proofErr w:type="spellEnd"/>
+            <w:r>
+              <w:rPr>
+                <w:sz w:val="16"/>
+                <w:szCs w:val="16"/>
+              </w:rPr>
+              <w:t>»</w:t>
+            </w:r>
+          </w:p>
+        </w:tc>
+        <w:tc>
+          <w:tcPr>
+            <w:tcW w:w="1260" w:type="dxa"/>
+          </w:tcPr>
+          <w:p>
+            <w:proofErr w:type="spellStart"/>
+            <w:r>
+              <w:rPr>
+                <w:sz w:val="16"/>
+                <w:szCs w:val="16"/>
+              </w:rPr>
+              <w:t>Корректный</w:t>
+            </w:r>
+            <w:proofErr w:type="spellEnd"/>
+            <w:r>
+              <w:rPr>
+                <w:sz w:val="16"/>
+                <w:szCs w:val="16"/>
+              </w:rPr>
+              <w:t xml:space="preserve"> </w:t>
+            </w:r>
+            <w:proofErr w:type="spellStart"/>
+            <w:r>
+              <w:rPr>
+                <w:sz w:val="16"/>
+                <w:szCs w:val="16"/>
+              </w:rPr>
+              <w:t>поиск</w:t>
+            </w:r>
+            <w:proofErr w:type="spellEnd"/>
+            <w:r>
+              <w:rPr>
+                <w:sz w:val="16"/>
+                <w:szCs w:val="16"/>
+              </w:rPr>
+              <w:t xml:space="preserve"> </w:t>
+            </w:r>
+            <w:proofErr w:type="spellStart"/>
+            <w:r>
+              <w:rPr>
+                <w:sz w:val="16"/>
+                <w:szCs w:val="16"/>
+              </w:rPr>
+              <w:t>выполнен</w:t>
+            </w:r>
+            <w:proofErr w:type="spellEnd"/>
+            <w:r>
+              <w:rPr>
+                <w:sz w:val="16"/>
+                <w:szCs w:val="16"/>
+              </w:rPr>
+              <w:t>.</w:t>
+            </w:r>
+          </w:p>
+        </w:tc>
+        <w:tc>
+          <w:tcPr>
+            <w:tcW w:w="1980" w:type="dxa"/>
+          </w:tcPr>
+          <w:p>
+            <w:pPr>
+              <w:rPr>
+                <w:lang w:val="ru-RU"/>
+              </w:rPr>
+            </w:pPr>
+            <w:r>
+              <w:rPr>
+                <w:sz w:val="16"/>
+                <w:szCs w:val="16"/>
+                <w:lang w:val="ru-RU"/>
+              </w:rPr>
+              <w:t>Включить фильтр «Есть места»; дождаться обновления выдачи.</w:t>
+            </w:r>
+          </w:p>
+        </w:tc>
+        <w:tc>
+          <w:tcPr>
+            <w:tcW w:w="3330" w:type="dxa"/>
+          </w:tcPr>
+          <w:p>
+            <w:proofErr w:type="spellStart"/>
+            <w:r>
+              <w:rPr>
+                <w:sz w:val="16"/>
+                <w:szCs w:val="16"/>
+              </w:rPr>
+              <w:t>Фильтр</w:t>
+            </w:r>
+            <w:proofErr w:type="spellEnd"/>
+            <w:r>
+              <w:rPr>
+                <w:sz w:val="16"/>
+                <w:szCs w:val="16"/>
+              </w:rPr>
+              <w:t xml:space="preserve"> </w:t>
+            </w:r>
+            <w:proofErr w:type="spellStart"/>
+            <w:r>
+              <w:rPr>
+                <w:sz w:val="16"/>
+                <w:szCs w:val="16"/>
+              </w:rPr>
+              <w:t>активируется</w:t>
+            </w:r>
+            <w:proofErr w:type="spellEnd"/>
+            <w:r>
+              <w:rPr>
+                <w:sz w:val="16"/>
+                <w:szCs w:val="16"/>
+              </w:rPr>
+              <w:t xml:space="preserve">; </w:t>
+            </w:r>
+            <w:proofErr w:type="spellStart"/>
+            <w:r>
+              <w:rPr>
+                <w:sz w:val="16"/>
+                <w:szCs w:val="16"/>
+              </w:rPr>
+              <w:t>результаты</w:t>
+            </w:r>
+            <w:proofErr w:type="spellEnd"/>
+            <w:r>
+              <w:rPr>
+                <w:sz w:val="16"/>
+                <w:szCs w:val="16"/>
+              </w:rPr>
+              <w:t xml:space="preserve"> </w:t>
+            </w:r>
+            <w:proofErr w:type="spellStart"/>
+            <w:r>
+              <w:rPr>
+                <w:sz w:val="16"/>
+                <w:szCs w:val="16"/>
+              </w:rPr>
+              <w:t>обновляются</w:t>
+            </w:r>
+            <w:proofErr w:type="spellEnd"/>
+            <w:r>
+              <w:rPr>
+                <w:sz w:val="16"/>
+                <w:szCs w:val="16"/>
+              </w:rPr>
+              <w:t>.</w:t>
+            </w:r>
+          </w:p>
+        </w:tc>
+      </w:tr>
+      <w:tr>
+        <w:tc>
+          <w:tcPr>
+            <w:tcW w:w="693" w:type="dxa"/>
+          </w:tcPr>
+          <w:p>
+            <w:r>
+              <w:rPr>
+                <w:sz w:val="16"/>
+                <w:szCs w:val="16"/>
+              </w:rPr>
+              <w:t>E2E-08</w:t>
+            </w:r>
+          </w:p>
+        </w:tc>
+        <w:tc>
+          <w:tcPr>
+            <w:tcW w:w="1088" w:type="dxa"/>
+          </w:tcPr>
+          <w:p>
+            <w:r>
+              <w:rPr>
+                <w:sz w:val="16"/>
+                <w:szCs w:val="16"/>
+              </w:rPr>
+              <w:t>UC-06,08</w:t>
+            </w:r>
+          </w:p>
+        </w:tc>
+        <w:tc>
+          <w:tcPr>
+            <w:tcW w:w="1634" w:type="dxa"/>
+          </w:tcPr>
+          <w:p>
+            <w:proofErr w:type="spellStart"/>
+            <w:r>
+              <w:rPr>
+                <w:sz w:val="16"/>
+                <w:szCs w:val="16"/>
+              </w:rPr>
+              <w:t>Фильтр</w:t>
+            </w:r>
+            <w:proofErr w:type="spellEnd"/>
+            <w:r>
+              <w:rPr>
+                <w:sz w:val="16"/>
+                <w:szCs w:val="16"/>
+              </w:rPr>
+              <w:t xml:space="preserve"> «</w:t>
+            </w:r>
+            <w:proofErr w:type="spellStart"/>
+            <w:r>
+              <w:rPr>
+                <w:sz w:val="16"/>
+                <w:szCs w:val="16"/>
+              </w:rPr>
+              <w:t>Нижние</w:t>
+            </w:r>
+            <w:proofErr w:type="spellEnd"/>
+            <w:r>
+              <w:rPr>
+                <w:sz w:val="16"/>
+                <w:szCs w:val="16"/>
+              </w:rPr>
+              <w:t xml:space="preserve"> </w:t>
+            </w:r>
+            <w:proofErr w:type="spellStart"/>
+            <w:r>
+              <w:rPr>
+                <w:sz w:val="16"/>
+                <w:szCs w:val="16"/>
+              </w:rPr>
+              <w:t>места</w:t>
+            </w:r>
+            <w:proofErr w:type="spellEnd"/>
+            <w:r>
+              <w:rPr>
+                <w:sz w:val="16"/>
+                <w:szCs w:val="16"/>
+              </w:rPr>
+              <w:t>»</w:t>
+            </w:r>
+          </w:p>
+        </w:tc>
+        <w:tc>
+          <w:tcPr>
+            <w:tcW w:w="1260" w:type="dxa"/>
+          </w:tcPr>
+          <w:p>
+            <w:proofErr w:type="spellStart"/>
+            <w:r>
+              <w:rPr>
+                <w:sz w:val="16"/>
+                <w:szCs w:val="16"/>
+              </w:rPr>
+              <w:t>Корректный</w:t>
+            </w:r>
+            <w:proofErr w:type="spellEnd"/>
+            <w:r>
+              <w:rPr>
+                <w:sz w:val="16"/>
+                <w:szCs w:val="16"/>
+              </w:rPr>
+              <w:t xml:space="preserve"> </w:t>
+            </w:r>
+            <w:proofErr w:type="spellStart"/>
+            <w:r>
+              <w:rPr>
+                <w:sz w:val="16"/>
+                <w:szCs w:val="16"/>
+              </w:rPr>
+              <w:t>поиск</w:t>
+            </w:r>
+            <w:proofErr w:type="spellEnd"/>
+            <w:r>
+              <w:rPr>
+                <w:sz w:val="16"/>
+                <w:szCs w:val="16"/>
+              </w:rPr>
+              <w:t xml:space="preserve"> </w:t>
+            </w:r>
+            <w:proofErr w:type="spellStart"/>
+            <w:r>
+              <w:rPr>
+                <w:sz w:val="16"/>
+                <w:szCs w:val="16"/>
+              </w:rPr>
+              <w:t>выполнен</w:t>
+            </w:r>
+            <w:proofErr w:type="spellEnd"/>
+            <w:r>
+              <w:rPr>
+                <w:sz w:val="16"/>
+                <w:szCs w:val="16"/>
+              </w:rPr>
+              <w:t>.</w:t>
+            </w:r>
+          </w:p>
+        </w:tc>
+        <w:tc>
+          <w:tcPr>
+            <w:tcW w:w="1980" w:type="dxa"/>
+          </w:tcPr>
+          <w:p>
+            <w:pPr>
+              <w:rPr>
+                <w:lang w:val="ru-RU"/>
+              </w:rPr>
+            </w:pPr>
+            <w:r>
+              <w:rPr>
+                <w:sz w:val="16"/>
+                <w:szCs w:val="16"/>
+                <w:lang w:val="ru-RU"/>
+              </w:rPr>
+              <w:t>Включить фильтр «Нижние места»; дождаться обновления выдачи.</w:t>
+            </w:r>
+          </w:p>
+        </w:tc>
+        <w:tc>
+          <w:tcPr>
+            <w:tcW w:w="3330" w:type="dxa"/>
+          </w:tcPr>
+          <w:p>
+            <w:proofErr w:type="spellStart"/>
+            <w:r>
+              <w:rPr>
+                <w:sz w:val="16"/>
+                <w:szCs w:val="16"/>
+              </w:rPr>
+              <w:t>Фильтр</w:t>
+            </w:r>
+            <w:proofErr w:type="spellEnd"/>
+            <w:r>
+              <w:rPr>
+                <w:sz w:val="16"/>
+                <w:szCs w:val="16"/>
+              </w:rPr>
+              <w:t xml:space="preserve"> </w:t>
+            </w:r>
+            <w:proofErr w:type="spellStart"/>
+            <w:r>
+              <w:rPr>
+                <w:sz w:val="16"/>
+                <w:szCs w:val="16"/>
+              </w:rPr>
+              <w:t>активируется</w:t>
+            </w:r>
+            <w:proofErr w:type="spellEnd"/>
+            <w:r>
+              <w:rPr>
+                <w:sz w:val="16"/>
+                <w:szCs w:val="16"/>
+              </w:rPr>
+              <w:t xml:space="preserve">; </w:t>
+            </w:r>
+            <w:proofErr w:type="spellStart"/>
+            <w:r>
+              <w:rPr>
+                <w:sz w:val="16"/>
+                <w:szCs w:val="16"/>
+              </w:rPr>
+              <w:t>результаты</w:t>
+            </w:r>
+            <w:proofErr w:type="spellEnd"/>
+            <w:r>
+              <w:rPr>
+                <w:sz w:val="16"/>
+                <w:szCs w:val="16"/>
+              </w:rPr>
+              <w:t xml:space="preserve"> </w:t>
+            </w:r>
+            <w:proofErr w:type="spellStart"/>
+            <w:r>
+              <w:rPr>
+                <w:sz w:val="16"/>
+                <w:szCs w:val="16"/>
+              </w:rPr>
+              <w:t>обновляются</w:t>
+            </w:r>
+            <w:proofErr w:type="spellEnd"/>
+            <w:r>
+              <w:rPr>
+                <w:sz w:val="16"/>
+                <w:szCs w:val="16"/>
+              </w:rPr>
+              <w:t>.</w:t>
+            </w:r>
+          </w:p>
+        </w:tc>
+      </w:tr>
+      <w:tr>
+        <w:tc>
+          <w:tcPr>
+            <w:tcW w:w="693" w:type="dxa"/>
+          </w:tcPr>
+          <w:p>
+            <w:r>
+              <w:rPr>
+                <w:sz w:val="16"/>
+                <w:szCs w:val="16"/>
+              </w:rPr>
+              <w:t>E2E-09</w:t>
+            </w:r>
+          </w:p>
+        </w:tc>
+        <w:tc>
+          <w:tcPr>
+            <w:tcW w:w="1088" w:type="dxa"/>
+          </w:tcPr>
+          <w:p>
+            <w:r>
+              <w:rPr>
+                <w:sz w:val="16"/>
+                <w:szCs w:val="16"/>
+              </w:rPr>
+              <w:t>UC-06,08</w:t>
+            </w:r>
+          </w:p>
+        </w:tc>
+        <w:tc>
+          <w:tcPr>
+            <w:tcW w:w="1634" w:type="dxa"/>
+          </w:tcPr>
+          <w:p>
+            <w:proofErr w:type="spellStart"/>
+            <w:r>
+              <w:rPr>
+                <w:sz w:val="16"/>
+                <w:szCs w:val="16"/>
+              </w:rPr>
+              <w:t>Выбор</w:t>
+            </w:r>
+            <w:proofErr w:type="spellEnd"/>
+            <w:r>
+              <w:rPr>
+                <w:sz w:val="16"/>
+                <w:szCs w:val="16"/>
+              </w:rPr>
+              <w:t xml:space="preserve"> </w:t>
+            </w:r>
+            <w:proofErr w:type="spellStart"/>
+            <w:r>
+              <w:rPr>
+                <w:sz w:val="16"/>
+                <w:szCs w:val="16"/>
+              </w:rPr>
+              <w:t>типа</w:t>
+            </w:r>
+            <w:proofErr w:type="spellEnd"/>
+            <w:r>
+              <w:rPr>
+                <w:sz w:val="16"/>
+                <w:szCs w:val="16"/>
+              </w:rPr>
+              <w:t xml:space="preserve"> </w:t>
+            </w:r>
+            <w:proofErr w:type="spellStart"/>
+            <w:r>
+              <w:rPr>
+                <w:sz w:val="16"/>
+                <w:szCs w:val="16"/>
+              </w:rPr>
+              <w:t>вагона</w:t>
+            </w:r>
+            <w:proofErr w:type="spellEnd"/>
+          </w:p>
+        </w:tc>
+        <w:tc>
+          <w:tcPr>
+            <w:tcW w:w="1260" w:type="dxa"/>
+          </w:tcPr>
+          <w:p>
+            <w:proofErr w:type="spellStart"/>
+            <w:r>
+              <w:rPr>
+                <w:sz w:val="16"/>
+                <w:szCs w:val="16"/>
+              </w:rPr>
+              <w:t>Корректный</w:t>
+            </w:r>
+            <w:proofErr w:type="spellEnd"/>
+            <w:r>
+              <w:rPr>
+                <w:sz w:val="16"/>
+                <w:szCs w:val="16"/>
+              </w:rPr>
+              <w:t xml:space="preserve"> </w:t>
+            </w:r>
+            <w:proofErr w:type="spellStart"/>
+            <w:r>
+              <w:rPr>
+                <w:sz w:val="16"/>
+                <w:szCs w:val="16"/>
+              </w:rPr>
+              <w:t>поиск</w:t>
+            </w:r>
+            <w:proofErr w:type="spellEnd"/>
+            <w:r>
+              <w:rPr>
+                <w:sz w:val="16"/>
+                <w:szCs w:val="16"/>
+              </w:rPr>
+              <w:t xml:space="preserve"> </w:t>
+            </w:r>
+            <w:proofErr w:type="spellStart"/>
+            <w:r>
+              <w:rPr>
+                <w:sz w:val="16"/>
+                <w:szCs w:val="16"/>
+              </w:rPr>
+              <w:t>выполнен</w:t>
+            </w:r>
+            <w:proofErr w:type="spellEnd"/>
+            <w:r>
+              <w:rPr>
+                <w:sz w:val="16"/>
+                <w:szCs w:val="16"/>
+              </w:rPr>
+              <w:t>.</w:t>
+            </w:r>
+          </w:p>
+        </w:tc>
+        <w:tc>
+          <w:tcPr>
+            <w:tcW w:w="1980" w:type="dxa"/>
+          </w:tcPr>
+          <w:p>
+            <w:pPr>
+              <w:rPr>
+                <w:lang w:val="ru-RU"/>
+              </w:rPr>
+            </w:pPr>
+            <w:r>
+              <w:rPr>
+                <w:sz w:val="16"/>
+                <w:szCs w:val="16"/>
+                <w:lang w:val="ru-RU"/>
+              </w:rPr>
+              <w:t>Раскрыть «Тип вагона»; отметить чекбокс «Купе»; дождаться обновления выдачи.</w:t>
+            </w:r>
+          </w:p>
+        </w:tc>
+        <w:tc>
+          <w:tcPr>
+            <w:tcW w:w="3330" w:type="dxa"/>
+          </w:tcPr>
+          <w:p>
+            <w:pPr>
+              <w:rPr>
+                <w:lang w:val="ru-RU"/>
+              </w:rPr>
+            </w:pPr>
+            <w:r>
+              <w:rPr>
+                <w:sz w:val="16"/>
+                <w:szCs w:val="16"/>
+                <w:lang w:val="ru-RU"/>
+              </w:rPr>
+              <w:t>Список раскрывается; чекбокс отмечается, если доступен; результаты обновляются.</w:t>
+            </w:r>
+          </w:p>
+        </w:tc>
+      </w:tr>
+      <w:tr>
+        <w:tc>
+          <w:tcPr>
+            <w:tcW w:w="693" w:type="dxa"/>
+          </w:tcPr>
+          <w:p>
+            <w:r>
+              <w:rPr>
+                <w:sz w:val="16"/>
+                <w:szCs w:val="16"/>
+              </w:rPr>
+              <w:t>E2E-10</w:t>
+            </w:r>
+          </w:p>
+        </w:tc>
+        <w:tc>
+          <w:tcPr>
+            <w:tcW w:w="1088" w:type="dxa"/>
+          </w:tcPr>
+          <w:p>
+            <w:r>
+              <w:rPr>
+                <w:sz w:val="16"/>
+                <w:szCs w:val="16"/>
+              </w:rPr>
+              <w:t>UC-06,08</w:t>
+            </w:r>
+          </w:p>
+        </w:tc>
+        <w:tc>
+          <w:tcPr>
+            <w:tcW w:w="1634" w:type="dxa"/>
+          </w:tcPr>
+          <w:p>
+            <w:proofErr w:type="spellStart"/>
+            <w:r>
+              <w:rPr>
+                <w:sz w:val="16"/>
+                <w:szCs w:val="16"/>
+              </w:rPr>
+              <w:t>Комбинированная</w:t>
+            </w:r>
+            <w:proofErr w:type="spellEnd"/>
+            <w:r>
+              <w:rPr>
+                <w:sz w:val="16"/>
+                <w:szCs w:val="16"/>
+              </w:rPr>
+              <w:t xml:space="preserve"> </w:t>
+            </w:r>
+            <w:proofErr w:type="spellStart"/>
+            <w:r>
+              <w:rPr>
+                <w:sz w:val="16"/>
+                <w:szCs w:val="16"/>
+              </w:rPr>
+              <w:t>фильтрация</w:t>
+            </w:r>
+            <w:proofErr w:type="spellEnd"/>
+            <w:r>
+              <w:rPr>
+                <w:sz w:val="16"/>
+                <w:szCs w:val="16"/>
+              </w:rPr>
+              <w:t xml:space="preserve"> </w:t>
+            </w:r>
+            <w:proofErr w:type="spellStart"/>
+            <w:r>
+              <w:rPr>
+                <w:sz w:val="16"/>
+                <w:szCs w:val="16"/>
+              </w:rPr>
+              <w:t>результатов</w:t>
+            </w:r>
+            <w:proofErr w:type="spellEnd"/>
+          </w:p>
+        </w:tc>
+        <w:tc>
+          <w:tcPr>
+            <w:tcW w:w="1260" w:type="dxa"/>
+          </w:tcPr>
+          <w:p>
+            <w:proofErr w:type="spellStart"/>
+            <w:r>
+              <w:rPr>
+                <w:sz w:val="16"/>
+                <w:szCs w:val="16"/>
+              </w:rPr>
+              <w:t>Корректный</w:t>
+            </w:r>
+            <w:proofErr w:type="spellEnd"/>
+            <w:r>
+              <w:rPr>
+                <w:sz w:val="16"/>
+                <w:szCs w:val="16"/>
+              </w:rPr>
+              <w:t xml:space="preserve"> </w:t>
+            </w:r>
+            <w:proofErr w:type="spellStart"/>
+            <w:r>
+              <w:rPr>
+                <w:sz w:val="16"/>
+                <w:szCs w:val="16"/>
+              </w:rPr>
+              <w:t>поиск</w:t>
+            </w:r>
+            <w:proofErr w:type="spellEnd"/>
+            <w:r>
+              <w:rPr>
+                <w:sz w:val="16"/>
+                <w:szCs w:val="16"/>
+              </w:rPr>
+              <w:t xml:space="preserve"> </w:t>
+            </w:r>
+            <w:proofErr w:type="spellStart"/>
+            <w:r>
+              <w:rPr>
+                <w:sz w:val="16"/>
+                <w:szCs w:val="16"/>
+              </w:rPr>
+              <w:t>выполнен</w:t>
+            </w:r>
+            <w:proofErr w:type="spellEnd"/>
+            <w:r>
+              <w:rPr>
+                <w:sz w:val="16"/>
+                <w:szCs w:val="16"/>
+              </w:rPr>
+              <w:t>.</w:t>
+            </w:r>
+          </w:p>
+        </w:tc>
+        <w:tc>
+          <w:tcPr>
+            <w:tcW w:w="1980" w:type="dxa"/>
+          </w:tcPr>
+          <w:p>
+            <w:pPr>
+              <w:rPr>
+                <w:lang w:val="ru-RU"/>
+              </w:rPr>
+            </w:pPr>
+            <w:r>
+              <w:rPr>
+                <w:sz w:val="16"/>
+                <w:szCs w:val="16"/>
+                <w:lang w:val="ru-RU"/>
+              </w:rPr>
+              <w:t>Включить «Есть места» и «Нижние места», если доступны; дождаться обновления выдачи.</w:t>
+            </w:r>
+          </w:p>
+        </w:tc>
+        <w:tc>
+          <w:tcPr>
+            <w:tcW w:w="3330" w:type="dxa"/>
+          </w:tcPr>
+          <w:p>
+            <w:pPr>
+              <w:rPr>
+                <w:lang w:val="ru-RU"/>
+              </w:rPr>
+            </w:pPr>
+            <w:r>
+              <w:rPr>
+                <w:sz w:val="16"/>
+                <w:szCs w:val="16"/>
+                <w:lang w:val="ru-RU"/>
+              </w:rPr>
+              <w:t>Несколько фильтров применяются совместно; интерфейс не ломается.</w:t>
+            </w:r>
+          </w:p>
+        </w:tc>
+      </w:tr>
+      <w:tr>
+        <w:tc>
+          <w:tcPr>
+            <w:tcW w:w="693" w:type="dxa"/>
+          </w:tcPr>
+          <w:p>
+            <w:r>
+              <w:rPr>
+                <w:sz w:val="16"/>
+                <w:szCs w:val="16"/>
+              </w:rPr>
+              <w:t>E2E-11</w:t>
+            </w:r>
+          </w:p>
+        </w:tc>
+        <w:tc>
+          <w:tcPr>
+            <w:tcW w:w="1088" w:type="dxa"/>
+          </w:tcPr>
+          <w:p>
+            <w:r>
+              <w:rPr>
+                <w:sz w:val="16"/>
+                <w:szCs w:val="16"/>
+              </w:rPr>
+              <w:t>UC-07,08</w:t>
+            </w:r>
+          </w:p>
+        </w:tc>
+        <w:tc>
+          <w:tcPr>
+            <w:tcW w:w="1634" w:type="dxa"/>
+          </w:tcPr>
+          <w:p>
+            <w:proofErr w:type="spellStart"/>
+            <w:r>
+              <w:rPr>
+                <w:sz w:val="16"/>
+                <w:szCs w:val="16"/>
+              </w:rPr>
+              <w:t>Сортировка</w:t>
+            </w:r>
+            <w:proofErr w:type="spellEnd"/>
+            <w:r>
+              <w:rPr>
+                <w:sz w:val="16"/>
+                <w:szCs w:val="16"/>
+              </w:rPr>
+              <w:t xml:space="preserve"> </w:t>
+            </w:r>
+            <w:proofErr w:type="spellStart"/>
+            <w:r>
+              <w:rPr>
+                <w:sz w:val="16"/>
+                <w:szCs w:val="16"/>
+              </w:rPr>
+              <w:t>результатов</w:t>
+            </w:r>
+            <w:proofErr w:type="spellEnd"/>
+          </w:p>
+        </w:tc>
+        <w:tc>
+          <w:tcPr>
+            <w:tcW w:w="1260" w:type="dxa"/>
+          </w:tcPr>
+          <w:p>
+            <w:proofErr w:type="spellStart"/>
+            <w:r>
+              <w:rPr>
+                <w:sz w:val="16"/>
+                <w:szCs w:val="16"/>
+              </w:rPr>
+              <w:t>Корректный</w:t>
+            </w:r>
+            <w:proofErr w:type="spellEnd"/>
+            <w:r>
+              <w:rPr>
+                <w:sz w:val="16"/>
+                <w:szCs w:val="16"/>
+              </w:rPr>
+              <w:t xml:space="preserve"> </w:t>
+            </w:r>
+            <w:proofErr w:type="spellStart"/>
+            <w:r>
+              <w:rPr>
+                <w:sz w:val="16"/>
+                <w:szCs w:val="16"/>
+              </w:rPr>
+              <w:t>поиск</w:t>
+            </w:r>
+            <w:proofErr w:type="spellEnd"/>
+            <w:r>
+              <w:rPr>
+                <w:sz w:val="16"/>
+                <w:szCs w:val="16"/>
+              </w:rPr>
+              <w:t xml:space="preserve"> </w:t>
+            </w:r>
+            <w:proofErr w:type="spellStart"/>
+            <w:r>
+              <w:rPr>
+                <w:sz w:val="16"/>
+                <w:szCs w:val="16"/>
+              </w:rPr>
+              <w:t>выполнен</w:t>
+            </w:r>
+            <w:proofErr w:type="spellEnd"/>
+            <w:r>
+              <w:rPr>
+                <w:sz w:val="16"/>
+                <w:szCs w:val="16"/>
+              </w:rPr>
+              <w:t>.</w:t>
+            </w:r>
+          </w:p>
+        </w:tc>
+        <w:tc>
+          <w:tcPr>
+            <w:tcW w:w="1980" w:type="dxa"/>
+          </w:tcPr>
+          <w:p>
+            <w:pPr>
+              <w:rPr>
+                <w:lang w:val="ru-RU"/>
+              </w:rPr>
+            </w:pPr>
+            <w:r>
+              <w:rPr>
+                <w:sz w:val="16"/>
+                <w:szCs w:val="16"/>
+                <w:lang w:val="ru-RU"/>
+              </w:rPr>
+              <w:t xml:space="preserve">Открыть меню сортировки; выбрать «Сначала дешёвые»; </w:t>
+            </w:r>
+            <w:r>
+              <w:rPr>
+                <w:sz w:val="16"/>
+                <w:szCs w:val="16"/>
+                <w:lang w:val="ru-RU"/>
+              </w:rPr>
+              <w:lastRenderedPageBreak/>
+              <w:t>дождаться обновления выдачи.</w:t>
+            </w:r>
+          </w:p>
+        </w:tc>
+        <w:tc>
+          <w:tcPr>
+            <w:tcW w:w="3330" w:type="dxa"/>
+          </w:tcPr>
+          <w:p>
+            <w:pPr>
+              <w:rPr>
+                <w:lang w:val="ru-RU"/>
+              </w:rPr>
+            </w:pPr>
+            <w:r>
+              <w:rPr>
+                <w:sz w:val="16"/>
+                <w:szCs w:val="16"/>
+                <w:lang w:val="ru-RU"/>
+              </w:rPr>
+              <w:lastRenderedPageBreak/>
+              <w:t>Меню открывается; вариант выбирается; результаты в понятном состоянии.</w:t>
+            </w:r>
+          </w:p>
+        </w:tc>
+      </w:tr>
+      <w:tr>
+        <w:tc>
+          <w:tcPr>
+            <w:tcW w:w="693" w:type="dxa"/>
+          </w:tcPr>
+          <w:p>
+            <w:r>
+              <w:rPr>
+                <w:sz w:val="16"/>
+                <w:szCs w:val="16"/>
+              </w:rPr>
+              <w:t>E2E-12</w:t>
+            </w:r>
+          </w:p>
+        </w:tc>
+        <w:tc>
+          <w:tcPr>
+            <w:tcW w:w="1088" w:type="dxa"/>
+          </w:tcPr>
+          <w:p>
+            <w:r>
+              <w:rPr>
+                <w:sz w:val="16"/>
+                <w:szCs w:val="16"/>
+              </w:rPr>
+              <w:t>UC-08</w:t>
+            </w:r>
+          </w:p>
+        </w:tc>
+        <w:tc>
+          <w:tcPr>
+            <w:tcW w:w="1634" w:type="dxa"/>
+          </w:tcPr>
+          <w:p>
+            <w:proofErr w:type="spellStart"/>
+            <w:r>
+              <w:rPr>
+                <w:sz w:val="16"/>
+                <w:szCs w:val="16"/>
+              </w:rPr>
+              <w:t>Открытие</w:t>
+            </w:r>
+            <w:proofErr w:type="spellEnd"/>
+            <w:r>
+              <w:rPr>
+                <w:sz w:val="16"/>
+                <w:szCs w:val="16"/>
+              </w:rPr>
+              <w:t xml:space="preserve"> </w:t>
+            </w:r>
+            <w:proofErr w:type="spellStart"/>
+            <w:r>
+              <w:rPr>
+                <w:sz w:val="16"/>
+                <w:szCs w:val="16"/>
+              </w:rPr>
+              <w:t>маршрута</w:t>
+            </w:r>
+            <w:proofErr w:type="spellEnd"/>
+            <w:r>
+              <w:rPr>
+                <w:sz w:val="16"/>
+                <w:szCs w:val="16"/>
+              </w:rPr>
+              <w:t xml:space="preserve"> </w:t>
+            </w:r>
+            <w:proofErr w:type="spellStart"/>
+            <w:r>
+              <w:rPr>
+                <w:sz w:val="16"/>
+                <w:szCs w:val="16"/>
+              </w:rPr>
+              <w:t>первого</w:t>
+            </w:r>
+            <w:proofErr w:type="spellEnd"/>
+            <w:r>
+              <w:rPr>
+                <w:sz w:val="16"/>
+                <w:szCs w:val="16"/>
+              </w:rPr>
+              <w:t xml:space="preserve"> </w:t>
+            </w:r>
+            <w:proofErr w:type="spellStart"/>
+            <w:r>
+              <w:rPr>
+                <w:sz w:val="16"/>
+                <w:szCs w:val="16"/>
+              </w:rPr>
+              <w:t>результата</w:t>
+            </w:r>
+            <w:proofErr w:type="spellEnd"/>
+          </w:p>
+        </w:tc>
+        <w:tc>
+          <w:tcPr>
+            <w:tcW w:w="1260" w:type="dxa"/>
+          </w:tcPr>
+          <w:p>
+            <w:pPr>
+              <w:rPr>
+                <w:lang w:val="ru-RU"/>
+              </w:rPr>
+            </w:pPr>
+            <w:r>
+              <w:rPr>
+                <w:sz w:val="16"/>
+                <w:szCs w:val="16"/>
+                <w:lang w:val="ru-RU"/>
+              </w:rPr>
+              <w:t>Есть хотя бы одна карточка.</w:t>
+            </w:r>
+          </w:p>
+        </w:tc>
+        <w:tc>
+          <w:tcPr>
+            <w:tcW w:w="1980" w:type="dxa"/>
+          </w:tcPr>
+          <w:p>
+            <w:pPr>
+              <w:rPr>
+                <w:lang w:val="ru-RU"/>
+              </w:rPr>
+            </w:pPr>
+            <w:r>
+              <w:rPr>
+                <w:sz w:val="16"/>
+                <w:szCs w:val="16"/>
+                <w:lang w:val="ru-RU"/>
+              </w:rPr>
+              <w:t>Нажать ссылку «Маршрут» на первой карточке, если доступна.</w:t>
+            </w:r>
+          </w:p>
+        </w:tc>
+        <w:tc>
+          <w:tcPr>
+            <w:tcW w:w="3330" w:type="dxa"/>
+          </w:tcPr>
+          <w:p>
+            <w:pPr>
+              <w:rPr>
+                <w:lang w:val="ru-RU"/>
+              </w:rPr>
+            </w:pPr>
+            <w:r>
+              <w:rPr>
+                <w:sz w:val="16"/>
+                <w:szCs w:val="16"/>
+                <w:lang w:val="ru-RU"/>
+              </w:rPr>
+              <w:t>Клик обрабатывается без ошибки интерфейса.</w:t>
+            </w:r>
+          </w:p>
+        </w:tc>
+      </w:tr>
+      <w:tr>
+        <w:tc>
+          <w:tcPr>
+            <w:tcW w:w="693" w:type="dxa"/>
+          </w:tcPr>
+          <w:p>
+            <w:r>
+              <w:rPr>
+                <w:sz w:val="16"/>
+                <w:szCs w:val="16"/>
+              </w:rPr>
+              <w:t>E2E-13</w:t>
+            </w:r>
+          </w:p>
+        </w:tc>
+        <w:tc>
+          <w:tcPr>
+            <w:tcW w:w="1088" w:type="dxa"/>
+          </w:tcPr>
+          <w:p>
+            <w:r>
+              <w:rPr>
+                <w:sz w:val="16"/>
+                <w:szCs w:val="16"/>
+              </w:rPr>
+              <w:t>UC-09</w:t>
+            </w:r>
+          </w:p>
+        </w:tc>
+        <w:tc>
+          <w:tcPr>
+            <w:tcW w:w="1634" w:type="dxa"/>
+          </w:tcPr>
+          <w:p>
+            <w:proofErr w:type="spellStart"/>
+            <w:r>
+              <w:rPr>
+                <w:sz w:val="16"/>
+                <w:szCs w:val="16"/>
+              </w:rPr>
+              <w:t>Переход</w:t>
+            </w:r>
+            <w:proofErr w:type="spellEnd"/>
+            <w:r>
+              <w:rPr>
+                <w:sz w:val="16"/>
+                <w:szCs w:val="16"/>
+              </w:rPr>
+              <w:t xml:space="preserve"> к </w:t>
+            </w:r>
+            <w:proofErr w:type="spellStart"/>
+            <w:r>
+              <w:rPr>
+                <w:sz w:val="16"/>
+                <w:szCs w:val="16"/>
+              </w:rPr>
+              <w:t>выбору</w:t>
+            </w:r>
+            <w:proofErr w:type="spellEnd"/>
+            <w:r>
+              <w:rPr>
+                <w:sz w:val="16"/>
+                <w:szCs w:val="16"/>
+              </w:rPr>
+              <w:t xml:space="preserve"> </w:t>
+            </w:r>
+            <w:proofErr w:type="spellStart"/>
+            <w:r>
+              <w:rPr>
+                <w:sz w:val="16"/>
+                <w:szCs w:val="16"/>
+              </w:rPr>
+              <w:t>мест</w:t>
+            </w:r>
+            <w:proofErr w:type="spellEnd"/>
+          </w:p>
+        </w:tc>
+        <w:tc>
+          <w:tcPr>
+            <w:tcW w:w="1260" w:type="dxa"/>
+          </w:tcPr>
+          <w:p>
+            <w:pPr>
+              <w:rPr>
+                <w:lang w:val="ru-RU"/>
+              </w:rPr>
+            </w:pPr>
+            <w:r>
+              <w:rPr>
+                <w:sz w:val="16"/>
+                <w:szCs w:val="16"/>
+                <w:lang w:val="ru-RU"/>
+              </w:rPr>
+              <w:t>Есть хотя бы одна карточка.</w:t>
+            </w:r>
+          </w:p>
+        </w:tc>
+        <w:tc>
+          <w:tcPr>
+            <w:tcW w:w="1980" w:type="dxa"/>
+          </w:tcPr>
+          <w:p>
+            <w:pPr>
+              <w:rPr>
+                <w:lang w:val="ru-RU"/>
+              </w:rPr>
+            </w:pPr>
+            <w:r>
+              <w:rPr>
+                <w:sz w:val="16"/>
+                <w:szCs w:val="16"/>
+                <w:lang w:val="ru-RU"/>
+              </w:rPr>
+              <w:t>Нажать «Выбрать места» на первой карточке, если доступна.</w:t>
+            </w:r>
+          </w:p>
+        </w:tc>
+        <w:tc>
+          <w:tcPr>
+            <w:tcW w:w="3330" w:type="dxa"/>
+          </w:tcPr>
+          <w:p>
+            <w:pPr>
+              <w:rPr>
+                <w:lang w:val="ru-RU"/>
+              </w:rPr>
+            </w:pPr>
+            <w:r>
+              <w:rPr>
+                <w:sz w:val="16"/>
+                <w:szCs w:val="16"/>
+                <w:lang w:val="ru-RU"/>
+              </w:rPr>
+              <w:t>Клик обрабатывается без ошибки; сам процесс бронирования не тестируется.</w:t>
+            </w:r>
+          </w:p>
+        </w:tc>
+      </w:tr>
+      <w:tr>
+        <w:tc>
+          <w:tcPr>
+            <w:tcW w:w="693" w:type="dxa"/>
+          </w:tcPr>
+          <w:p>
+            <w:r>
+              <w:rPr>
+                <w:sz w:val="16"/>
+                <w:szCs w:val="16"/>
+              </w:rPr>
+              <w:t>E2E-14</w:t>
+            </w:r>
+          </w:p>
+        </w:tc>
+        <w:tc>
+          <w:tcPr>
+            <w:tcW w:w="1088" w:type="dxa"/>
+          </w:tcPr>
+          <w:p>
+            <w:r>
+              <w:rPr>
+                <w:sz w:val="16"/>
+                <w:szCs w:val="16"/>
+              </w:rPr>
+              <w:t>UC-01,02,08</w:t>
+            </w:r>
+          </w:p>
+        </w:tc>
+        <w:tc>
+          <w:tcPr>
+            <w:tcW w:w="1634" w:type="dxa"/>
+          </w:tcPr>
+          <w:p>
+            <w:pPr>
+              <w:rPr>
+                <w:lang w:val="ru-RU"/>
+              </w:rPr>
+            </w:pPr>
+            <w:r>
+              <w:rPr>
+                <w:sz w:val="16"/>
+                <w:szCs w:val="16"/>
+                <w:lang w:val="ru-RU"/>
+              </w:rPr>
+              <w:t>Одинаковые города отправления и назначения</w:t>
+            </w:r>
+          </w:p>
+        </w:tc>
+        <w:tc>
+          <w:tcPr>
+            <w:tcW w:w="1260" w:type="dxa"/>
+          </w:tcPr>
+          <w:p>
+            <w:proofErr w:type="spellStart"/>
+            <w:r>
+              <w:rPr>
+                <w:sz w:val="16"/>
+                <w:szCs w:val="16"/>
+              </w:rPr>
+              <w:t>Страница</w:t>
+            </w:r>
+            <w:proofErr w:type="spellEnd"/>
+            <w:r>
+              <w:rPr>
+                <w:sz w:val="16"/>
+                <w:szCs w:val="16"/>
+              </w:rPr>
+              <w:t xml:space="preserve"> </w:t>
+            </w:r>
+            <w:proofErr w:type="spellStart"/>
+            <w:r>
+              <w:rPr>
+                <w:sz w:val="16"/>
+                <w:szCs w:val="16"/>
+              </w:rPr>
+              <w:t>доступна</w:t>
+            </w:r>
+            <w:proofErr w:type="spellEnd"/>
+            <w:r>
+              <w:rPr>
+                <w:sz w:val="16"/>
+                <w:szCs w:val="16"/>
+              </w:rPr>
+              <w:t>.</w:t>
+            </w:r>
+          </w:p>
+        </w:tc>
+        <w:tc>
+          <w:tcPr>
+            <w:tcW w:w="1980" w:type="dxa"/>
+          </w:tcPr>
+          <w:p>
+            <w:pPr>
+              <w:rPr>
+                <w:lang w:val="ru-RU"/>
+              </w:rPr>
+            </w:pPr>
+            <w:r>
+              <w:rPr>
+                <w:sz w:val="16"/>
+                <w:szCs w:val="16"/>
+                <w:lang w:val="ru-RU"/>
+              </w:rPr>
+              <w:t>Заполнить одинаковый город в «Откуда» и «Куда»; выбрать дату; запустить поиск.</w:t>
+            </w:r>
+          </w:p>
+        </w:tc>
+        <w:tc>
+          <w:tcPr>
+            <w:tcW w:w="3330" w:type="dxa"/>
+          </w:tcPr>
+          <w:p>
+            <w:pPr>
+              <w:rPr>
+                <w:lang w:val="ru-RU"/>
+              </w:rPr>
+            </w:pPr>
+            <w:r>
+              <w:rPr>
+                <w:sz w:val="16"/>
+                <w:szCs w:val="16"/>
+                <w:lang w:val="ru-RU"/>
+              </w:rPr>
+              <w:t>Поиск не блокируется валидацией; отображается список поездов или понятное пустое состояние.</w:t>
+            </w:r>
+          </w:p>
+        </w:tc>
+      </w:tr>
+      <w:tr>
+        <w:tc>
+          <w:tcPr>
+            <w:tcW w:w="693" w:type="dxa"/>
+          </w:tcPr>
+          <w:p>
+            <w:r>
+              <w:rPr>
+                <w:sz w:val="16"/>
+                <w:szCs w:val="16"/>
+              </w:rPr>
+              <w:t>E2E-15</w:t>
+            </w:r>
+          </w:p>
+        </w:tc>
+        <w:tc>
+          <w:tcPr>
+            <w:tcW w:w="1088" w:type="dxa"/>
+          </w:tcPr>
+          <w:p>
+            <w:r>
+              <w:rPr>
+                <w:sz w:val="16"/>
+                <w:szCs w:val="16"/>
+              </w:rPr>
+              <w:t>UC-01,02,10</w:t>
+            </w:r>
+          </w:p>
+        </w:tc>
+        <w:tc>
+          <w:tcPr>
+            <w:tcW w:w="1634" w:type="dxa"/>
+          </w:tcPr>
+          <w:p>
+            <w:pPr>
+              <w:rPr>
+                <w:lang w:val="ru-RU"/>
+              </w:rPr>
+            </w:pPr>
+            <w:r>
+              <w:rPr>
+                <w:sz w:val="16"/>
+                <w:szCs w:val="16"/>
+                <w:lang w:val="ru-RU"/>
+              </w:rPr>
+              <w:t>Повторный поиск после изменения города</w:t>
+            </w:r>
+          </w:p>
+        </w:tc>
+        <w:tc>
+          <w:tcPr>
+            <w:tcW w:w="1260" w:type="dxa"/>
+          </w:tcPr>
+          <w:p>
+            <w:proofErr w:type="spellStart"/>
+            <w:r>
+              <w:rPr>
+                <w:sz w:val="16"/>
+                <w:szCs w:val="16"/>
+              </w:rPr>
+              <w:t>Первый</w:t>
+            </w:r>
+            <w:proofErr w:type="spellEnd"/>
+            <w:r>
+              <w:rPr>
+                <w:sz w:val="16"/>
+                <w:szCs w:val="16"/>
+              </w:rPr>
+              <w:t xml:space="preserve"> </w:t>
+            </w:r>
+            <w:proofErr w:type="spellStart"/>
+            <w:r>
+              <w:rPr>
+                <w:sz w:val="16"/>
+                <w:szCs w:val="16"/>
+              </w:rPr>
+              <w:t>корректный</w:t>
+            </w:r>
+            <w:proofErr w:type="spellEnd"/>
+            <w:r>
+              <w:rPr>
+                <w:sz w:val="16"/>
+                <w:szCs w:val="16"/>
+              </w:rPr>
+              <w:t xml:space="preserve"> </w:t>
+            </w:r>
+            <w:proofErr w:type="spellStart"/>
+            <w:r>
+              <w:rPr>
+                <w:sz w:val="16"/>
+                <w:szCs w:val="16"/>
+              </w:rPr>
+              <w:t>поиск</w:t>
+            </w:r>
+            <w:proofErr w:type="spellEnd"/>
+            <w:r>
+              <w:rPr>
+                <w:sz w:val="16"/>
+                <w:szCs w:val="16"/>
+              </w:rPr>
+              <w:t xml:space="preserve"> </w:t>
+            </w:r>
+            <w:proofErr w:type="spellStart"/>
+            <w:r>
+              <w:rPr>
+                <w:sz w:val="16"/>
+                <w:szCs w:val="16"/>
+              </w:rPr>
+              <w:t>выполнен</w:t>
+            </w:r>
+            <w:proofErr w:type="spellEnd"/>
+            <w:r>
+              <w:rPr>
+                <w:sz w:val="16"/>
+                <w:szCs w:val="16"/>
+              </w:rPr>
+              <w:t>.</w:t>
+            </w:r>
+          </w:p>
+        </w:tc>
+        <w:tc>
+          <w:tcPr>
+            <w:tcW w:w="1980" w:type="dxa"/>
+          </w:tcPr>
+          <w:p>
+            <w:pPr>
+              <w:rPr>
+                <w:lang w:val="ru-RU"/>
+              </w:rPr>
+            </w:pPr>
+            <w:r>
+              <w:rPr>
+                <w:sz w:val="16"/>
+                <w:szCs w:val="16"/>
+                <w:lang w:val="ru-RU"/>
+              </w:rPr>
+              <w:t>Выполнить поиск; изменить город назначения; повторно нажать «Найти поезда».</w:t>
+            </w:r>
+          </w:p>
+        </w:tc>
+        <w:tc>
+          <w:tcPr>
+            <w:tcW w:w="3330" w:type="dxa"/>
+          </w:tcPr>
+          <w:p>
+            <w:pPr>
+              <w:rPr>
+                <w:lang w:val="ru-RU"/>
+              </w:rPr>
+            </w:pPr>
+            <w:r>
+              <w:rPr>
+                <w:sz w:val="16"/>
+                <w:szCs w:val="16"/>
+                <w:lang w:val="ru-RU"/>
+              </w:rPr>
+              <w:t>Повторный поиск запускается; интерфейс не зависает.</w:t>
+            </w:r>
+          </w:p>
+        </w:tc>
+      </w:tr>
+      <w:tr>
+        <w:tc>
+          <w:tcPr>
+            <w:tcW w:w="693" w:type="dxa"/>
+          </w:tcPr>
+          <w:p>
+            <w:r>
+              <w:rPr>
+                <w:sz w:val="16"/>
+                <w:szCs w:val="16"/>
+              </w:rPr>
+              <w:t>NEG-01</w:t>
+            </w:r>
+          </w:p>
+        </w:tc>
+        <w:tc>
+          <w:tcPr>
+            <w:tcW w:w="1088" w:type="dxa"/>
+          </w:tcPr>
+          <w:p>
+            <w:r>
+              <w:rPr>
+                <w:sz w:val="16"/>
+                <w:szCs w:val="16"/>
+              </w:rPr>
+              <w:t>UC-05</w:t>
+            </w:r>
+          </w:p>
+        </w:tc>
+        <w:tc>
+          <w:tcPr>
+            <w:tcW w:w="1634" w:type="dxa"/>
+          </w:tcPr>
+          <w:p>
+            <w:proofErr w:type="spellStart"/>
+            <w:r>
+              <w:rPr>
+                <w:sz w:val="16"/>
+                <w:szCs w:val="16"/>
+              </w:rPr>
+              <w:t>Поиск</w:t>
+            </w:r>
+            <w:proofErr w:type="spellEnd"/>
+            <w:r>
+              <w:rPr>
+                <w:sz w:val="16"/>
+                <w:szCs w:val="16"/>
+              </w:rPr>
+              <w:t xml:space="preserve"> </w:t>
+            </w:r>
+            <w:proofErr w:type="spellStart"/>
+            <w:r>
+              <w:rPr>
+                <w:sz w:val="16"/>
+                <w:szCs w:val="16"/>
+              </w:rPr>
+              <w:t>без</w:t>
+            </w:r>
+            <w:proofErr w:type="spellEnd"/>
+            <w:r>
+              <w:rPr>
+                <w:sz w:val="16"/>
+                <w:szCs w:val="16"/>
+              </w:rPr>
+              <w:t xml:space="preserve"> </w:t>
+            </w:r>
+            <w:proofErr w:type="spellStart"/>
+            <w:r>
+              <w:rPr>
+                <w:sz w:val="16"/>
+                <w:szCs w:val="16"/>
+              </w:rPr>
+              <w:t>города</w:t>
+            </w:r>
+            <w:proofErr w:type="spellEnd"/>
+            <w:r>
+              <w:rPr>
+                <w:sz w:val="16"/>
+                <w:szCs w:val="16"/>
+              </w:rPr>
+              <w:t xml:space="preserve"> </w:t>
+            </w:r>
+            <w:proofErr w:type="spellStart"/>
+            <w:r>
+              <w:rPr>
+                <w:sz w:val="16"/>
+                <w:szCs w:val="16"/>
+              </w:rPr>
+              <w:t>назначения</w:t>
+            </w:r>
+            <w:proofErr w:type="spellEnd"/>
+          </w:p>
+        </w:tc>
+        <w:tc>
+          <w:tcPr>
+            <w:tcW w:w="1260" w:type="dxa"/>
+          </w:tcPr>
+          <w:p>
+            <w:proofErr w:type="spellStart"/>
+            <w:r>
+              <w:rPr>
+                <w:sz w:val="16"/>
+                <w:szCs w:val="16"/>
+              </w:rPr>
+              <w:t>Страница</w:t>
+            </w:r>
+            <w:proofErr w:type="spellEnd"/>
+            <w:r>
+              <w:rPr>
+                <w:sz w:val="16"/>
+                <w:szCs w:val="16"/>
+              </w:rPr>
+              <w:t xml:space="preserve"> </w:t>
+            </w:r>
+            <w:proofErr w:type="spellStart"/>
+            <w:r>
+              <w:rPr>
+                <w:sz w:val="16"/>
+                <w:szCs w:val="16"/>
+              </w:rPr>
+              <w:t>доступна</w:t>
+            </w:r>
+            <w:proofErr w:type="spellEnd"/>
+            <w:r>
+              <w:rPr>
+                <w:sz w:val="16"/>
+                <w:szCs w:val="16"/>
+              </w:rPr>
+              <w:t>.</w:t>
+            </w:r>
+          </w:p>
+        </w:tc>
+        <w:tc>
+          <w:tcPr>
+            <w:tcW w:w="1980" w:type="dxa"/>
+          </w:tcPr>
+          <w:p>
+            <w:pPr>
+              <w:rPr>
+                <w:lang w:val="ru-RU"/>
+              </w:rPr>
+            </w:pPr>
+            <w:r>
+              <w:rPr>
+                <w:sz w:val="16"/>
+                <w:szCs w:val="16"/>
+                <w:lang w:val="ru-RU"/>
+              </w:rPr>
+              <w:t>Заполнить город отправления; оставить пустым назначение; нажать «Найти поезда».</w:t>
+            </w:r>
+          </w:p>
+        </w:tc>
+        <w:tc>
+          <w:tcPr>
+            <w:tcW w:w="3330" w:type="dxa"/>
+          </w:tcPr>
+          <w:p>
+            <w:pPr>
+              <w:rPr>
+                <w:lang w:val="ru-RU"/>
+              </w:rPr>
+            </w:pPr>
+            <w:r>
+              <w:rPr>
+                <w:sz w:val="16"/>
+                <w:szCs w:val="16"/>
+                <w:lang w:val="ru-RU"/>
+              </w:rPr>
+              <w:t>Поиск не запускается; всплывает подсказка «Выберите место прибытия».</w:t>
+            </w:r>
+          </w:p>
+        </w:tc>
+      </w:tr>
+      <w:tr>
+        <w:tc>
+          <w:tcPr>
+            <w:tcW w:w="693" w:type="dxa"/>
+          </w:tcPr>
+          <w:p>
+            <w:r>
+              <w:rPr>
+                <w:sz w:val="16"/>
+                <w:szCs w:val="16"/>
+              </w:rPr>
+              <w:t>NEG-02</w:t>
+            </w:r>
+          </w:p>
+        </w:tc>
+        <w:tc>
+          <w:tcPr>
+            <w:tcW w:w="1088" w:type="dxa"/>
+          </w:tcPr>
+          <w:p>
+            <w:r>
+              <w:rPr>
+                <w:sz w:val="16"/>
+                <w:szCs w:val="16"/>
+              </w:rPr>
+              <w:t>UC-05</w:t>
+            </w:r>
+          </w:p>
+        </w:tc>
+        <w:tc>
+          <w:tcPr>
+            <w:tcW w:w="1634" w:type="dxa"/>
+          </w:tcPr>
+          <w:p>
+            <w:proofErr w:type="spellStart"/>
+            <w:r>
+              <w:rPr>
+                <w:sz w:val="16"/>
+                <w:szCs w:val="16"/>
+              </w:rPr>
+              <w:t>Ввод</w:t>
+            </w:r>
+            <w:proofErr w:type="spellEnd"/>
+            <w:r>
+              <w:rPr>
+                <w:sz w:val="16"/>
+                <w:szCs w:val="16"/>
+              </w:rPr>
+              <w:t xml:space="preserve"> </w:t>
+            </w:r>
+            <w:proofErr w:type="spellStart"/>
+            <w:r>
+              <w:rPr>
+                <w:sz w:val="16"/>
+                <w:szCs w:val="16"/>
+              </w:rPr>
+              <w:t>несуществующего</w:t>
+            </w:r>
+            <w:proofErr w:type="spellEnd"/>
+            <w:r>
+              <w:rPr>
+                <w:sz w:val="16"/>
+                <w:szCs w:val="16"/>
+              </w:rPr>
+              <w:t xml:space="preserve"> </w:t>
+            </w:r>
+            <w:proofErr w:type="spellStart"/>
+            <w:r>
+              <w:rPr>
+                <w:sz w:val="16"/>
+                <w:szCs w:val="16"/>
+              </w:rPr>
+              <w:t>города</w:t>
+            </w:r>
+            <w:proofErr w:type="spellEnd"/>
+          </w:p>
+        </w:tc>
+        <w:tc>
+          <w:tcPr>
+            <w:tcW w:w="1260" w:type="dxa"/>
+          </w:tcPr>
+          <w:p>
+            <w:proofErr w:type="spellStart"/>
+            <w:r>
+              <w:rPr>
+                <w:sz w:val="16"/>
+                <w:szCs w:val="16"/>
+              </w:rPr>
+              <w:t>Страница</w:t>
+            </w:r>
+            <w:proofErr w:type="spellEnd"/>
+            <w:r>
+              <w:rPr>
+                <w:sz w:val="16"/>
+                <w:szCs w:val="16"/>
+              </w:rPr>
+              <w:t xml:space="preserve"> </w:t>
+            </w:r>
+            <w:proofErr w:type="spellStart"/>
+            <w:r>
+              <w:rPr>
+                <w:sz w:val="16"/>
+                <w:szCs w:val="16"/>
+              </w:rPr>
+              <w:t>доступна</w:t>
+            </w:r>
+            <w:proofErr w:type="spellEnd"/>
+            <w:r>
+              <w:rPr>
+                <w:sz w:val="16"/>
+                <w:szCs w:val="16"/>
+              </w:rPr>
+              <w:t>.</w:t>
+            </w:r>
+          </w:p>
+        </w:tc>
+        <w:tc>
+          <w:tcPr>
+            <w:tcW w:w="1980" w:type="dxa"/>
+          </w:tcPr>
+          <w:p>
+            <w:pPr>
+              <w:rPr>
+                <w:lang w:val="ru-RU"/>
+              </w:rPr>
+            </w:pPr>
+            <w:r>
+              <w:rPr>
+                <w:sz w:val="16"/>
+                <w:szCs w:val="16"/>
+                <w:lang w:val="ru-RU"/>
+              </w:rPr>
+              <w:t>Ввести «Мухосранск» в поле города.</w:t>
+            </w:r>
+          </w:p>
+        </w:tc>
+        <w:tc>
+          <w:tcPr>
+            <w:tcW w:w="3330" w:type="dxa"/>
+          </w:tcPr>
+          <w:p>
+            <w:pPr>
+              <w:rPr>
+                <w:lang w:val="ru-RU"/>
+              </w:rPr>
+            </w:pPr>
+            <w:r>
+              <w:rPr>
+                <w:sz w:val="16"/>
+                <w:szCs w:val="16"/>
+                <w:lang w:val="ru-RU"/>
+              </w:rPr>
+              <w:t>Среди подсказок автокомплита нет варианта, подтверждающего этот город.</w:t>
+            </w:r>
+          </w:p>
+        </w:tc>
+      </w:tr>
+      <w:tr>
+        <w:tc>
+          <w:tcPr>
+            <w:tcW w:w="693" w:type="dxa"/>
+          </w:tcPr>
+          <w:p>
+            <w:r>
+              <w:rPr>
+                <w:sz w:val="16"/>
+                <w:szCs w:val="16"/>
+              </w:rPr>
+              <w:t>NEG-03</w:t>
+            </w:r>
+          </w:p>
+        </w:tc>
+        <w:tc>
+          <w:tcPr>
+            <w:tcW w:w="1088" w:type="dxa"/>
+          </w:tcPr>
+          <w:p>
+            <w:r>
+              <w:rPr>
+                <w:sz w:val="16"/>
+                <w:szCs w:val="16"/>
+              </w:rPr>
+              <w:t>UC-04,05</w:t>
+            </w:r>
+          </w:p>
+        </w:tc>
+        <w:tc>
+          <w:tcPr>
+            <w:tcW w:w="1634" w:type="dxa"/>
+          </w:tcPr>
+          <w:p>
+            <w:pPr>
+              <w:rPr>
+                <w:lang w:val="ru-RU"/>
+              </w:rPr>
+            </w:pPr>
+            <w:r>
+              <w:rPr>
+                <w:sz w:val="16"/>
+                <w:szCs w:val="16"/>
+                <w:lang w:val="ru-RU"/>
+              </w:rPr>
+              <w:t>Попытка убрать всех пассажиров до нуля</w:t>
+            </w:r>
+          </w:p>
+        </w:tc>
+        <w:tc>
+          <w:tcPr>
+            <w:tcW w:w="1260" w:type="dxa"/>
+          </w:tcPr>
+          <w:p>
+            <w:proofErr w:type="spellStart"/>
+            <w:r>
+              <w:rPr>
+                <w:sz w:val="16"/>
+                <w:szCs w:val="16"/>
+              </w:rPr>
+              <w:t>Страница</w:t>
+            </w:r>
+            <w:proofErr w:type="spellEnd"/>
+            <w:r>
+              <w:rPr>
+                <w:sz w:val="16"/>
+                <w:szCs w:val="16"/>
+              </w:rPr>
+              <w:t xml:space="preserve"> </w:t>
+            </w:r>
+            <w:proofErr w:type="spellStart"/>
+            <w:r>
+              <w:rPr>
+                <w:sz w:val="16"/>
+                <w:szCs w:val="16"/>
+              </w:rPr>
+              <w:t>доступна</w:t>
+            </w:r>
+            <w:proofErr w:type="spellEnd"/>
+            <w:r>
+              <w:rPr>
+                <w:sz w:val="16"/>
+                <w:szCs w:val="16"/>
+              </w:rPr>
+              <w:t>.</w:t>
+            </w:r>
+          </w:p>
+        </w:tc>
+        <w:tc>
+          <w:tcPr>
+            <w:tcW w:w="1980" w:type="dxa"/>
+          </w:tcPr>
+          <w:p>
+            <w:pPr>
+              <w:rPr>
+                <w:lang w:val="ru-RU"/>
+              </w:rPr>
+            </w:pPr>
+            <w:r>
+              <w:rPr>
+                <w:sz w:val="16"/>
+                <w:szCs w:val="16"/>
+                <w:lang w:val="ru-RU"/>
+              </w:rPr>
+              <w:t>Открыть «Кто едет»; нажимать «−» у взрослых до предела.</w:t>
+            </w:r>
+          </w:p>
+        </w:tc>
+        <w:tc>
+          <w:tcPr>
+            <w:tcW w:w="3330" w:type="dxa"/>
+          </w:tcPr>
+          <w:p>
+            <w:pPr>
+              <w:rPr>
+                <w:lang w:val="ru-RU"/>
+              </w:rPr>
+            </w:pPr>
+            <w:r>
+              <w:rPr>
+                <w:sz w:val="16"/>
+                <w:szCs w:val="16"/>
+                <w:lang w:val="ru-RU"/>
+              </w:rPr>
+              <w:t>Количество пассажиров не уходит в 0.</w:t>
+            </w:r>
+          </w:p>
+        </w:tc>
+      </w:tr>
+    </w:tbl>
+    <w:p>
+      <w:pPr>
+        <w:rPr>
+          <w:lang w:val="ru-RU"/>
+        </w:rPr>
+      </w:pPr>
+      <w:r>
+        <w:rPr>
+          <w:lang w:val="ru-RU"/>
+        </w:rPr>
+        <w:br w:type="page"/>
+      </w:r>
+    </w:p>
+    <w:p>
+      <w:pPr>
+        <w:pStyle w:val="Heading1"/>
+        <w:spacing w:before="240" w:after="120"/>
+        <w:rPr>
+          <w:lang w:val="ru-RU"/>
+        </w:rPr>
+      </w:pPr>
+      <w:r>
+        <w:rPr>
+          <w:lang w:val="ru-RU"/>
+        </w:rPr>
+        <w:lastRenderedPageBreak/>
+        <w:t>6. Результаты тестирования</w:t>
+      </w:r>
+    </w:p>
+    <w:p>
+      <w:pPr>
+        <w:spacing w:after="120"/>
+        <w:rPr>
+          <w:lang w:val="ru-RU"/>
+        </w:rPr>
+      </w:pPr>
+      <w:r>
+        <w:rPr>
+          <w:lang w:val="ru-RU"/>
+        </w:rPr>
+        <w:t>Как получить реальные результаты:</w:t>
+      </w:r>
+    </w:p>
+    <w:p>
+      <w:pPr>
+        <w:pStyle w:val="ListParagraph"/>
+        <w:numPr>
+          <w:ilvl w:val="0"/>
+          <w:numId w:val="12"/>
+        </w:numPr>
+        <w:spacing w:after="60" w:line="240" w:lineRule="auto"/>
+        <w:contextualSpacing w:val="0"/>
+        <w:rPr>
+          <w:lang w:val="ru-RU"/>
+        </w:rPr>
+      </w:pPr>
+      <w:r>
+        <w:rPr>
+          <w:lang w:val="ru-RU"/>
+        </w:rPr>
+        <w:t xml:space="preserve">Запустить: </w:t>
+      </w:r>
+      <w:proofErr w:type="spellStart"/>
+      <w:r>
+        <w:t>mvn</w:t>
+      </w:r>
+      <w:proofErr w:type="spellEnd"/>
+      <w:r>
+        <w:rPr>
+          <w:lang w:val="ru-RU"/>
+        </w:rPr>
+        <w:t xml:space="preserve"> </w:t>
+      </w:r>
+      <w:r>
+        <w:t>test</w:t>
+      </w:r>
+      <w:r>
+        <w:rPr>
+          <w:lang w:val="ru-RU"/>
+        </w:rPr>
+        <w:t xml:space="preserve"> (оба браузера, параллельно, </w:t>
+      </w:r>
+      <w:r>
+        <w:t>headless</w:t>
+      </w:r>
+      <w:r>
+        <w:rPr>
+          <w:lang w:val="ru-RU"/>
+        </w:rPr>
+        <w:t xml:space="preserve"> по умолчанию).</w:t>
+      </w:r>
+    </w:p>
+    <w:p>
+      <w:pPr>
+        <w:pStyle w:val="ListParagraph"/>
+        <w:spacing w:after="60" w:line="240" w:lineRule="auto"/>
+        <w:contextualSpacing w:val="0"/>
+        <w:rPr>
+          <w:lang w:val="ru-RU"/>
+        </w:rPr>
+      </w:pPr>
+      <w:r>
+        <w:rPr>
+          <w:lang w:val="ru-RU"/>
+        </w:rPr>
+        <w:t xml:space="preserve">Подробнее в </w:t>
+      </w:r>
+      <w:r>
+        <w:t>docs</w:t>
+      </w:r>
+      <w:r>
+        <w:rPr>
+          <w:lang w:val="ru-RU"/>
+        </w:rPr>
+        <w:t xml:space="preserve"> </w:t>
+      </w:r>
+    </w:p>
+    <w:p>
+      <w:pPr>
+        <w:pStyle w:val="ListParagraph"/>
+        <w:spacing w:after="60" w:line="240" w:lineRule="auto"/>
+        <w:contextualSpacing w:val="0"/>
+        <w:rPr>
+          <w:lang w:val="ru-RU"/>
+        </w:rPr>
+      </w:pPr>
+      <w:r>
+        <w:rPr>
+          <w:i/>
+        </w:rPr>
+        <w:t>https</w:t>
+      </w:r>
+      <w:r>
+        <w:rPr>
+          <w:i/>
+          <w:lang w:val="ru-RU"/>
+        </w:rPr>
+        <w:t>://</w:t>
+      </w:r>
+      <w:proofErr w:type="spellStart"/>
+      <w:r>
+        <w:rPr>
+          <w:i/>
+        </w:rPr>
+        <w:t>github</w:t>
+      </w:r>
+      <w:proofErr w:type="spellEnd"/>
+      <w:r>
+        <w:rPr>
+          <w:i/>
+          <w:lang w:val="ru-RU"/>
+        </w:rPr>
+        <w:t>.</w:t>
+      </w:r>
+      <w:r>
+        <w:rPr>
+          <w:i/>
+        </w:rPr>
+        <w:t>com</w:t>
+      </w:r>
+      <w:r>
+        <w:rPr>
+          <w:i/>
+          <w:lang w:val="ru-RU"/>
+        </w:rPr>
+        <w:t>/</w:t>
+      </w:r>
+      <w:proofErr w:type="spellStart"/>
+      <w:r>
+        <w:rPr>
+          <w:i/>
+        </w:rPr>
+        <w:t>Undefned</w:t>
+      </w:r>
+      <w:proofErr w:type="spellEnd"/>
+      <w:r>
+        <w:rPr>
+          <w:i/>
+          <w:lang w:val="ru-RU"/>
+        </w:rPr>
+        <w:t>/</w:t>
+      </w:r>
+      <w:r>
+        <w:rPr>
+          <w:i/>
+        </w:rPr>
+        <w:t>Software</w:t>
+      </w:r>
+      <w:r>
+        <w:rPr>
+          <w:i/>
+          <w:lang w:val="ru-RU"/>
+        </w:rPr>
+        <w:t>_</w:t>
+      </w:r>
+      <w:r>
+        <w:rPr>
+          <w:i/>
+        </w:rPr>
+        <w:t>Testing</w:t>
+      </w:r>
+      <w:r>
+        <w:rPr>
+          <w:i/>
+          <w:lang w:val="ru-RU"/>
+        </w:rPr>
+        <w:t>_2026/</w:t>
+      </w:r>
+      <w:r>
+        <w:rPr>
+          <w:i/>
+        </w:rPr>
+        <w:t>tree</w:t>
+      </w:r>
+      <w:r>
+        <w:rPr>
+          <w:i/>
+          <w:lang w:val="ru-RU"/>
+        </w:rPr>
+        <w:t>/</w:t>
+      </w:r>
+      <w:r>
+        <w:rPr>
+          <w:i/>
+        </w:rPr>
+        <w:t>main</w:t>
+      </w:r>
+      <w:r>
+        <w:rPr>
+          <w:i/>
+          <w:lang w:val="ru-RU"/>
+        </w:rPr>
+        <w:t>/</w:t>
+      </w:r>
+      <w:r>
+        <w:rPr>
+          <w:i/>
+        </w:rPr>
+        <w:t>Lab</w:t>
+      </w:r>
+      <w:r>
+        <w:rPr>
+          <w:i/>
+          <w:lang w:val="ru-RU"/>
+        </w:rPr>
+        <w:t>3/</w:t>
+      </w:r>
+      <w:r>
+        <w:rPr>
+          <w:i/>
+        </w:rPr>
+        <w:t>docs</w:t>
+      </w:r>
+    </w:p>
+    <w:p>
+      <w:pPr>
+        <w:pStyle w:val="ListParagraph"/>
+        <w:numPr>
+          <w:ilvl w:val="0"/>
+          <w:numId w:val="12"/>
+        </w:numPr>
+        <w:spacing w:after="60" w:line="240" w:lineRule="auto"/>
+        <w:contextualSpacing w:val="0"/>
+        <w:rPr>
+          <w:lang w:val="ru-RU"/>
+        </w:rPr>
+      </w:pPr>
+      <w:r>
+        <w:rPr>
+          <w:lang w:val="ru-RU"/>
+        </w:rPr>
+        <w:t>Итоговую сводку (</w:t>
+      </w:r>
+      <w:r>
+        <w:t>passed</w:t>
+      </w:r>
+      <w:r>
+        <w:rPr>
+          <w:lang w:val="ru-RU"/>
+        </w:rPr>
+        <w:t>/</w:t>
+      </w:r>
+      <w:r>
+        <w:t>failed</w:t>
+      </w:r>
+      <w:r>
+        <w:rPr>
+          <w:lang w:val="ru-RU"/>
+        </w:rPr>
+        <w:t>/</w:t>
+      </w:r>
+      <w:r>
+        <w:t>skipped</w:t>
+      </w:r>
+      <w:r>
+        <w:rPr>
+          <w:lang w:val="ru-RU"/>
+        </w:rPr>
+        <w:t xml:space="preserve">) посмотреть в консоли или в </w:t>
+      </w:r>
+      <w:r>
+        <w:t>target</w:t>
+      </w:r>
+      <w:r>
+        <w:rPr>
+          <w:lang w:val="ru-RU"/>
+        </w:rPr>
+        <w:t>/</w:t>
+      </w:r>
+      <w:r>
+        <w:t>surefire</w:t>
+      </w:r>
+      <w:r>
+        <w:rPr>
+          <w:lang w:val="ru-RU"/>
+        </w:rPr>
+        <w:t>-</w:t>
+      </w:r>
+      <w:r>
+        <w:t>reports</w:t>
+      </w:r>
+      <w:r>
+        <w:rPr>
+          <w:lang w:val="ru-RU"/>
+        </w:rPr>
+        <w:t>/*.</w:t>
+      </w:r>
+      <w:r>
+        <w:t>txt</w:t>
+      </w:r>
+      <w:r>
+        <w:rPr>
+          <w:lang w:val="ru-RU"/>
+        </w:rPr>
+        <w:t xml:space="preserve"> по каждому тестовому методу.</w:t>
+      </w:r>
+    </w:p>
+    <w:p>
+      <w:pPr>
+        <w:pStyle w:val="ListParagraph"/>
+        <w:numPr>
+          <w:ilvl w:val="0"/>
+          <w:numId w:val="12"/>
+        </w:numPr>
+        <w:spacing w:after="60" w:line="240" w:lineRule="auto"/>
+        <w:contextualSpacing w:val="0"/>
+        <w:rPr>
+          <w:lang w:val="ru-RU"/>
+        </w:rPr>
+      </w:pPr>
+      <w:r>
+        <w:rPr>
+          <w:lang w:val="ru-RU"/>
+        </w:rPr>
+        <w:t xml:space="preserve">При падении теста автоматически сохраняется скриншот в </w:t>
+      </w:r>
+      <w:r>
+        <w:t>target</w:t>
+      </w:r>
+      <w:r>
+        <w:rPr>
+          <w:lang w:val="ru-RU"/>
+        </w:rPr>
+        <w:t>/</w:t>
+      </w:r>
+      <w:r>
+        <w:t>screenshots</w:t>
+      </w:r>
+      <w:r>
+        <w:rPr>
+          <w:lang w:val="ru-RU"/>
+        </w:rPr>
+        <w:t>/ — использовать для анализа причины.</w:t>
+      </w:r>
+    </w:p>
+    <w:p>
+      <w:pPr>
+        <w:pStyle w:val="ListParagraph"/>
+        <w:numPr>
+          <w:ilvl w:val="0"/>
+          <w:numId w:val="12"/>
+        </w:numPr>
+        <w:spacing w:after="60" w:line="240" w:lineRule="auto"/>
+        <w:contextualSpacing w:val="0"/>
+        <w:rPr>
+          <w:lang w:val="ru-RU"/>
+        </w:rPr>
+      </w:pPr>
+      <w:r>
+        <w:rPr>
+          <w:lang w:val="ru-RU"/>
+        </w:rPr>
+        <w:t xml:space="preserve">Для отладки конкретного сценария с открытым окном браузера: </w:t>
+      </w:r>
+      <w:proofErr w:type="spellStart"/>
+      <w:r>
+        <w:t>mvn</w:t>
+      </w:r>
+      <w:proofErr w:type="spellEnd"/>
+      <w:r>
+        <w:rPr>
+          <w:lang w:val="ru-RU"/>
+        </w:rPr>
+        <w:t xml:space="preserve"> </w:t>
+      </w:r>
+      <w:r>
+        <w:t>test</w:t>
+      </w:r>
+      <w:r>
+        <w:rPr>
+          <w:lang w:val="ru-RU"/>
+        </w:rPr>
+        <w:t xml:space="preserve"> -</w:t>
+      </w:r>
+      <w:proofErr w:type="spellStart"/>
+      <w:r>
+        <w:t>Dtest</w:t>
+      </w:r>
+      <w:proofErr w:type="spellEnd"/>
+      <w:r>
+        <w:rPr>
+          <w:lang w:val="ru-RU"/>
+        </w:rPr>
+        <w:t>=</w:t>
+      </w:r>
+      <w:proofErr w:type="spellStart"/>
+      <w:r>
+        <w:t>TutuE</w:t>
+      </w:r>
+      <w:proofErr w:type="spellEnd"/>
+      <w:r>
+        <w:rPr>
+          <w:lang w:val="ru-RU"/>
+        </w:rPr>
+        <w:t>2</w:t>
+      </w:r>
+      <w:r>
+        <w:t>ETest</w:t>
+      </w:r>
+      <w:r>
+        <w:rPr>
+          <w:lang w:val="ru-RU"/>
+        </w:rPr>
+        <w:t>#&lt;имяМетода&gt; -</w:t>
+      </w:r>
+      <w:proofErr w:type="spellStart"/>
+      <w:r>
+        <w:t>Dheadless</w:t>
+      </w:r>
+      <w:proofErr w:type="spellEnd"/>
+      <w:r>
+        <w:rPr>
+          <w:lang w:val="ru-RU"/>
+        </w:rPr>
+        <w:t>=</w:t>
+      </w:r>
+      <w:r>
+        <w:t>false</w:t>
+      </w:r>
+    </w:p>
+    <w:p>
+      <w:pPr>
+        <w:spacing w:after="60" w:line="240" w:lineRule="auto"/>
+        <w:rPr>
+          <w:lang w:val="ru-RU"/>
+        </w:rPr>
+      </w:pPr>
+    </w:p>
+    <w:tbl>
+      <w:tblPr>
+        <w:tblW w:w="4860" w:type="dxa"/>
+        <w:tblInd w:w="715" w:type="dxa"/>
+        <w:tblBorders>
+          <w:top w:val="single" w:sz="4" w:space="0" w:color="auto"/>
+          <w:left w:val="single" w:sz="4" w:space="0" w:color="auto"/>
+          <w:bottom w:val="single" w:sz="4" w:space="0" w:color="auto"/>
+          <w:right w:val="single" w:sz="4" w:space="0" w:color="auto"/>
+          <w:insideH w:val="single" w:sz="4" w:space="0" w:color="auto"/>
+          <w:insideV w:val="single" w:sz="4" w:space="0" w:color="auto"/>
+        </w:tblBorders>
+        <w:tblCellMar>
+          <w:left w:w="10" w:type="dxa"/>
+          <w:right w:w="10" w:type="dxa"/>
+        </w:tblCellMar>
+        <w:tblLook w:val="0000" w:firstRow="0" w:lastRow="0" w:firstColumn="0" w:lastColumn="0" w:noHBand="0" w:noVBand="0"/>
+      </w:tblPr>
+      <w:tblGrid>
+        <w:gridCol w:w="470"/>
+        <w:gridCol w:w="4390"/>
+      </w:tblGrid>
+      <w:tr>
+        <w:trPr>
+          <w:tblHeader/>
+        </w:trPr>
+        <w:tc>
+          <w:tcPr>
+            <w:tcW w:w="470" w:type="dxa"/>
+            <w:shd w:val="clear" w:color="auto" w:fill="E9E4F5"/>
+          </w:tcPr>
+          <w:p>
+            <w:proofErr w:type="spellStart"/>
+            <w:r>
+              <w:rPr>
+                <w:b/>
+                <w:bCs/>
+                <w:sz w:val="18"/>
+                <w:szCs w:val="18"/>
+              </w:rPr>
+              <w:t>Код</w:t>
+            </w:r>
+            <w:proofErr w:type="spellEnd"/>
+          </w:p>
+        </w:tc>
+        <w:tc>
+          <w:tcPr>
+            <w:tcW w:w="4390" w:type="dxa"/>
+            <w:shd w:val="clear" w:color="auto" w:fill="E9E4F5"/>
+          </w:tcPr>
+          <w:p>
+            <w:proofErr w:type="spellStart"/>
+            <w:r>
+              <w:rPr>
+                <w:b/>
+                <w:bCs/>
+                <w:sz w:val="18"/>
+                <w:szCs w:val="18"/>
+              </w:rPr>
+              <w:t>Название</w:t>
+            </w:r>
+            <w:proofErr w:type="spellEnd"/>
+            <w:r>
+              <w:rPr>
+                <w:b/>
+                <w:bCs/>
+                <w:sz w:val="18"/>
+                <w:szCs w:val="18"/>
+              </w:rPr>
+              <w:t xml:space="preserve"> </w:t>
+            </w:r>
+            <w:proofErr w:type="spellStart"/>
+            <w:r>
+              <w:rPr>
+                <w:b/>
+                <w:bCs/>
+                <w:sz w:val="18"/>
+                <w:szCs w:val="18"/>
+              </w:rPr>
+              <w:t>сценария</w:t>
+            </w:r>
+            <w:proofErr w:type="spellEnd"/>
+          </w:p>
+        </w:tc>
+      </w:tr>
+      <w:tr>
+        <w:tc>
+          <w:tcPr>
+            <w:tcW w:w="470" w:type="dxa"/>
+          </w:tcPr>
+          <w:p>
+            <w:r>
+              <w:rPr>
+                <w:sz w:val="18"/>
+                <w:szCs w:val="18"/>
+              </w:rPr>
+              <w:t>E2E-01</w:t>
+            </w:r>
+          </w:p>
+        </w:tc>
+        <w:tc>
+          <w:tcPr>
+            <w:tcW w:w="4390" w:type="dxa"/>
+          </w:tcPr>
+          <w:p>
+            <w:pPr>
+              <w:rPr>
+                <w:lang w:val="ru-RU"/>
+              </w:rPr>
+            </w:pPr>
+            <w:r>
+              <w:rPr>
+                <w:sz w:val="16"/>
+                <w:szCs w:val="16"/>
+                <w:lang w:val="ru-RU"/>
+              </w:rPr>
+              <w:t>Поиск билетов в одну сторону</w:t>
+            </w:r>
+          </w:p>
+        </w:tc>
+      </w:tr>
+      <w:tr>
+        <w:tc>
+          <w:tcPr>
+            <w:tcW w:w="470" w:type="dxa"/>
+          </w:tcPr>
+          <w:p>
+            <w:r>
+              <w:rPr>
+                <w:sz w:val="18"/>
+                <w:szCs w:val="18"/>
+              </w:rPr>
+              <w:t>E2E-02</w:t>
+            </w:r>
+          </w:p>
+        </w:tc>
+        <w:tc>
+          <w:tcPr>
+            <w:tcW w:w="4390" w:type="dxa"/>
+          </w:tcPr>
+          <w:p>
+            <w:proofErr w:type="spellStart"/>
+            <w:r>
+              <w:rPr>
+                <w:sz w:val="16"/>
+                <w:szCs w:val="16"/>
+              </w:rPr>
+              <w:t>Поиск</w:t>
+            </w:r>
+            <w:proofErr w:type="spellEnd"/>
+            <w:r>
+              <w:rPr>
+                <w:sz w:val="16"/>
+                <w:szCs w:val="16"/>
+              </w:rPr>
+              <w:t xml:space="preserve"> с </w:t>
+            </w:r>
+            <w:proofErr w:type="spellStart"/>
+            <w:r>
+              <w:rPr>
+                <w:sz w:val="16"/>
+                <w:szCs w:val="16"/>
+              </w:rPr>
+              <w:t>несколькими</w:t>
+            </w:r>
+            <w:proofErr w:type="spellEnd"/>
+            <w:r>
+              <w:rPr>
+                <w:sz w:val="16"/>
+                <w:szCs w:val="16"/>
+              </w:rPr>
+              <w:t xml:space="preserve"> </w:t>
+            </w:r>
+            <w:proofErr w:type="spellStart"/>
+            <w:r>
+              <w:rPr>
+                <w:sz w:val="16"/>
+                <w:szCs w:val="16"/>
+              </w:rPr>
+              <w:t>пассажирами</w:t>
+            </w:r>
+            <w:proofErr w:type="spellEnd"/>
+          </w:p>
+        </w:tc>
+      </w:tr>
+      <w:tr>
+        <w:tc>
+          <w:tcPr>
+            <w:tcW w:w="470" w:type="dxa"/>
+          </w:tcPr>
+          <w:p>
+            <w:r>
+              <w:rPr>
+                <w:sz w:val="18"/>
+                <w:szCs w:val="18"/>
+              </w:rPr>
+              <w:t>E2E-03</w:t>
+            </w:r>
+          </w:p>
+        </w:tc>
+        <w:tc>
+          <w:tcPr>
+            <w:tcW w:w="4390" w:type="dxa"/>
+          </w:tcPr>
+          <w:p>
+            <w:proofErr w:type="spellStart"/>
+            <w:r>
+              <w:rPr>
+                <w:sz w:val="16"/>
+                <w:szCs w:val="16"/>
+              </w:rPr>
+              <w:t>Поиск</w:t>
+            </w:r>
+            <w:proofErr w:type="spellEnd"/>
+            <w:r>
+              <w:rPr>
+                <w:sz w:val="16"/>
+                <w:szCs w:val="16"/>
+              </w:rPr>
+              <w:t xml:space="preserve"> с </w:t>
+            </w:r>
+            <w:proofErr w:type="spellStart"/>
+            <w:r>
+              <w:rPr>
+                <w:sz w:val="16"/>
+                <w:szCs w:val="16"/>
+              </w:rPr>
+              <w:t>ребёнком</w:t>
+            </w:r>
+            <w:proofErr w:type="spellEnd"/>
+          </w:p>
+        </w:tc>
+      </w:tr>
+      <w:tr>
+        <w:tc>
+          <w:tcPr>
+            <w:tcW w:w="470" w:type="dxa"/>
+          </w:tcPr>
+          <w:p>
+            <w:r>
+              <w:rPr>
+                <w:sz w:val="18"/>
+                <w:szCs w:val="18"/>
+              </w:rPr>
+              <w:t>E2E-04</w:t>
+            </w:r>
+          </w:p>
+        </w:tc>
+        <w:tc>
+          <w:tcPr>
+            <w:tcW w:w="4390" w:type="dxa"/>
+          </w:tcPr>
+          <w:p>
+            <w:pPr>
+              <w:rPr>
+                <w:lang w:val="ru-RU"/>
+              </w:rPr>
+            </w:pPr>
+            <w:r>
+              <w:rPr>
+                <w:sz w:val="16"/>
+                <w:szCs w:val="16"/>
+                <w:lang w:val="ru-RU"/>
+              </w:rPr>
+              <w:t>Перестановка городов и запуск поиска</w:t>
+            </w:r>
+          </w:p>
+        </w:tc>
+      </w:tr>
+      <w:tr>
+        <w:tc>
+          <w:tcPr>
+            <w:tcW w:w="470" w:type="dxa"/>
+          </w:tcPr>
+          <w:p>
+            <w:r>
+              <w:rPr>
+                <w:sz w:val="18"/>
+                <w:szCs w:val="18"/>
+              </w:rPr>
+              <w:t>E2E-05</w:t>
+            </w:r>
+          </w:p>
+        </w:tc>
+        <w:tc>
+          <w:tcPr>
+            <w:tcW w:w="4390" w:type="dxa"/>
+          </w:tcPr>
+          <w:p>
+            <w:proofErr w:type="spellStart"/>
+            <w:r>
+              <w:rPr>
+                <w:sz w:val="16"/>
+                <w:szCs w:val="16"/>
+              </w:rPr>
+              <w:t>Фильтр</w:t>
+            </w:r>
+            <w:proofErr w:type="spellEnd"/>
+            <w:r>
+              <w:rPr>
+                <w:sz w:val="16"/>
+                <w:szCs w:val="16"/>
+              </w:rPr>
+              <w:t xml:space="preserve"> «</w:t>
+            </w:r>
+            <w:proofErr w:type="spellStart"/>
+            <w:r>
+              <w:rPr>
+                <w:sz w:val="16"/>
+                <w:szCs w:val="16"/>
+              </w:rPr>
+              <w:t>Сапсан</w:t>
+            </w:r>
+            <w:proofErr w:type="spellEnd"/>
+            <w:r>
+              <w:rPr>
+                <w:sz w:val="16"/>
+                <w:szCs w:val="16"/>
+              </w:rPr>
+              <w:t>»</w:t>
+            </w:r>
+          </w:p>
+        </w:tc>
+      </w:tr>
+      <w:tr>
+        <w:tc>
+          <w:tcPr>
+            <w:tcW w:w="470" w:type="dxa"/>
+          </w:tcPr>
+          <w:p>
+            <w:r>
+              <w:rPr>
+                <w:sz w:val="18"/>
+                <w:szCs w:val="18"/>
+              </w:rPr>
+              <w:t>E2E-06</w:t>
+            </w:r>
+          </w:p>
+        </w:tc>
+        <w:tc>
+          <w:tcPr>
+            <w:tcW w:w="4390" w:type="dxa"/>
+          </w:tcPr>
+          <w:p>
+            <w:proofErr w:type="spellStart"/>
+            <w:r>
+              <w:rPr>
+                <w:sz w:val="16"/>
+                <w:szCs w:val="16"/>
+              </w:rPr>
+              <w:t>Фильтр</w:t>
+            </w:r>
+            <w:proofErr w:type="spellEnd"/>
+            <w:r>
+              <w:rPr>
+                <w:sz w:val="16"/>
+                <w:szCs w:val="16"/>
+              </w:rPr>
+              <w:t xml:space="preserve"> «</w:t>
+            </w:r>
+            <w:proofErr w:type="spellStart"/>
+            <w:r>
+              <w:rPr>
+                <w:sz w:val="16"/>
+                <w:szCs w:val="16"/>
+              </w:rPr>
+              <w:t>Ласточка</w:t>
+            </w:r>
+            <w:proofErr w:type="spellEnd"/>
+            <w:r>
+              <w:rPr>
+                <w:sz w:val="16"/>
+                <w:szCs w:val="16"/>
+              </w:rPr>
+              <w:t>»</w:t>
+            </w:r>
+          </w:p>
+        </w:tc>
+      </w:tr>
+      <w:tr>
+        <w:tc>
+          <w:tcPr>
+            <w:tcW w:w="470" w:type="dxa"/>
+          </w:tcPr>
+          <w:p>
+            <w:r>
+              <w:rPr>
+                <w:sz w:val="18"/>
+                <w:szCs w:val="18"/>
+              </w:rPr>
+              <w:t>E2E-07</w:t>
+            </w:r>
+          </w:p>
+        </w:tc>
+        <w:tc>
+          <w:tcPr>
+            <w:tcW w:w="4390" w:type="dxa"/>
+          </w:tcPr>
+          <w:p>
+            <w:proofErr w:type="spellStart"/>
+            <w:r>
+              <w:rPr>
+                <w:sz w:val="16"/>
+                <w:szCs w:val="16"/>
+              </w:rPr>
+              <w:t>Фильтр</w:t>
+            </w:r>
+            <w:proofErr w:type="spellEnd"/>
+            <w:r>
+              <w:rPr>
+                <w:sz w:val="16"/>
+                <w:szCs w:val="16"/>
+              </w:rPr>
+              <w:t xml:space="preserve"> «</w:t>
+            </w:r>
+            <w:proofErr w:type="spellStart"/>
+            <w:r>
+              <w:rPr>
+                <w:sz w:val="16"/>
+                <w:szCs w:val="16"/>
+              </w:rPr>
+              <w:t>Есть</w:t>
+            </w:r>
+            <w:proofErr w:type="spellEnd"/>
+            <w:r>
+              <w:rPr>
+                <w:sz w:val="16"/>
+                <w:szCs w:val="16"/>
+              </w:rPr>
+              <w:t xml:space="preserve"> </w:t>
+            </w:r>
+            <w:proofErr w:type="spellStart"/>
+            <w:r>
+              <w:rPr>
+                <w:sz w:val="16"/>
+                <w:szCs w:val="16"/>
+              </w:rPr>
+              <w:t>места</w:t>
+            </w:r>
+            <w:proofErr w:type="spellEnd"/>
+            <w:r>
+              <w:rPr>
+                <w:sz w:val="16"/>
+                <w:szCs w:val="16"/>
+              </w:rPr>
+              <w:t>»</w:t>
+            </w:r>
+          </w:p>
+        </w:tc>
+      </w:tr>
+      <w:tr>
+        <w:tc>
+          <w:tcPr>
+            <w:tcW w:w="470" w:type="dxa"/>
+          </w:tcPr>
+          <w:p>
+            <w:r>
+              <w:rPr>
+                <w:sz w:val="18"/>
+                <w:szCs w:val="18"/>
+              </w:rPr>
+              <w:t>E2E-08</w:t>
+            </w:r>
+          </w:p>
+        </w:tc>
+        <w:tc>
+          <w:tcPr>
+            <w:tcW w:w="4390" w:type="dxa"/>
+          </w:tcPr>
+          <w:p>
+            <w:proofErr w:type="spellStart"/>
+            <w:r>
+              <w:rPr>
+                <w:sz w:val="16"/>
+                <w:szCs w:val="16"/>
+              </w:rPr>
+              <w:t>Фильтр</w:t>
+            </w:r>
+            <w:proofErr w:type="spellEnd"/>
+            <w:r>
+              <w:rPr>
+                <w:sz w:val="16"/>
+                <w:szCs w:val="16"/>
+              </w:rPr>
+              <w:t xml:space="preserve"> «</w:t>
+            </w:r>
+            <w:proofErr w:type="spellStart"/>
+            <w:r>
+              <w:rPr>
+                <w:sz w:val="16"/>
+                <w:szCs w:val="16"/>
+              </w:rPr>
+              <w:t>Нижние</w:t>
+            </w:r>
+            <w:proofErr w:type="spellEnd"/>
+            <w:r>
+              <w:rPr>
+                <w:sz w:val="16"/>
+                <w:szCs w:val="16"/>
+              </w:rPr>
+              <w:t xml:space="preserve"> </w:t>
+            </w:r>
+            <w:proofErr w:type="spellStart"/>
+            <w:r>
+              <w:rPr>
+                <w:sz w:val="16"/>
+                <w:szCs w:val="16"/>
+              </w:rPr>
+              <w:t>места</w:t>
+            </w:r>
+            <w:proofErr w:type="spellEnd"/>
+            <w:r>
+              <w:rPr>
+                <w:sz w:val="16"/>
+                <w:szCs w:val="16"/>
+              </w:rPr>
+              <w:t>»</w:t>
+            </w:r>
+          </w:p>
+        </w:tc>
+      </w:tr>
+      <w:tr>
+        <w:tc>
+          <w:tcPr>
+            <w:tcW w:w="470" w:type="dxa"/>
+          </w:tcPr>
+          <w:p>
+            <w:r>
+              <w:rPr>
+                <w:sz w:val="18"/>
+                <w:szCs w:val="18"/>
+              </w:rPr>
+              <w:t>E2E-09</w:t>
+            </w:r>
+          </w:p>
+        </w:tc>
+        <w:tc>
+          <w:tcPr>
+            <w:tcW w:w="4390" w:type="dxa"/>
+          </w:tcPr>
+          <w:p>
+            <w:proofErr w:type="spellStart"/>
+            <w:r>
+              <w:rPr>
+                <w:sz w:val="16"/>
+                <w:szCs w:val="16"/>
+              </w:rPr>
+              <w:t>Выбор</w:t>
+            </w:r>
+            <w:proofErr w:type="spellEnd"/>
+            <w:r>
+              <w:rPr>
+                <w:sz w:val="16"/>
+                <w:szCs w:val="16"/>
+              </w:rPr>
+              <w:t xml:space="preserve"> </w:t>
+            </w:r>
+            <w:proofErr w:type="spellStart"/>
+            <w:r>
+              <w:rPr>
+                <w:sz w:val="16"/>
+                <w:szCs w:val="16"/>
+              </w:rPr>
+              <w:t>типа</w:t>
+            </w:r>
+            <w:proofErr w:type="spellEnd"/>
+            <w:r>
+              <w:rPr>
+                <w:sz w:val="16"/>
+                <w:szCs w:val="16"/>
+              </w:rPr>
+              <w:t xml:space="preserve"> </w:t>
+            </w:r>
+            <w:proofErr w:type="spellStart"/>
+            <w:r>
+              <w:rPr>
+                <w:sz w:val="16"/>
+                <w:szCs w:val="16"/>
+              </w:rPr>
+              <w:t>вагона</w:t>
+            </w:r>
+            <w:proofErr w:type="spellEnd"/>
+          </w:p>
+        </w:tc>
+      </w:tr>
+      <w:tr>
+        <w:tc>
+          <w:tcPr>
+            <w:tcW w:w="470" w:type="dxa"/>
+          </w:tcPr>
+          <w:p>
+            <w:r>
+              <w:rPr>
+                <w:sz w:val="18"/>
+                <w:szCs w:val="18"/>
+              </w:rPr>
+              <w:t>E2E-10</w:t>
+            </w:r>
+          </w:p>
+        </w:tc>
+        <w:tc>
+          <w:tcPr>
+            <w:tcW w:w="4390" w:type="dxa"/>
+          </w:tcPr>
+          <w:p>
+            <w:proofErr w:type="spellStart"/>
+            <w:r>
+              <w:rPr>
+                <w:sz w:val="16"/>
+                <w:szCs w:val="16"/>
+              </w:rPr>
+              <w:t>Комбинированная</w:t>
+            </w:r>
+            <w:proofErr w:type="spellEnd"/>
+            <w:r>
+              <w:rPr>
+                <w:sz w:val="16"/>
+                <w:szCs w:val="16"/>
+              </w:rPr>
+              <w:t xml:space="preserve"> </w:t>
+            </w:r>
+            <w:proofErr w:type="spellStart"/>
+            <w:r>
+              <w:rPr>
+                <w:sz w:val="16"/>
+                <w:szCs w:val="16"/>
+              </w:rPr>
+              <w:t>фильтрация</w:t>
+            </w:r>
+            <w:proofErr w:type="spellEnd"/>
+            <w:r>
+              <w:rPr>
+                <w:sz w:val="16"/>
+                <w:szCs w:val="16"/>
+              </w:rPr>
+              <w:t xml:space="preserve"> </w:t>
+            </w:r>
+            <w:proofErr w:type="spellStart"/>
+            <w:r>
+              <w:rPr>
+                <w:sz w:val="16"/>
+                <w:szCs w:val="16"/>
+              </w:rPr>
+              <w:t>результатов</w:t>
+            </w:r>
+            <w:proofErr w:type="spellEnd"/>
+          </w:p>
+        </w:tc>
+      </w:tr>
+      <w:tr>
+        <w:tc>
+          <w:tcPr>
+            <w:tcW w:w="470" w:type="dxa"/>
+          </w:tcPr>
+          <w:p>
+            <w:r>
+              <w:rPr>
+                <w:sz w:val="18"/>
+                <w:szCs w:val="18"/>
+              </w:rPr>
+              <w:t>E2E-11</w:t>
+            </w:r>
+          </w:p>
+        </w:tc>
+        <w:tc>
+          <w:tcPr>
+            <w:tcW w:w="4390" w:type="dxa"/>
+          </w:tcPr>
+          <w:p>
+            <w:proofErr w:type="spellStart"/>
+            <w:r>
+              <w:rPr>
+                <w:sz w:val="16"/>
+                <w:szCs w:val="16"/>
+              </w:rPr>
+              <w:t>Сортировка</w:t>
+            </w:r>
+            <w:proofErr w:type="spellEnd"/>
+            <w:r>
+              <w:rPr>
+                <w:sz w:val="16"/>
+                <w:szCs w:val="16"/>
+              </w:rPr>
+              <w:t xml:space="preserve"> </w:t>
+            </w:r>
+            <w:proofErr w:type="spellStart"/>
+            <w:r>
+              <w:rPr>
+                <w:sz w:val="16"/>
+                <w:szCs w:val="16"/>
+              </w:rPr>
+              <w:t>результатов</w:t>
+            </w:r>
+            <w:proofErr w:type="spellEnd"/>
+          </w:p>
+        </w:tc>
+      </w:tr>
+      <w:tr>
+        <w:tc>
+          <w:tcPr>
+            <w:tcW w:w="470" w:type="dxa"/>
+          </w:tcPr>
+          <w:p>
+            <w:r>
+              <w:rPr>
+                <w:sz w:val="18"/>
+                <w:szCs w:val="18"/>
+              </w:rPr>
+              <w:t>E2E-12</w:t>
+            </w:r>
+          </w:p>
+        </w:tc>
+        <w:tc>
+          <w:tcPr>
+            <w:tcW w:w="4390" w:type="dxa"/>
+          </w:tcPr>
+          <w:p>
+            <w:proofErr w:type="spellStart"/>
+            <w:r>
+              <w:rPr>
+                <w:sz w:val="16"/>
+                <w:szCs w:val="16"/>
+              </w:rPr>
+              <w:t>Открытие</w:t>
+            </w:r>
+            <w:proofErr w:type="spellEnd"/>
+            <w:r>
+              <w:rPr>
+                <w:sz w:val="16"/>
+                <w:szCs w:val="16"/>
+              </w:rPr>
+              <w:t xml:space="preserve"> </w:t>
+            </w:r>
+            <w:proofErr w:type="spellStart"/>
+            <w:r>
+              <w:rPr>
+                <w:sz w:val="16"/>
+                <w:szCs w:val="16"/>
+              </w:rPr>
+              <w:t>маршрута</w:t>
+            </w:r>
+            <w:proofErr w:type="spellEnd"/>
+            <w:r>
+              <w:rPr>
+                <w:sz w:val="16"/>
+                <w:szCs w:val="16"/>
+              </w:rPr>
+              <w:t xml:space="preserve"> </w:t>
+            </w:r>
+            <w:proofErr w:type="spellStart"/>
+            <w:r>
+              <w:rPr>
+                <w:sz w:val="16"/>
+                <w:szCs w:val="16"/>
+              </w:rPr>
+              <w:t>первого</w:t>
+            </w:r>
+            <w:proofErr w:type="spellEnd"/>
+            <w:r>
+              <w:rPr>
+                <w:sz w:val="16"/>
+                <w:szCs w:val="16"/>
+              </w:rPr>
+              <w:t xml:space="preserve"> </w:t>
+            </w:r>
+            <w:proofErr w:type="spellStart"/>
+            <w:r>
+              <w:rPr>
+                <w:sz w:val="16"/>
+                <w:szCs w:val="16"/>
+              </w:rPr>
+              <w:t>результата</w:t>
+            </w:r>
+            <w:proofErr w:type="spellEnd"/>
+          </w:p>
+        </w:tc>
+      </w:tr>
+      <w:tr>
+        <w:tc>
+          <w:tcPr>
+            <w:tcW w:w="470" w:type="dxa"/>
+          </w:tcPr>
+          <w:p>
+            <w:r>
+              <w:rPr>
+                <w:sz w:val="18"/>
+                <w:szCs w:val="18"/>
+              </w:rPr>
+              <w:t>E2E-13</w:t>
+            </w:r>
+          </w:p>
+        </w:tc>
+        <w:tc>
+          <w:tcPr>
+            <w:tcW w:w="4390" w:type="dxa"/>
+          </w:tcPr>
+          <w:p>
+            <w:proofErr w:type="spellStart"/>
+            <w:r>
+              <w:rPr>
+                <w:sz w:val="16"/>
+                <w:szCs w:val="16"/>
+              </w:rPr>
+              <w:t>Переход</w:t>
+            </w:r>
+            <w:proofErr w:type="spellEnd"/>
+            <w:r>
+              <w:rPr>
+                <w:sz w:val="16"/>
+                <w:szCs w:val="16"/>
+              </w:rPr>
+              <w:t xml:space="preserve"> к </w:t>
+            </w:r>
+            <w:proofErr w:type="spellStart"/>
+            <w:r>
+              <w:rPr>
+                <w:sz w:val="16"/>
+                <w:szCs w:val="16"/>
+              </w:rPr>
+              <w:t>выбору</w:t>
+            </w:r>
+            <w:proofErr w:type="spellEnd"/>
+            <w:r>
+              <w:rPr>
+                <w:sz w:val="16"/>
+                <w:szCs w:val="16"/>
+              </w:rPr>
+              <w:t xml:space="preserve"> </w:t>
+            </w:r>
+            <w:proofErr w:type="spellStart"/>
+            <w:r>
+              <w:rPr>
+                <w:sz w:val="16"/>
+                <w:szCs w:val="16"/>
+              </w:rPr>
+              <w:t>мест</w:t>
+            </w:r>
+            <w:proofErr w:type="spellEnd"/>
+          </w:p>
+        </w:tc>
+      </w:tr>
+      <w:tr>
+        <w:tc>
+          <w:tcPr>
+            <w:tcW w:w="470" w:type="dxa"/>
+          </w:tcPr>
+          <w:p>
+            <w:r>
+              <w:rPr>
+                <w:sz w:val="18"/>
+                <w:szCs w:val="18"/>
+              </w:rPr>
+              <w:t>E2E-14</w:t>
+            </w:r>
+          </w:p>
+        </w:tc>
+        <w:tc>
+          <w:tcPr>
+            <w:tcW w:w="4390" w:type="dxa"/>
+          </w:tcPr>
+          <w:p>
+            <w:pPr>
+              <w:rPr>
+                <w:lang w:val="ru-RU"/>
+              </w:rPr>
+            </w:pPr>
+            <w:r>
+              <w:rPr>
+                <w:sz w:val="16"/>
+                <w:szCs w:val="16"/>
+                <w:lang w:val="ru-RU"/>
+              </w:rPr>
+              <w:t>Одинаковые города отправления и назначения</w:t>
+            </w:r>
+          </w:p>
+        </w:tc>
+      </w:tr>
+      <w:tr>
+        <w:tc>
+          <w:tcPr>
+            <w:tcW w:w="470" w:type="dxa"/>
+          </w:tcPr>
+          <w:p>
+            <w:r>
+              <w:rPr>
+                <w:sz w:val="18"/>
+                <w:szCs w:val="18"/>
+              </w:rPr>
+              <w:lastRenderedPageBreak/>
+              <w:t>E2E-15</w:t>
+            </w:r>
+          </w:p>
+        </w:tc>
+        <w:tc>
+          <w:tcPr>
+            <w:tcW w:w="4390" w:type="dxa"/>
+          </w:tcPr>
+          <w:p>
+            <w:pPr>
+              <w:rPr>
+                <w:lang w:val="ru-RU"/>
+              </w:rPr>
+            </w:pPr>
+            <w:r>
+              <w:rPr>
+                <w:sz w:val="16"/>
+                <w:szCs w:val="16"/>
+                <w:lang w:val="ru-RU"/>
+              </w:rPr>
+              <w:t>Повторный поиск после изменения города</w:t>
+            </w:r>
+          </w:p>
+        </w:tc>
+      </w:tr>
+      <w:tr>
+        <w:tc>
+          <w:tcPr>
+            <w:tcW w:w="470" w:type="dxa"/>
+          </w:tcPr>
+          <w:p>
+            <w:r>
+              <w:rPr>
+                <w:sz w:val="18"/>
+                <w:szCs w:val="18"/>
+              </w:rPr>
+              <w:t>NEG-01</w:t>
+            </w:r>
+          </w:p>
+        </w:tc>
+        <w:tc>
+          <w:tcPr>
+            <w:tcW w:w="4390" w:type="dxa"/>
+          </w:tcPr>
+          <w:p>
+            <w:proofErr w:type="spellStart"/>
+            <w:r>
+              <w:rPr>
+                <w:sz w:val="16"/>
+                <w:szCs w:val="16"/>
+              </w:rPr>
+              <w:t>Поиск</w:t>
+            </w:r>
+            <w:proofErr w:type="spellEnd"/>
+            <w:r>
+              <w:rPr>
+                <w:sz w:val="16"/>
+                <w:szCs w:val="16"/>
+              </w:rPr>
+              <w:t xml:space="preserve"> </w:t>
+            </w:r>
+            <w:proofErr w:type="spellStart"/>
+            <w:r>
+              <w:rPr>
+                <w:sz w:val="16"/>
+                <w:szCs w:val="16"/>
+              </w:rPr>
+              <w:t>без</w:t>
+            </w:r>
+            <w:proofErr w:type="spellEnd"/>
+            <w:r>
+              <w:rPr>
+                <w:sz w:val="16"/>
+                <w:szCs w:val="16"/>
+              </w:rPr>
+              <w:t xml:space="preserve"> </w:t>
+            </w:r>
+            <w:proofErr w:type="spellStart"/>
+            <w:r>
+              <w:rPr>
+                <w:sz w:val="16"/>
+                <w:szCs w:val="16"/>
+              </w:rPr>
+              <w:t>города</w:t>
+            </w:r>
+            <w:proofErr w:type="spellEnd"/>
+            <w:r>
+              <w:rPr>
+                <w:sz w:val="16"/>
+                <w:szCs w:val="16"/>
+              </w:rPr>
+              <w:t xml:space="preserve"> </w:t>
+            </w:r>
+            <w:proofErr w:type="spellStart"/>
+            <w:r>
+              <w:rPr>
+                <w:sz w:val="16"/>
+                <w:szCs w:val="16"/>
+              </w:rPr>
+              <w:t>назначения</w:t>
+            </w:r>
+            <w:proofErr w:type="spellEnd"/>
+          </w:p>
+        </w:tc>
+      </w:tr>
+      <w:tr>
+        <w:tc>
+          <w:tcPr>
+            <w:tcW w:w="470" w:type="dxa"/>
+          </w:tcPr>
+          <w:p>
+            <w:r>
+              <w:rPr>
+                <w:sz w:val="18"/>
+                <w:szCs w:val="18"/>
+              </w:rPr>
+              <w:t>NEG-02</w:t>
+            </w:r>
+          </w:p>
+        </w:tc>
+        <w:tc>
+          <w:tcPr>
+            <w:tcW w:w="4390" w:type="dxa"/>
+          </w:tcPr>
+          <w:p>
+            <w:proofErr w:type="spellStart"/>
+            <w:r>
+              <w:rPr>
+                <w:sz w:val="16"/>
+                <w:szCs w:val="16"/>
+              </w:rPr>
+              <w:t>Ввод</w:t>
+            </w:r>
+            <w:proofErr w:type="spellEnd"/>
+            <w:r>
+              <w:rPr>
+                <w:sz w:val="16"/>
+                <w:szCs w:val="16"/>
+              </w:rPr>
+              <w:t xml:space="preserve"> </w:t>
+            </w:r>
+            <w:proofErr w:type="spellStart"/>
+            <w:r>
+              <w:rPr>
+                <w:sz w:val="16"/>
+                <w:szCs w:val="16"/>
+              </w:rPr>
+              <w:t>несуществующего</w:t>
+            </w:r>
+            <w:proofErr w:type="spellEnd"/>
+            <w:r>
+              <w:rPr>
+                <w:sz w:val="16"/>
+                <w:szCs w:val="16"/>
+              </w:rPr>
+              <w:t xml:space="preserve"> </w:t>
+            </w:r>
+            <w:proofErr w:type="spellStart"/>
+            <w:r>
+              <w:rPr>
+                <w:sz w:val="16"/>
+                <w:szCs w:val="16"/>
+              </w:rPr>
+              <w:t>города</w:t>
+            </w:r>
+            <w:proofErr w:type="spellEnd"/>
+          </w:p>
+        </w:tc>
+      </w:tr>
+      <w:tr>
+        <w:tc>
+          <w:tcPr>
+            <w:tcW w:w="470" w:type="dxa"/>
+          </w:tcPr>
+          <w:p>
+            <w:r>
+              <w:rPr>
+                <w:sz w:val="18"/>
+                <w:szCs w:val="18"/>
+              </w:rPr>
+              <w:t>NEG-03</w:t>
+            </w:r>
+          </w:p>
+        </w:tc>
+        <w:tc>
+          <w:tcPr>
+            <w:tcW w:w="4390" w:type="dxa"/>
+          </w:tcPr>
+          <w:p>
+            <w:pPr>
+              <w:rPr>
+                <w:lang w:val="ru-RU"/>
+              </w:rPr>
+            </w:pPr>
+            <w:r>
+              <w:rPr>
+                <w:sz w:val="16"/>
+                <w:szCs w:val="16"/>
+                <w:lang w:val="ru-RU"/>
+              </w:rPr>
+              <w:t>Попытка убрать всех пассажиров до нуля</w:t>
+            </w:r>
+          </w:p>
+        </w:tc>
+      </w:tr>
+    </w:tbl>
+    <w:p>
+      <w:pPr>
+        <w:rPr>
+          <w:lang w:val="ru-RU"/>
+        </w:rPr>
+      </w:pPr>
+      <w:r>
+        <w:rPr>
+          <w:lang w:val="ru-RU"/>
+        </w:rPr>
+        <w:br w:type="page"/>
+      </w:r>
+    </w:p>
+    <w:p>
+      <w:pPr>
+        <w:pStyle w:val="Heading1"/>
+        <w:spacing w:before="240" w:after="120"/>
+        <w:rPr>
+          <w:lang w:val="ru-RU"/>
+        </w:rPr>
+      </w:pPr>
+      <w:r>
+        <w:rPr>
+          <w:noProof/>
+          <w14:ligatures w14:val="standardContextual"/>
+        </w:rPr>
+        <w:lastRenderedPageBreak/>
+        <w:drawing>
+          <wp:inline distT="0" distB="0" distL="0" distR="0" wp14:anchorId="622DBC2C" wp14:editId="194D7547">
+            <wp:extent cx="6152515" cy="860425"/>
+            <wp:effectExtent l="0" t="0" r="635" b="0"/>
+            <wp:docPr id="2" name="Picture 2"/>
+            <wp:cNvGraphicFramePr>
+              <a:graphicFrameLocks xmlns:a="http://schemas.openxmlformats.org/drawingml/2006/main" noChangeAspect="1"/>
+            </wp:cNvGraphicFramePr>
+            <a:graphic xmlns:a="http://schemas.openxmlformats.org/drawingml/2006/main">
+              <a:graphicData uri="http://schemas.openxmlformats.org/drawingml/2006/picture">
+                <pic:pic xmlns:pic="http://schemas.openxmlformats.org/drawingml/2006/picture">
+                  <pic:nvPicPr>
+                    <pic:cNvPr id="1" name=""/>
+                    <pic:cNvPicPr/>
+                  </pic:nvPicPr>
+                  <pic:blipFill>
+                    <a:blip r:embed="rId8"/>
+                    <a:stretch>
+                      <a:fillRect/>
+                    </a:stretch>
+                  </pic:blipFill>
+                  <pic:spPr>
+                    <a:xfrm>
+                      <a:off x="0" y="0"/>
+                      <a:ext cx="6152515" cy="860425"/>
+                    </a:xfrm>
+                    <a:prstGeom prst="rect">
+                      <a:avLst/>
+                    </a:prstGeom>
+                  </pic:spPr>
+                </pic:pic>
+              </a:graphicData>
+            </a:graphic>
+          </wp:inline>
+        </w:drawing>
+      </w:r>
+    </w:p>
+    <w:p>
+      <w:pPr>
+        <w:pStyle w:val="Heading1"/>
+        <w:spacing w:before="240" w:after="120"/>
+      </w:pPr>
+      <w:r>
+        <w:t xml:space="preserve">7. </w:t>
+      </w:r>
+      <w:proofErr w:type="spellStart"/>
+      <w:r>
+        <w:t>Выводы</w:t>
+      </w:r>
+      <w:bookmarkStart w:id="0" w:name="_GoBack"/>
+      <w:bookmarkEnd w:id="0"/>
+      <w:proofErr w:type="spellEnd"/>
+    </w:p>
+    <w:p>
+      <w:pPr>
+        <w:pStyle w:val="ListParagraph"/>
+        <w:numPr>
+          <w:ilvl w:val="0"/>
+          <w:numId w:val="12"/>
+        </w:numPr>
+        <w:spacing w:after="60" w:line="240" w:lineRule="auto"/>
+        <w:contextualSpacing w:val="0"/>
+        <w:rPr>
+          <w:lang w:val="ru-RU"/>
+        </w:rPr>
+      </w:pPr>
+      <w:r>
+        <w:rPr>
+          <w:lang w:val="ru-RU"/>
+        </w:rPr>
+        <w:t xml:space="preserve">Реализовано 18 автоматизированных сценариев (15 позитивных + 3 негативных), покрывающих все 10 выявленных вариантов использования формы поиска ж/д билетов на </w:t>
+      </w:r>
+      <w:r>
+        <w:t>tutu</w:t>
+      </w:r>
+      <w:r>
+        <w:rPr>
+          <w:lang w:val="ru-RU"/>
+        </w:rPr>
+        <w:t>.</w:t>
+      </w:r>
+      <w:proofErr w:type="spellStart"/>
+      <w:r>
+        <w:t>ru</w:t>
+      </w:r>
+      <w:proofErr w:type="spellEnd"/>
+      <w:r>
+        <w:rPr>
+          <w:lang w:val="ru-RU"/>
+        </w:rPr>
+        <w:t>.</w:t>
+      </w:r>
+    </w:p>
+    <w:p>
+      <w:pPr>
+        <w:pStyle w:val="ListParagraph"/>
+        <w:numPr>
+          <w:ilvl w:val="0"/>
+          <w:numId w:val="12"/>
+        </w:numPr>
+        <w:spacing w:after="60" w:line="240" w:lineRule="auto"/>
+        <w:contextualSpacing w:val="0"/>
+        <w:rPr>
+          <w:lang w:val="ru-RU"/>
+        </w:rPr>
+      </w:pPr>
+      <w:r>
+        <w:rPr>
+          <w:lang w:val="ru-RU"/>
+        </w:rPr>
+        <w:t xml:space="preserve">Тесты написаны вручную через </w:t>
+      </w:r>
+      <w:r>
+        <w:t>Selenium</w:t>
+      </w:r>
+      <w:r>
+        <w:rPr>
+          <w:lang w:val="ru-RU"/>
+        </w:rPr>
+        <w:t xml:space="preserve"> </w:t>
+      </w:r>
+      <w:r>
+        <w:t>WebDriver</w:t>
+      </w:r>
+      <w:r>
+        <w:rPr>
+          <w:lang w:val="ru-RU"/>
+        </w:rPr>
+        <w:t xml:space="preserve"> с применением паттерна </w:t>
+      </w:r>
+      <w:proofErr w:type="spellStart"/>
+      <w:r>
+        <w:t>PageObject</w:t>
+      </w:r>
+      <w:proofErr w:type="spellEnd"/>
+      <w:r>
+        <w:rPr>
+          <w:lang w:val="ru-RU"/>
+        </w:rPr>
+        <w:t xml:space="preserve"> (</w:t>
+      </w:r>
+      <w:proofErr w:type="spellStart"/>
+      <w:r>
+        <w:t>TutuHomePage</w:t>
+      </w:r>
+      <w:proofErr w:type="spellEnd"/>
+      <w:r>
+        <w:rPr>
+          <w:lang w:val="ru-RU"/>
+        </w:rPr>
+        <w:t xml:space="preserve">, </w:t>
+      </w:r>
+      <w:proofErr w:type="spellStart"/>
+      <w:r>
+        <w:t>TutuResultsPage</w:t>
+      </w:r>
+      <w:proofErr w:type="spellEnd"/>
+      <w:r>
+        <w:rPr>
+          <w:lang w:val="ru-RU"/>
+        </w:rPr>
+        <w:t>), без использов</w:t>
+      </w:r>
+      <w:r>
+        <w:rPr>
+          <w:lang w:val="ru-RU"/>
+        </w:rPr>
+        <w:t xml:space="preserve">ания идентификаторов элементов </w:t>
+      </w:r>
+      <w:r>
+        <w:rPr>
+          <w:lang w:val="ru-RU"/>
+        </w:rPr>
+        <w:t xml:space="preserve">только </w:t>
+      </w:r>
+      <w:r>
+        <w:t>XPath</w:t>
+      </w:r>
+      <w:r>
+        <w:rPr>
+          <w:lang w:val="ru-RU"/>
+        </w:rPr>
+        <w:t xml:space="preserve"> по атрибутам </w:t>
+      </w:r>
+      <w:r>
+        <w:t>data</w:t>
+      </w:r>
+      <w:r>
+        <w:rPr>
+          <w:lang w:val="ru-RU"/>
+        </w:rPr>
+        <w:t>-</w:t>
+      </w:r>
+      <w:proofErr w:type="spellStart"/>
+      <w:r>
+        <w:t>ti</w:t>
+      </w:r>
+      <w:proofErr w:type="spellEnd"/>
+      <w:r>
+        <w:rPr>
+          <w:lang w:val="ru-RU"/>
+        </w:rPr>
+        <w:t>.</w:t>
+      </w:r>
+    </w:p>
+    <w:p>
+      <w:pPr>
+        <w:pStyle w:val="ListParagraph"/>
+        <w:numPr>
+          <w:ilvl w:val="0"/>
+          <w:numId w:val="12"/>
+        </w:numPr>
+        <w:spacing w:after="60" w:line="240" w:lineRule="auto"/>
+        <w:contextualSpacing w:val="0"/>
+        <w:rPr>
+          <w:lang w:val="ru-RU"/>
+        </w:rPr>
+      </w:pPr>
+      <w:r>
+        <w:rPr>
+          <w:lang w:val="ru-RU"/>
+        </w:rPr>
+        <w:t xml:space="preserve">Ожидания реализованы исключительно через </w:t>
+      </w:r>
+      <w:proofErr w:type="spellStart"/>
+      <w:r>
+        <w:t>WebDriverWait</w:t>
+      </w:r>
+      <w:proofErr w:type="spellEnd"/>
+      <w:r>
+        <w:rPr>
+          <w:lang w:val="ru-RU"/>
+        </w:rPr>
+        <w:t>/</w:t>
+      </w:r>
+      <w:proofErr w:type="spellStart"/>
+      <w:r>
+        <w:t>FluentWait</w:t>
+      </w:r>
+      <w:proofErr w:type="spellEnd"/>
+      <w:r>
+        <w:rPr>
+          <w:lang w:val="ru-RU"/>
+        </w:rPr>
+        <w:t xml:space="preserve">; </w:t>
+      </w:r>
+      <w:r>
+        <w:t>Thread</w:t>
+      </w:r>
+      <w:r>
+        <w:rPr>
+          <w:lang w:val="ru-RU"/>
+        </w:rPr>
+        <w:t>.</w:t>
+      </w:r>
+      <w:r>
+        <w:t>sleep</w:t>
+      </w:r>
+      <w:r>
+        <w:rPr>
+          <w:lang w:val="ru-RU"/>
+        </w:rPr>
+        <w:t>() в основном наборе тестов не используется.</w:t>
+      </w:r>
+    </w:p>
+    <w:p>
+      <w:pPr>
+        <w:pStyle w:val="ListParagraph"/>
+        <w:numPr>
+          <w:ilvl w:val="0"/>
+          <w:numId w:val="12"/>
+        </w:numPr>
+        <w:spacing w:after="60" w:line="240" w:lineRule="auto"/>
+        <w:contextualSpacing w:val="0"/>
+        <w:rPr>
+          <w:lang w:val="ru-RU"/>
+        </w:rPr>
+      </w:pPr>
+      <w:r>
+        <w:rPr>
+          <w:lang w:val="ru-RU"/>
+        </w:rPr>
+        <w:t>Реализован параметризованный запуск по браузерам (</w:t>
+      </w:r>
+      <w:r>
+        <w:t>Chrome</w:t>
+      </w:r>
+      <w:r>
+        <w:rPr>
+          <w:lang w:val="ru-RU"/>
+        </w:rPr>
+        <w:t xml:space="preserve">, </w:t>
+      </w:r>
+      <w:r>
+        <w:t>Firefox</w:t>
+      </w:r>
+      <w:r>
+        <w:rPr>
+          <w:lang w:val="ru-RU"/>
+        </w:rPr>
+        <w:t>) с возможностью как одновременного параллельного прогона обоих (</w:t>
+      </w:r>
+      <w:r>
+        <w:t>JUnit</w:t>
+      </w:r>
+      <w:r>
+        <w:rPr>
+          <w:lang w:val="ru-RU"/>
+        </w:rPr>
+        <w:t xml:space="preserve"> 5 </w:t>
+      </w:r>
+      <w:r>
+        <w:t>parallel</w:t>
+      </w:r>
+      <w:r>
+        <w:rPr>
+          <w:lang w:val="ru-RU"/>
+        </w:rPr>
+        <w:t xml:space="preserve"> </w:t>
+      </w:r>
+      <w:r>
+        <w:t>execution</w:t>
+      </w:r>
+      <w:r>
+        <w:rPr>
+          <w:lang w:val="ru-RU"/>
+        </w:rPr>
+        <w:t xml:space="preserve">, </w:t>
+      </w:r>
+      <w:r>
+        <w:t>fixed</w:t>
+      </w:r>
+      <w:r>
+        <w:rPr>
+          <w:lang w:val="ru-RU"/>
+        </w:rPr>
+        <w:t>-стратегия на 2 потока), так и точечного запуска в одном браузере через -</w:t>
+      </w:r>
+      <w:proofErr w:type="spellStart"/>
+      <w:r>
+        <w:t>Dbrowser</w:t>
+      </w:r>
+      <w:proofErr w:type="spellEnd"/>
+      <w:r>
+        <w:rPr>
+          <w:lang w:val="ru-RU"/>
+        </w:rPr>
+        <w:t>=</w:t>
+      </w:r>
+      <w:r>
+        <w:t>chrome</w:t>
+      </w:r>
+      <w:r>
+        <w:rPr>
+          <w:lang w:val="ru-RU"/>
+        </w:rPr>
+        <w:t>|</w:t>
+      </w:r>
+      <w:proofErr w:type="spellStart"/>
+      <w:r>
+        <w:t>firefox</w:t>
+      </w:r>
+      <w:proofErr w:type="spellEnd"/>
+      <w:r>
+        <w:rPr>
+          <w:lang w:val="ru-RU"/>
+        </w:rPr>
+        <w:t>.</w:t>
+      </w:r>
+    </w:p>
+    <w:p>
+      <w:pPr>
+        <w:pStyle w:val="ListParagraph"/>
+        <w:numPr>
+          <w:ilvl w:val="0"/>
+          <w:numId w:val="12"/>
+        </w:numPr>
+        <w:spacing w:after="60" w:line="240" w:lineRule="auto"/>
+        <w:contextualSpacing w:val="0"/>
+        <w:rPr>
+          <w:lang w:val="ru-RU"/>
+        </w:rPr>
+      </w:pPr>
+      <w:r>
+        <w:rPr>
+          <w:lang w:val="ru-RU"/>
+        </w:rPr>
+        <w:t xml:space="preserve">По умолчанию тесты выполняются в </w:t>
+      </w:r>
+      <w:r>
+        <w:t>headless</w:t>
+      </w:r>
+      <w:r>
+        <w:rPr>
+          <w:lang w:val="ru-RU"/>
+        </w:rPr>
+        <w:t>-режиме — это техническое эксплуатационное решение (не заливает экран окнами при параллельном прогоне 18×2 сценариев) и не влияет на покрытие; видимый режим доступен через -</w:t>
+      </w:r>
+      <w:proofErr w:type="spellStart"/>
+      <w:r>
+        <w:t>Dheadless</w:t>
+      </w:r>
+      <w:proofErr w:type="spellEnd"/>
+      <w:r>
+        <w:rPr>
+          <w:lang w:val="ru-RU"/>
+        </w:rPr>
+        <w:t>=</w:t>
+      </w:r>
+      <w:r>
+        <w:t>false</w:t>
+      </w:r>
+      <w:r>
+        <w:rPr>
+          <w:lang w:val="ru-RU"/>
+        </w:rPr>
+        <w:t>.</w:t>
       </w:r>
     </w:p>
     <w:p>
@@ -994,8 +8058,94 @@
 </file>
 
 <file path=word/numbering.xml><?xml version="1.0" encoding="utf-8"?>
-<w:numbering xmlns:wpc="http://schemas.microsoft.com/office/word/2010/wordprocessingCanvas" xmlns:cx="http://schemas.microsoft.com/office/drawing/2014/chartex" xmlns:cx1="http://schemas.microsoft.com/office/drawing/2015/9/8/chartex" xmlns:cx2="http://schemas.microsoft.com/office/drawing/2015/10/21/chartex" xmlns:cx3="http://schemas.microsoft.com/office/drawing/2016/5/9/chartex" xmlns:cx4="http://schemas.microsoft.com/office/drawing/2016/5/10/chartex" xmlns:cx5="http://schemas.microsoft.com/office/drawing/2016/5/11/chartex" xmlns:cx6="http://schemas.microsoft.com/office/drawing/2016/5/12/chartex" xmlns:cx7="http://schemas.microsoft.com/office/drawing/2016/5/13/chartex" xmlns:cx8="http://schemas.microsoft.com/office/drawing/2016/5/14/chartex" xmlns:mc="http://schemas.openxmlformats.org/markup-compatibility/2006" xmlns:aink="http://schemas.microsoft.com/office/drawing/2016/ink" xmlns:am3d="http://schemas.microsoft.com/office/drawing/2017/model3d" xmlns:o="urn:schemas-microsoft-com:office:office" xmlns:oel="http://schemas.microsoft.com/office/2019/extlst" xmlns:r="http://schemas.openxmlformats.org/officeDocument/2006/relationships" xmlns:m="http://schemas.openxmlformats.org/officeDocument/2006/math" xmlns:v="urn:schemas-microsoft-com:vml" xmlns:wp14="http://schemas.microsoft.com/office/word/2010/wordprocessingDrawing" xmlns:wp="http://schemas.openxmlformats.org/drawingml/2006/wordprocessingDrawing" xmlns:w10="urn:schemas-microsoft-com:office:word" xmlns:w="http://schemas.openxmlformats.org/wordprocessingml/2006/main" xmlns:w14="http://schemas.microsoft.com/office/word/2010/wordml" xmlns:w15="http://schemas.microsoft.com/office/word/2012/wordml" xmlns:w16cex="http://schemas.microsoft.com/office/word/2018/wordml/cex" xmlns:w16cid="http://schemas.microsoft.com/office/word/2016/wordml/cid" xmlns:w16="http://schemas.microsoft.com/office/word/2018/wordml" xmlns:w16sdtdh="http://schemas.microsoft.com/office/word/2020/wordml/sdtdatahash" xmlns:w16se="http://schemas.microsoft.com/office/word/2015/wordml/symex" xmlns:wpg="http://schemas.microsoft.com/office/word/2010/wordprocessingGroup" xmlns:wpi="http://schemas.microsoft.com/office/word/2010/wordprocessingInk" xmlns:wne="http://schemas.microsoft.com/office/word/2006/wordml" xmlns:wps="http://schemas.microsoft.com/office/word/2010/wordprocessingShape" mc:Ignorable="w14 w15 w16se w16cid w16 w16cex w16sdtdh wp14">
+<w:numbering xmlns:wpc="http://schemas.microsoft.com/office/word/2010/wordprocessingCanvas" xmlns:mc="http://schemas.openxmlformats.org/markup-compatibility/2006" xmlns:o="urn:schemas-microsoft-com:office:office" xmlns:r="http://schemas.openxmlformats.org/officeDocument/2006/relationships" xmlns:m="http://schemas.openxmlformats.org/officeDocument/2006/math" xmlns:v="urn:schemas-microsoft-com:vml" xmlns:wp14="http://schemas.microsoft.com/office/word/2010/wordprocessingDrawing" xmlns:wp="http://schemas.openxmlformats.org/drawingml/2006/wordprocessingDrawing" xmlns:w10="urn:schemas-microsoft-com:office:word" xmlns:w="http://schemas.openxmlformats.org/wordprocessingml/2006/main" xmlns:w14="http://schemas.microsoft.com/office/word/2010/wordml" xmlns:w15="http://schemas.microsoft.com/office/word/2012/wordml" xmlns:wpg="http://schemas.microsoft.com/office/word/2010/wordprocessingGroup" xmlns:wpi="http://schemas.microsoft.com/office/word/2010/wordprocessingInk" xmlns:wne="http://schemas.microsoft.com/office/word/2006/wordml" xmlns:wps="http://schemas.microsoft.com/office/word/2010/wordprocessingShape" mc:Ignorable="w14 w15 wp14">
   <w:abstractNum w:abstractNumId="0" w15:restartNumberingAfterBreak="0">
+    <w:nsid w:val="29073452"/>
+    <w:multiLevelType w:val="hybridMultilevel"/>
+    <w:tmpl w:val="EFAE6918"/>
+    <w:lvl w:ilvl="0" w:tplc="2A4889B4">
+      <w:start w:val="1"/>
+      <w:numFmt w:val="bullet"/>
+      <w:lvlText w:val="●"/>
+      <w:lvlJc w:val="left"/>
+      <w:pPr>
+        <w:ind w:left="720" w:hanging="360"/>
+      </w:pPr>
+    </w:lvl>
+    <w:lvl w:ilvl="1" w:tplc="21EE030A">
+      <w:start w:val="1"/>
+      <w:numFmt w:val="bullet"/>
+      <w:lvlText w:val="○"/>
+      <w:lvlJc w:val="left"/>
+      <w:pPr>
+        <w:ind w:left="1440" w:hanging="360"/>
+      </w:pPr>
+    </w:lvl>
+    <w:lvl w:ilvl="2" w:tplc="FD22C180">
+      <w:start w:val="1"/>
+      <w:numFmt w:val="bullet"/>
+      <w:lvlText w:val="■"/>
+      <w:lvlJc w:val="left"/>
+      <w:pPr>
+        <w:ind w:left="2160" w:hanging="360"/>
+      </w:pPr>
+    </w:lvl>
+    <w:lvl w:ilvl="3" w:tplc="CBBC8370">
+      <w:start w:val="1"/>
+      <w:numFmt w:val="bullet"/>
+      <w:lvlText w:val="●"/>
+      <w:lvlJc w:val="left"/>
+      <w:pPr>
+        <w:ind w:left="2880" w:hanging="360"/>
+      </w:pPr>
+    </w:lvl>
+    <w:lvl w:ilvl="4" w:tplc="DDBAD9BE">
+      <w:start w:val="1"/>
+      <w:numFmt w:val="bullet"/>
+      <w:lvlText w:val="○"/>
+      <w:lvlJc w:val="left"/>
+      <w:pPr>
+        <w:ind w:left="3600" w:hanging="360"/>
+      </w:pPr>
+    </w:lvl>
+    <w:lvl w:ilvl="5" w:tplc="DAC40F00">
+      <w:start w:val="1"/>
+      <w:numFmt w:val="bullet"/>
+      <w:lvlText w:val="■"/>
+      <w:lvlJc w:val="left"/>
+      <w:pPr>
+        <w:ind w:left="4320" w:hanging="360"/>
+      </w:pPr>
+    </w:lvl>
+    <w:lvl w:ilvl="6" w:tplc="DFBCD2B8">
+      <w:start w:val="1"/>
+      <w:numFmt w:val="bullet"/>
+      <w:lvlText w:val="●"/>
+      <w:lvlJc w:val="left"/>
+      <w:pPr>
+        <w:ind w:left="5040" w:hanging="360"/>
+      </w:pPr>
+    </w:lvl>
+    <w:lvl w:ilvl="7" w:tplc="743E0078">
+      <w:start w:val="1"/>
+      <w:numFmt w:val="bullet"/>
+      <w:lvlText w:val="●"/>
+      <w:lvlJc w:val="left"/>
+      <w:pPr>
+        <w:ind w:left="5760" w:hanging="360"/>
+      </w:pPr>
+    </w:lvl>
+    <w:lvl w:ilvl="8" w:tplc="582298B4">
+      <w:start w:val="1"/>
+      <w:numFmt w:val="bullet"/>
+      <w:lvlText w:val="●"/>
+      <w:lvlJc w:val="left"/>
+      <w:pPr>
+        <w:ind w:left="6480" w:hanging="360"/>
+      </w:pPr>
+    </w:lvl>
+  </w:abstractNum>
+  <w:abstractNum w:abstractNumId="1" w15:restartNumberingAfterBreak="0">
     <w:nsid w:val="38BA7D87"/>
     <w:multiLevelType w:val="multilevel"/>
     <w:tmpl w:val="FF6EA19C"/>
@@ -1144,7 +8294,7 @@
       </w:rPr>
     </w:lvl>
   </w:abstractNum>
-  <w:abstractNum w:abstractNumId="1" w15:restartNumberingAfterBreak="0">
+  <w:abstractNum w:abstractNumId="2" w15:restartNumberingAfterBreak="0">
     <w:nsid w:val="3CC91973"/>
     <w:multiLevelType w:val="multilevel"/>
     <w:tmpl w:val="04E4E2EC"/>
@@ -1293,7 +8443,7 @@
       </w:rPr>
     </w:lvl>
   </w:abstractNum>
-  <w:abstractNum w:abstractNumId="2" w15:restartNumberingAfterBreak="0">
+  <w:abstractNum w:abstractNumId="3" w15:restartNumberingAfterBreak="0">
     <w:nsid w:val="402F7FFC"/>
     <w:multiLevelType w:val="hybridMultilevel"/>
     <w:tmpl w:val="6F92D09E"/>
@@ -1347,7 +8497,7 @@
       <w:lvlJc w:val="left"/>
     </w:lvl>
   </w:abstractNum>
-  <w:abstractNum w:abstractNumId="3" w15:restartNumberingAfterBreak="0">
+  <w:abstractNum w:abstractNumId="4" w15:restartNumberingAfterBreak="0">
     <w:nsid w:val="4A3355A0"/>
     <w:multiLevelType w:val="hybridMultilevel"/>
     <w:tmpl w:val="8E107C56"/>
@@ -1436,7 +8586,7 @@
       </w:pPr>
     </w:lvl>
   </w:abstractNum>
-  <w:abstractNum w:abstractNumId="4" w15:restartNumberingAfterBreak="0">
+  <w:abstractNum w:abstractNumId="5" w15:restartNumberingAfterBreak="0">
     <w:nsid w:val="4C756EAF"/>
     <w:multiLevelType w:val="multilevel"/>
     <w:tmpl w:val="E72073EE"/>
@@ -1585,7 +8735,7 @@
       </w:rPr>
     </w:lvl>
   </w:abstractNum>
-  <w:abstractNum w:abstractNumId="5" w15:restartNumberingAfterBreak="0">
+  <w:abstractNum w:abstractNumId="6" w15:restartNumberingAfterBreak="0">
     <w:nsid w:val="5B4B0410"/>
     <w:multiLevelType w:val="multilevel"/>
     <w:tmpl w:val="25ACBCF8"/>
@@ -1734,7 +8884,7 @@
       </w:rPr>
     </w:lvl>
   </w:abstractNum>
-  <w:abstractNum w:abstractNumId="6" w15:restartNumberingAfterBreak="0">
+  <w:abstractNum w:abstractNumId="7" w15:restartNumberingAfterBreak="0">
     <w:nsid w:val="5F1A403E"/>
     <w:multiLevelType w:val="multilevel"/>
     <w:tmpl w:val="87EC01FE"/>
@@ -1847,7 +8997,7 @@
       </w:pPr>
     </w:lvl>
   </w:abstractNum>
-  <w:abstractNum w:abstractNumId="7" w15:restartNumberingAfterBreak="0">
+  <w:abstractNum w:abstractNumId="8" w15:restartNumberingAfterBreak="0">
     <w:nsid w:val="62EF3C5B"/>
     <w:multiLevelType w:val="hybridMultilevel"/>
     <w:tmpl w:val="470C07FA"/>
@@ -1901,7 +9051,7 @@
       <w:lvlJc w:val="left"/>
     </w:lvl>
   </w:abstractNum>
-  <w:abstractNum w:abstractNumId="8" w15:restartNumberingAfterBreak="0">
+  <w:abstractNum w:abstractNumId="9" w15:restartNumberingAfterBreak="0">
     <w:nsid w:val="6C793948"/>
     <w:multiLevelType w:val="multilevel"/>
     <w:tmpl w:val="62C6A5B4"/>
@@ -2018,7 +9168,7 @@
       </w:pPr>
     </w:lvl>
   </w:abstractNum>
-  <w:abstractNum w:abstractNumId="9" w15:restartNumberingAfterBreak="0">
+  <w:abstractNum w:abstractNumId="10" w15:restartNumberingAfterBreak="0">
     <w:nsid w:val="7970206B"/>
     <w:multiLevelType w:val="multilevel"/>
     <w:tmpl w:val="CD42D90E"/>
@@ -2167,7 +9317,7 @@
       </w:rPr>
     </w:lvl>
   </w:abstractNum>
-  <w:abstractNum w:abstractNumId="10" w15:restartNumberingAfterBreak="0">
+  <w:abstractNum w:abstractNumId="11" w15:restartNumberingAfterBreak="0">
     <w:nsid w:val="7C325D82"/>
     <w:multiLevelType w:val="multilevel"/>
     <w:tmpl w:val="3822DAFE"/>
@@ -2280,50 +9430,56 @@
       </w:pPr>
     </w:lvl>
   </w:abstractNum>
-  <w:num w:numId="1" w16cid:durableId="1052537270">
-    <w:abstractNumId w:val="2"/>
+  <w:num w:numId="1">
+    <w:abstractNumId w:val="3"/>
     <w:lvlOverride w:ilvl="0">
       <w:startOverride w:val="1"/>
     </w:lvlOverride>
   </w:num>
-  <w:num w:numId="2" w16cid:durableId="1458337367">
-    <w:abstractNumId w:val="7"/>
+  <w:num w:numId="2">
+    <w:abstractNumId w:val="8"/>
     <w:lvlOverride w:ilvl="0">
       <w:startOverride w:val="1"/>
     </w:lvlOverride>
   </w:num>
-  <w:num w:numId="3" w16cid:durableId="1135028631">
-    <w:abstractNumId w:val="3"/>
+  <w:num w:numId="3">
+    <w:abstractNumId w:val="4"/>
   </w:num>
-  <w:num w:numId="4" w16cid:durableId="1314094956">
+  <w:num w:numId="4">
+    <w:abstractNumId w:val="10"/>
+  </w:num>
+  <w:num w:numId="5">
+    <w:abstractNumId w:val="7"/>
+  </w:num>
+  <w:num w:numId="6">
+    <w:abstractNumId w:val="2"/>
+  </w:num>
+  <w:num w:numId="7">
     <w:abstractNumId w:val="9"/>
   </w:num>
-  <w:num w:numId="5" w16cid:durableId="1685592092">
+  <w:num w:numId="8">
+    <w:abstractNumId w:val="5"/>
+  </w:num>
+  <w:num w:numId="9">
+    <w:abstractNumId w:val="1"/>
+  </w:num>
+  <w:num w:numId="10">
+    <w:abstractNumId w:val="11"/>
+  </w:num>
+  <w:num w:numId="11">
     <w:abstractNumId w:val="6"/>
   </w:num>
-  <w:num w:numId="6" w16cid:durableId="379132272">
-    <w:abstractNumId w:val="1"/>
-  </w:num>
-  <w:num w:numId="7" w16cid:durableId="1314526083">
-    <w:abstractNumId w:val="8"/>
-  </w:num>
-  <w:num w:numId="8" w16cid:durableId="153111998">
-    <w:abstractNumId w:val="4"/>
-  </w:num>
-  <w:num w:numId="9" w16cid:durableId="1131556025">
+  <w:num w:numId="12">
     <w:abstractNumId w:val="0"/>
-  </w:num>
-  <w:num w:numId="10" w16cid:durableId="1969775979">
-    <w:abstractNumId w:val="10"/>
-  </w:num>
-  <w:num w:numId="11" w16cid:durableId="2017220292">
-    <w:abstractNumId w:val="5"/>
+    <w:lvlOverride w:ilvl="0">
+      <w:startOverride w:val="1"/>
+    </w:lvlOverride>
   </w:num>
 </w:numbering>
 </file>
 
 <file path=word/styles.xml><?xml version="1.0" encoding="utf-8"?>
-<w:styles xmlns:mc="http://schemas.openxmlformats.org/markup-compatibility/2006" xmlns:r="http://schemas.openxmlformats.org/officeDocument/2006/relationships" xmlns:w="http://schemas.openxmlformats.org/wordprocessingml/2006/main" xmlns:w14="http://schemas.microsoft.com/office/word/2010/wordml" xmlns:w15="http://schemas.microsoft.com/office/word/2012/wordml" xmlns:w16cex="http://schemas.microsoft.com/office/word/2018/wordml/cex" xmlns:w16cid="http://schemas.microsoft.com/office/word/2016/wordml/cid" xmlns:w16="http://schemas.microsoft.com/office/word/2018/wordml" xmlns:w16sdtdh="http://schemas.microsoft.com/office/word/2020/wordml/sdtdatahash" xmlns:w16se="http://schemas.microsoft.com/office/word/2015/wordml/symex" mc:Ignorable="w14 w15 w16se w16cid w16 w16cex w16sdtdh">
+<w:styles xmlns:mc="http://schemas.openxmlformats.org/markup-compatibility/2006" xmlns:r="http://schemas.openxmlformats.org/officeDocument/2006/relationships" xmlns:w="http://schemas.openxmlformats.org/wordprocessingml/2006/main" xmlns:w14="http://schemas.microsoft.com/office/word/2010/wordml" xmlns:w15="http://schemas.microsoft.com/office/word/2012/wordml" mc:Ignorable="w14 w15">
   <w:docDefaults>
     <w:rPrDefault>
       <w:rPr>
@@ -2341,7 +9497,7 @@
       </w:pPr>
     </w:pPrDefault>
   </w:docDefaults>
-  <w:latentStyles w:defLockedState="0" w:defUIPriority="99" w:defSemiHidden="0" w:defUnhideWhenUsed="0" w:defQFormat="0" w:count="376">
+  <w:latentStyles w:defLockedState="0" w:defUIPriority="99" w:defSemiHidden="0" w:defUnhideWhenUsed="0" w:defQFormat="0" w:count="371">
     <w:lsdException w:name="Normal" w:uiPriority="0" w:qFormat="1"/>
     <w:lsdException w:name="heading 1" w:uiPriority="9" w:qFormat="1"/>
     <w:lsdException w:name="heading 2" w:semiHidden="1" w:uiPriority="9" w:unhideWhenUsed="1" w:qFormat="1"/>
@@ -2713,13 +9869,8 @@
     <w:lsdException w:name="List Table 5 Dark Accent 6" w:uiPriority="50"/>
     <w:lsdException w:name="List Table 6 Colorful Accent 6" w:uiPriority="51"/>
     <w:lsdException w:name="List Table 7 Colorful Accent 6" w:uiPriority="52"/>
-    <w:lsdException w:name="Mention" w:semiHidden="1" w:unhideWhenUsed="1"/>
-    <w:lsdException w:name="Smart Hyperlink" w:semiHidden="1" w:unhideWhenUsed="1"/>
-    <w:lsdException w:name="Hashtag" w:semiHidden="1" w:unhideWhenUsed="1"/>
-    <w:lsdException w:name="Unresolved Mention" w:semiHidden="1" w:unhideWhenUsed="1"/>
-    <w:lsdException w:name="Smart Link" w:semiHidden="1" w:unhideWhenUsed="1"/>
   </w:latentStyles>
-  <w:style w:type="paragraph" w:default="1" w:styleId="a">
+  <w:style w:type="paragraph" w:default="1" w:styleId="Normal">
     <w:name w:val="Normal"/>
     <w:qFormat/>
     <w:rsid w:val="006A19C2"/>
@@ -2733,11 +9884,11 @@
       <w14:ligatures w14:val="none"/>
     </w:rPr>
   </w:style>
-  <w:style w:type="paragraph" w:styleId="1">
+  <w:style w:type="paragraph" w:styleId="Heading1">
     <w:name w:val="heading 1"/>
-    <w:basedOn w:val="a"/>
-    <w:next w:val="a"/>
-    <w:link w:val="10"/>
+    <w:basedOn w:val="Normal"/>
+    <w:next w:val="Normal"/>
+    <w:link w:val="Heading1Char"/>
     <w:uiPriority w:val="9"/>
     <w:qFormat/>
     <w:rsid w:val="00DB655B"/>
@@ -2754,11 +9905,11 @@
       <w:szCs w:val="40"/>
     </w:rPr>
   </w:style>
-  <w:style w:type="paragraph" w:styleId="2">
+  <w:style w:type="paragraph" w:styleId="Heading2">
     <w:name w:val="heading 2"/>
-    <w:basedOn w:val="a"/>
-    <w:next w:val="a"/>
-    <w:link w:val="20"/>
+    <w:basedOn w:val="Normal"/>
+    <w:next w:val="Normal"/>
+    <w:link w:val="Heading2Char"/>
     <w:uiPriority w:val="9"/>
     <w:unhideWhenUsed/>
     <w:qFormat/>
@@ -2776,11 +9927,11 @@
       <w:szCs w:val="32"/>
     </w:rPr>
   </w:style>
-  <w:style w:type="paragraph" w:styleId="3">
+  <w:style w:type="paragraph" w:styleId="Heading3">
     <w:name w:val="heading 3"/>
-    <w:basedOn w:val="a"/>
-    <w:next w:val="a"/>
-    <w:link w:val="30"/>
+    <w:basedOn w:val="Normal"/>
+    <w:next w:val="Normal"/>
+    <w:link w:val="Heading3Char"/>
     <w:uiPriority w:val="9"/>
     <w:semiHidden/>
     <w:unhideWhenUsed/>
@@ -2799,11 +9950,11 @@
       <w:szCs w:val="28"/>
     </w:rPr>
   </w:style>
-  <w:style w:type="paragraph" w:styleId="4">
+  <w:style w:type="paragraph" w:styleId="Heading4">
     <w:name w:val="heading 4"/>
-    <w:basedOn w:val="a"/>
-    <w:next w:val="a"/>
-    <w:link w:val="40"/>
+    <w:basedOn w:val="Normal"/>
+    <w:next w:val="Normal"/>
+    <w:link w:val="Heading4Char"/>
     <w:uiPriority w:val="9"/>
     <w:semiHidden/>
     <w:unhideWhenUsed/>
@@ -2822,11 +9973,11 @@
       <w:color w:val="0F4761" w:themeColor="accent1" w:themeShade="BF"/>
     </w:rPr>
   </w:style>
-  <w:style w:type="paragraph" w:styleId="5">
+  <w:style w:type="paragraph" w:styleId="Heading5">
     <w:name w:val="heading 5"/>
-    <w:basedOn w:val="a"/>
-    <w:next w:val="a"/>
-    <w:link w:val="50"/>
+    <w:basedOn w:val="Normal"/>
+    <w:next w:val="Normal"/>
+    <w:link w:val="Heading5Char"/>
     <w:uiPriority w:val="9"/>
     <w:semiHidden/>
     <w:unhideWhenUsed/>
@@ -2843,11 +9994,11 @@
       <w:color w:val="0F4761" w:themeColor="accent1" w:themeShade="BF"/>
     </w:rPr>
   </w:style>
-  <w:style w:type="paragraph" w:styleId="6">
+  <w:style w:type="paragraph" w:styleId="Heading6">
     <w:name w:val="heading 6"/>
-    <w:basedOn w:val="a"/>
-    <w:next w:val="a"/>
-    <w:link w:val="60"/>
+    <w:basedOn w:val="Normal"/>
+    <w:next w:val="Normal"/>
+    <w:link w:val="Heading6Char"/>
     <w:uiPriority w:val="9"/>
     <w:semiHidden/>
     <w:unhideWhenUsed/>
@@ -2866,11 +10017,11 @@
       <w:color w:val="595959" w:themeColor="text1" w:themeTint="A6"/>
     </w:rPr>
   </w:style>
-  <w:style w:type="paragraph" w:styleId="7">
+  <w:style w:type="paragraph" w:styleId="Heading7">
     <w:name w:val="heading 7"/>
-    <w:basedOn w:val="a"/>
-    <w:next w:val="a"/>
-    <w:link w:val="70"/>
+    <w:basedOn w:val="Normal"/>
+    <w:next w:val="Normal"/>
+    <w:link w:val="Heading7Char"/>
     <w:uiPriority w:val="9"/>
     <w:semiHidden/>
     <w:unhideWhenUsed/>
@@ -2887,11 +10038,11 @@
       <w:color w:val="595959" w:themeColor="text1" w:themeTint="A6"/>
     </w:rPr>
   </w:style>
-  <w:style w:type="paragraph" w:styleId="8">
+  <w:style w:type="paragraph" w:styleId="Heading8">
     <w:name w:val="heading 8"/>
-    <w:basedOn w:val="a"/>
-    <w:next w:val="a"/>
-    <w:link w:val="80"/>
+    <w:basedOn w:val="Normal"/>
+    <w:next w:val="Normal"/>
+    <w:link w:val="Heading8Char"/>
     <w:uiPriority w:val="9"/>
     <w:semiHidden/>
     <w:unhideWhenUsed/>
@@ -2910,11 +10061,11 @@
       <w:color w:val="272727" w:themeColor="text1" w:themeTint="D8"/>
     </w:rPr>
   </w:style>
-  <w:style w:type="paragraph" w:styleId="9">
+  <w:style w:type="paragraph" w:styleId="Heading9">
     <w:name w:val="heading 9"/>
-    <w:basedOn w:val="a"/>
-    <w:next w:val="a"/>
-    <w:link w:val="90"/>
+    <w:basedOn w:val="Normal"/>
+    <w:next w:val="Normal"/>
+    <w:link w:val="Heading9Char"/>
     <w:uiPriority w:val="9"/>
     <w:semiHidden/>
     <w:unhideWhenUsed/>
@@ -2931,12 +10082,13 @@
       <w:color w:val="272727" w:themeColor="text1" w:themeTint="D8"/>
     </w:rPr>
   </w:style>
-  <w:style w:type="character" w:default="1" w:styleId="a0">
+  <w:style w:type="character" w:default="1" w:styleId="DefaultParagraphFont">
     <w:name w:val="Default Paragraph Font"/>
     <w:uiPriority w:val="1"/>
+    <w:semiHidden/>
     <w:unhideWhenUsed/>
   </w:style>
-  <w:style w:type="table" w:default="1" w:styleId="a1">
+  <w:style w:type="table" w:default="1" w:styleId="TableNormal">
     <w:name w:val="Normal Table"/>
     <w:uiPriority w:val="99"/>
     <w:semiHidden/>
@@ -2951,16 +10103,16 @@
       </w:tblCellMar>
     </w:tblPr>
   </w:style>
-  <w:style w:type="numbering" w:default="1" w:styleId="a2">
+  <w:style w:type="numbering" w:default="1" w:styleId="NoList">
     <w:name w:val="No List"/>
     <w:uiPriority w:val="99"/>
     <w:semiHidden/>
     <w:unhideWhenUsed/>
   </w:style>
-  <w:style w:type="character" w:customStyle="1" w:styleId="10">
-    <w:name w:val="Заголовок 1 Знак"/>
-    <w:basedOn w:val="a0"/>
-    <w:link w:val="1"/>
+  <w:style w:type="character" w:customStyle="1" w:styleId="Heading1Char">
+    <w:name w:val="Heading 1 Char"/>
+    <w:basedOn w:val="DefaultParagraphFont"/>
+    <w:link w:val="Heading1"/>
     <w:uiPriority w:val="9"/>
     <w:rsid w:val="00DB655B"/>
     <w:rPr>
@@ -2970,10 +10122,10 @@
       <w:szCs w:val="40"/>
     </w:rPr>
   </w:style>
-  <w:style w:type="character" w:customStyle="1" w:styleId="20">
-    <w:name w:val="Заголовок 2 Знак"/>
-    <w:basedOn w:val="a0"/>
-    <w:link w:val="2"/>
+  <w:style w:type="character" w:customStyle="1" w:styleId="Heading2Char">
+    <w:name w:val="Heading 2 Char"/>
+    <w:basedOn w:val="DefaultParagraphFont"/>
+    <w:link w:val="Heading2"/>
     <w:uiPriority w:val="9"/>
     <w:rsid w:val="00DB655B"/>
     <w:rPr>
@@ -2983,10 +10135,10 @@
       <w:szCs w:val="32"/>
     </w:rPr>
   </w:style>
-  <w:style w:type="character" w:customStyle="1" w:styleId="30">
-    <w:name w:val="Заголовок 3 Знак"/>
-    <w:basedOn w:val="a0"/>
-    <w:link w:val="3"/>
+  <w:style w:type="character" w:customStyle="1" w:styleId="Heading3Char">
+    <w:name w:val="Heading 3 Char"/>
+    <w:basedOn w:val="DefaultParagraphFont"/>
+    <w:link w:val="Heading3"/>
     <w:uiPriority w:val="9"/>
     <w:semiHidden/>
     <w:rsid w:val="00DB655B"/>
@@ -2997,10 +10149,10 @@
       <w:szCs w:val="28"/>
     </w:rPr>
   </w:style>
-  <w:style w:type="character" w:customStyle="1" w:styleId="40">
-    <w:name w:val="Заголовок 4 Знак"/>
-    <w:basedOn w:val="a0"/>
-    <w:link w:val="4"/>
+  <w:style w:type="character" w:customStyle="1" w:styleId="Heading4Char">
+    <w:name w:val="Heading 4 Char"/>
+    <w:basedOn w:val="DefaultParagraphFont"/>
+    <w:link w:val="Heading4"/>
     <w:uiPriority w:val="9"/>
     <w:semiHidden/>
     <w:rsid w:val="00DB655B"/>
@@ -3011,10 +10163,10 @@
       <w:color w:val="0F4761" w:themeColor="accent1" w:themeShade="BF"/>
     </w:rPr>
   </w:style>
-  <w:style w:type="character" w:customStyle="1" w:styleId="50">
-    <w:name w:val="Заголовок 5 Знак"/>
-    <w:basedOn w:val="a0"/>
-    <w:link w:val="5"/>
+  <w:style w:type="character" w:customStyle="1" w:styleId="Heading5Char">
+    <w:name w:val="Heading 5 Char"/>
+    <w:basedOn w:val="DefaultParagraphFont"/>
+    <w:link w:val="Heading5"/>
     <w:uiPriority w:val="9"/>
     <w:semiHidden/>
     <w:rsid w:val="00DB655B"/>
@@ -3023,10 +10175,10 @@
       <w:color w:val="0F4761" w:themeColor="accent1" w:themeShade="BF"/>
     </w:rPr>
   </w:style>
-  <w:style w:type="character" w:customStyle="1" w:styleId="60">
-    <w:name w:val="Заголовок 6 Знак"/>
-    <w:basedOn w:val="a0"/>
-    <w:link w:val="6"/>
+  <w:style w:type="character" w:customStyle="1" w:styleId="Heading6Char">
+    <w:name w:val="Heading 6 Char"/>
+    <w:basedOn w:val="DefaultParagraphFont"/>
+    <w:link w:val="Heading6"/>
     <w:uiPriority w:val="9"/>
     <w:semiHidden/>
     <w:rsid w:val="00DB655B"/>
@@ -3037,10 +10189,10 @@
       <w:color w:val="595959" w:themeColor="text1" w:themeTint="A6"/>
     </w:rPr>
   </w:style>
-  <w:style w:type="character" w:customStyle="1" w:styleId="70">
-    <w:name w:val="Заголовок 7 Знак"/>
-    <w:basedOn w:val="a0"/>
-    <w:link w:val="7"/>
+  <w:style w:type="character" w:customStyle="1" w:styleId="Heading7Char">
+    <w:name w:val="Heading 7 Char"/>
+    <w:basedOn w:val="DefaultParagraphFont"/>
+    <w:link w:val="Heading7"/>
     <w:uiPriority w:val="9"/>
     <w:semiHidden/>
     <w:rsid w:val="00DB655B"/>
@@ -3049,10 +10201,10 @@
       <w:color w:val="595959" w:themeColor="text1" w:themeTint="A6"/>
     </w:rPr>
   </w:style>
-  <w:style w:type="character" w:customStyle="1" w:styleId="80">
-    <w:name w:val="Заголовок 8 Знак"/>
-    <w:basedOn w:val="a0"/>
-    <w:link w:val="8"/>
+  <w:style w:type="character" w:customStyle="1" w:styleId="Heading8Char">
+    <w:name w:val="Heading 8 Char"/>
+    <w:basedOn w:val="DefaultParagraphFont"/>
+    <w:link w:val="Heading8"/>
     <w:uiPriority w:val="9"/>
     <w:semiHidden/>
     <w:rsid w:val="00DB655B"/>
@@ -3063,10 +10215,10 @@
       <w:color w:val="272727" w:themeColor="text1" w:themeTint="D8"/>
     </w:rPr>
   </w:style>
-  <w:style w:type="character" w:customStyle="1" w:styleId="90">
-    <w:name w:val="Заголовок 9 Знак"/>
-    <w:basedOn w:val="a0"/>
-    <w:link w:val="9"/>
+  <w:style w:type="character" w:customStyle="1" w:styleId="Heading9Char">
+    <w:name w:val="Heading 9 Char"/>
+    <w:basedOn w:val="DefaultParagraphFont"/>
+    <w:link w:val="Heading9"/>
     <w:uiPriority w:val="9"/>
     <w:semiHidden/>
     <w:rsid w:val="00DB655B"/>
@@ -3075,11 +10227,11 @@
       <w:color w:val="272727" w:themeColor="text1" w:themeTint="D8"/>
     </w:rPr>
   </w:style>
-  <w:style w:type="paragraph" w:styleId="a3">
+  <w:style w:type="paragraph" w:styleId="Title">
     <w:name w:val="Title"/>
-    <w:basedOn w:val="a"/>
-    <w:next w:val="a"/>
-    <w:link w:val="a4"/>
+    <w:basedOn w:val="Normal"/>
+    <w:next w:val="Normal"/>
+    <w:link w:val="TitleChar"/>
     <w:uiPriority w:val="10"/>
     <w:qFormat/>
     <w:rsid w:val="00DB655B"/>
@@ -3095,10 +10247,10 @@
       <w:szCs w:val="56"/>
     </w:rPr>
   </w:style>
-  <w:style w:type="character" w:customStyle="1" w:styleId="a4">
-    <w:name w:val="Заголовок Знак"/>
-    <w:basedOn w:val="a0"/>
-    <w:link w:val="a3"/>
+  <w:style w:type="character" w:customStyle="1" w:styleId="TitleChar">
+    <w:name w:val="Title Char"/>
+    <w:basedOn w:val="DefaultParagraphFont"/>
+    <w:link w:val="Title"/>
     <w:uiPriority w:val="10"/>
     <w:rsid w:val="00DB655B"/>
     <w:rPr>
@@ -3109,11 +10261,11 @@
       <w:szCs w:val="56"/>
     </w:rPr>
   </w:style>
-  <w:style w:type="paragraph" w:styleId="a5">
+  <w:style w:type="paragraph" w:styleId="Subtitle">
     <w:name w:val="Subtitle"/>
-    <w:basedOn w:val="a"/>
-    <w:next w:val="a"/>
-    <w:link w:val="a6"/>
+    <w:basedOn w:val="Normal"/>
+    <w:next w:val="Normal"/>
+    <w:link w:val="SubtitleChar"/>
     <w:uiPriority w:val="11"/>
     <w:qFormat/>
     <w:rsid w:val="00DB655B"/>
@@ -3130,10 +10282,10 @@
       <w:szCs w:val="28"/>
     </w:rPr>
   </w:style>
-  <w:style w:type="character" w:customStyle="1" w:styleId="a6">
-    <w:name w:val="Подзаголовок Знак"/>
-    <w:basedOn w:val="a0"/>
-    <w:link w:val="a5"/>
+  <w:style w:type="character" w:customStyle="1" w:styleId="SubtitleChar">
+    <w:name w:val="Subtitle Char"/>
+    <w:basedOn w:val="DefaultParagraphFont"/>
+    <w:link w:val="Subtitle"/>
     <w:uiPriority w:val="11"/>
     <w:rsid w:val="00DB655B"/>
     <w:rPr>
@@ -3144,11 +10296,11 @@
       <w:szCs w:val="28"/>
     </w:rPr>
   </w:style>
-  <w:style w:type="paragraph" w:styleId="21">
+  <w:style w:type="paragraph" w:styleId="Quote">
     <w:name w:val="Quote"/>
-    <w:basedOn w:val="a"/>
-    <w:next w:val="a"/>
-    <w:link w:val="22"/>
+    <w:basedOn w:val="Normal"/>
+    <w:next w:val="Normal"/>
+    <w:link w:val="QuoteChar"/>
     <w:uiPriority w:val="29"/>
     <w:qFormat/>
     <w:rsid w:val="00DB655B"/>
@@ -3162,10 +10314,10 @@
       <w:color w:val="404040" w:themeColor="text1" w:themeTint="BF"/>
     </w:rPr>
   </w:style>
-  <w:style w:type="character" w:customStyle="1" w:styleId="22">
-    <w:name w:val="Цитата 2 Знак"/>
-    <w:basedOn w:val="a0"/>
-    <w:link w:val="21"/>
+  <w:style w:type="character" w:customStyle="1" w:styleId="QuoteChar">
+    <w:name w:val="Quote Char"/>
+    <w:basedOn w:val="DefaultParagraphFont"/>
+    <w:link w:val="Quote"/>
     <w:uiPriority w:val="29"/>
     <w:rsid w:val="00DB655B"/>
     <w:rPr>
@@ -3174,9 +10326,9 @@
       <w:color w:val="404040" w:themeColor="text1" w:themeTint="BF"/>
     </w:rPr>
   </w:style>
-  <w:style w:type="paragraph" w:styleId="a7">
+  <w:style w:type="paragraph" w:styleId="ListParagraph">
     <w:name w:val="List Paragraph"/>
-    <w:basedOn w:val="a"/>
+    <w:basedOn w:val="Normal"/>
     <w:qFormat/>
     <w:rsid w:val="00DB655B"/>
     <w:pPr>
@@ -3184,9 +10336,9 @@
       <w:contextualSpacing/>
     </w:pPr>
   </w:style>
-  <w:style w:type="character" w:styleId="a8">
+  <w:style w:type="character" w:styleId="IntenseEmphasis">
     <w:name w:val="Intense Emphasis"/>
-    <w:basedOn w:val="a0"/>
+    <w:basedOn w:val="DefaultParagraphFont"/>
     <w:uiPriority w:val="21"/>
     <w:qFormat/>
     <w:rsid w:val="00DB655B"/>
@@ -3196,11 +10348,11 @@
       <w:color w:val="0F4761" w:themeColor="accent1" w:themeShade="BF"/>
     </w:rPr>
   </w:style>
-  <w:style w:type="paragraph" w:styleId="a9">
+  <w:style w:type="paragraph" w:styleId="IntenseQuote">
     <w:name w:val="Intense Quote"/>
-    <w:basedOn w:val="a"/>
-    <w:next w:val="a"/>
-    <w:link w:val="aa"/>
+    <w:basedOn w:val="Normal"/>
+    <w:next w:val="Normal"/>
+    <w:link w:val="IntenseQuoteChar"/>
     <w:uiPriority w:val="30"/>
     <w:qFormat/>
     <w:rsid w:val="00DB655B"/>
@@ -3219,10 +10371,10 @@
       <w:color w:val="0F4761" w:themeColor="accent1" w:themeShade="BF"/>
     </w:rPr>
   </w:style>
-  <w:style w:type="character" w:customStyle="1" w:styleId="aa">
-    <w:name w:val="Выделенная цитата Знак"/>
-    <w:basedOn w:val="a0"/>
-    <w:link w:val="a9"/>
+  <w:style w:type="character" w:customStyle="1" w:styleId="IntenseQuoteChar">
+    <w:name w:val="Intense Quote Char"/>
+    <w:basedOn w:val="DefaultParagraphFont"/>
+    <w:link w:val="IntenseQuote"/>
     <w:uiPriority w:val="30"/>
     <w:rsid w:val="00DB655B"/>
     <w:rPr>
@@ -3231,9 +10383,9 @@
       <w:color w:val="0F4761" w:themeColor="accent1" w:themeShade="BF"/>
     </w:rPr>
   </w:style>
-  <w:style w:type="character" w:styleId="ab">
+  <w:style w:type="character" w:styleId="IntenseReference">
     <w:name w:val="Intense Reference"/>
-    <w:basedOn w:val="a0"/>
+    <w:basedOn w:val="DefaultParagraphFont"/>
     <w:uiPriority w:val="32"/>
     <w:qFormat/>
     <w:rsid w:val="00DB655B"/>
@@ -3245,10 +10397,10 @@
       <w:spacing w:val="5"/>
     </w:rPr>
   </w:style>
-  <w:style w:type="paragraph" w:styleId="ac">
+  <w:style w:type="paragraph" w:styleId="BodyText">
     <w:name w:val="Body Text"/>
-    <w:basedOn w:val="a"/>
-    <w:link w:val="ad"/>
+    <w:basedOn w:val="Normal"/>
+    <w:link w:val="BodyTextChar"/>
     <w:rsid w:val="00B0320D"/>
     <w:pPr>
       <w:spacing w:after="0" w:line="240" w:lineRule="auto"/>
@@ -3262,10 +10414,10 @@
       <w:lang w:val="ru-RU" w:eastAsia="ru-RU"/>
     </w:rPr>
   </w:style>
-  <w:style w:type="character" w:customStyle="1" w:styleId="ad">
-    <w:name w:val="Основной текст Знак"/>
-    <w:basedOn w:val="a0"/>
-    <w:link w:val="ac"/>
+  <w:style w:type="character" w:customStyle="1" w:styleId="BodyTextChar">
+    <w:name w:val="Body Text Char"/>
+    <w:basedOn w:val="DefaultParagraphFont"/>
+    <w:link w:val="BodyText"/>
     <w:rsid w:val="00B0320D"/>
     <w:rPr>
       <w:rFonts w:ascii="Times New Roman" w:eastAsia="Times New Roman" w:hAnsi="Times New Roman" w:cs="Times New Roman"/>
@@ -3277,9 +10429,9 @@
       <w14:ligatures w14:val="none"/>
     </w:rPr>
   </w:style>
-  <w:style w:type="table" w:styleId="ae">
+  <w:style w:type="table" w:styleId="TableGrid">
     <w:name w:val="Table Grid"/>
-    <w:basedOn w:val="a1"/>
+    <w:basedOn w:val="TableNormal"/>
     <w:uiPriority w:val="39"/>
     <w:rsid w:val="00B0320D"/>
     <w:pPr>
@@ -3303,9 +10455,9 @@
       </w:tblBorders>
     </w:tblPr>
   </w:style>
-  <w:style w:type="character" w:styleId="af">
+  <w:style w:type="character" w:styleId="Hyperlink">
     <w:name w:val="Hyperlink"/>
-    <w:basedOn w:val="a0"/>
+    <w:basedOn w:val="DefaultParagraphFont"/>
     <w:uiPriority w:val="99"/>
     <w:unhideWhenUsed/>
     <w:rsid w:val="00B0320D"/>
@@ -3314,9 +10466,9 @@
       <w:u w:val="single"/>
     </w:rPr>
   </w:style>
-  <w:style w:type="character" w:styleId="af0">
+  <w:style w:type="character" w:customStyle="1" w:styleId="UnresolvedMention">
     <w:name w:val="Unresolved Mention"/>
-    <w:basedOn w:val="a0"/>
+    <w:basedOn w:val="DefaultParagraphFont"/>
     <w:uiPriority w:val="99"/>
     <w:semiHidden/>
     <w:unhideWhenUsed/>
@@ -3326,9 +10478,9 @@
       <w:shd w:val="clear" w:color="auto" w:fill="E1DFDD"/>
     </w:rPr>
   </w:style>
-  <w:style w:type="character" w:styleId="af1">
+  <w:style w:type="character" w:styleId="FollowedHyperlink">
     <w:name w:val="FollowedHyperlink"/>
-    <w:basedOn w:val="a0"/>
+    <w:basedOn w:val="DefaultParagraphFont"/>
     <w:uiPriority w:val="99"/>
     <w:semiHidden/>
     <w:unhideWhenUsed/>
@@ -3641,7 +10793,7 @@
 </file>
 
 <file path=customXml/itemProps1.xml><?xml version="1.0" encoding="utf-8"?>
-<ds:datastoreItem xmlns:ds="http://schemas.openxmlformats.org/officeDocument/2006/customXml" ds:itemID="{A4C273D9-1C99-4977-979E-1242F0D2B427}">
+<ds:datastoreItem xmlns:ds="http://schemas.openxmlformats.org/officeDocument/2006/customXml" ds:itemID="{B378972C-7132-411D-9F8D-A06F9AFC451B}">
   <ds:schemaRefs>
     <ds:schemaRef ds:uri="http://schemas.openxmlformats.org/officeDocument/2006/bibliography"/>
   </ds:schemaRefs>
